--- a/output/HSE_Observation_Register.docx
+++ b/output/HSE_Observation_Register.docx
@@ -1168,7 +1168,7 @@
                 <w:b/>
                 <w:sz w:val="18"/>
               </w:rPr>
-              <w:t>Date: 17/09/2026</w:t>
+              <w:t>Date: 19/09/2026</w:t>
             </w:r>
           </w:p>
         </w:tc>
@@ -2357,7 +2357,7 @@
                 <w:b/>
                 <w:sz w:val="18"/>
               </w:rPr>
-              <w:t>Date: 17/09/2026</w:t>
+              <w:t>Date: 19/09/2026</w:t>
             </w:r>
           </w:p>
         </w:tc>
@@ -3546,7 +3546,7 @@
                 <w:b/>
                 <w:sz w:val="18"/>
               </w:rPr>
-              <w:t>Date: 17/09/2026</w:t>
+              <w:t>Date: 19/09/2026</w:t>
             </w:r>
           </w:p>
         </w:tc>
@@ -4735,7 +4735,7 @@
                 <w:b/>
                 <w:sz w:val="18"/>
               </w:rPr>
-              <w:t>Date: 17/09/2026</w:t>
+              <w:t>Date: 19/09/2026</w:t>
             </w:r>
           </w:p>
         </w:tc>
@@ -5924,7 +5924,7 @@
                 <w:b/>
                 <w:sz w:val="18"/>
               </w:rPr>
-              <w:t>Date: 17/09/2026</w:t>
+              <w:t>Date: 19/09/2026</w:t>
             </w:r>
           </w:p>
         </w:tc>
@@ -7113,7 +7113,7 @@
                 <w:b/>
                 <w:sz w:val="18"/>
               </w:rPr>
-              <w:t>Date: 17/09/2026</w:t>
+              <w:t>Date: 19/09/2026</w:t>
             </w:r>
           </w:p>
         </w:tc>
@@ -8302,7 +8302,7 @@
                 <w:b/>
                 <w:sz w:val="18"/>
               </w:rPr>
-              <w:t>Date: 17/09/2026</w:t>
+              <w:t>Date: 19/09/2026</w:t>
             </w:r>
           </w:p>
         </w:tc>
@@ -9491,7 +9491,7 @@
                 <w:b/>
                 <w:sz w:val="18"/>
               </w:rPr>
-              <w:t>Date: 17/09/2026</w:t>
+              <w:t>Date: 19/09/2026</w:t>
             </w:r>
           </w:p>
         </w:tc>

--- a/output/HSE_Observation_Register.docx
+++ b/output/HSE_Observation_Register.docx
@@ -119,7 +119,7 @@
                 <w:b/>
                 <w:sz w:val="19"/>
               </w:rPr>
-              <w:t>29/08/2026</w:t>
+              <w:t>15/09/2026</w:t>
             </w:r>
           </w:p>
         </w:tc>
@@ -452,7 +452,7 @@
                 <w:rFonts w:ascii="Arial" w:hAnsi="Arial"/>
                 <w:sz w:val="17"/>
               </w:rPr>
-              <w:t>GOSP- 06</w:t>
+              <w:t>Substation 1</w:t>
             </w:r>
           </w:p>
         </w:tc>
@@ -477,7 +477,7 @@
                 <w:rFonts w:ascii="Arial" w:hAnsi="Arial"/>
                 <w:sz w:val="17"/>
               </w:rPr>
-              <w:t>Supervisor not using mandatory PPE (Helmet &amp; safety glasses) while supervising grinding work.</w:t>
+              <w:t>Damaged electrical cable</w:t>
             </w:r>
           </w:p>
         </w:tc>
@@ -502,7 +502,7 @@
                 <w:rFonts w:ascii="Arial" w:hAnsi="Arial"/>
                 <w:sz w:val="17"/>
               </w:rPr>
-              <w:t>The supervisor was instructed to always wear the mandatory helmet and safety glasses in the work area.</w:t>
+              <w:t>Replace cable immediately</w:t>
             </w:r>
           </w:p>
         </w:tc>
@@ -527,7 +527,7 @@
                 <w:rFonts w:ascii="Arial" w:hAnsi="Arial"/>
                 <w:sz w:val="17"/>
               </w:rPr>
-              <w:t>WPR/Foreman</w:t>
+              <w:t>John Doe</w:t>
             </w:r>
           </w:p>
         </w:tc>
@@ -552,7 +552,7 @@
                 <w:rFonts w:ascii="Arial" w:hAnsi="Arial"/>
                 <w:sz w:val="17"/>
               </w:rPr>
-              <w:t>29/08/2026</w:t>
+              <w:t>15/09/2026</w:t>
             </w:r>
           </w:p>
         </w:tc>
@@ -577,7 +577,7 @@
                 <w:rFonts w:ascii="Arial" w:hAnsi="Arial"/>
                 <w:sz w:val="17"/>
               </w:rPr>
-              <w:t>Major</w:t>
+              <w:t>Minor</w:t>
             </w:r>
           </w:p>
         </w:tc>
@@ -602,7 +602,7 @@
                 <w:rFonts w:ascii="Arial" w:hAnsi="Arial"/>
                 <w:sz w:val="17"/>
               </w:rPr>
-              <w:t>Closed</w:t>
+              <w:t>Open</w:t>
             </w:r>
           </w:p>
         </w:tc>
@@ -658,7 +658,7 @@
                 <w:rFonts w:ascii="Arial" w:hAnsi="Arial"/>
                 <w:sz w:val="17"/>
               </w:rPr>
-              <w:t>GOSP- 06</w:t>
+              <w:t>Storage Yard</w:t>
             </w:r>
           </w:p>
         </w:tc>
@@ -683,7 +683,7 @@
                 <w:rFonts w:ascii="Arial" w:hAnsi="Arial"/>
                 <w:sz w:val="17"/>
               </w:rPr>
-              <w:t>Hot work (cutting/grinding) area was not barricaded or protected with a fire blanket.</w:t>
+              <w:t>Missing fire extinguisher tag</w:t>
             </w:r>
           </w:p>
         </w:tc>
@@ -708,7 +708,7 @@
                 <w:rFonts w:ascii="Arial" w:hAnsi="Arial"/>
                 <w:sz w:val="17"/>
               </w:rPr>
-              <w:t>Instructed the Fire Watcher to properly cover the activity with a fire blanket and barricade the area.</w:t>
+              <w:t>Inspect and tag extinguisher</w:t>
             </w:r>
           </w:p>
         </w:tc>
@@ -733,7 +733,7 @@
                 <w:rFonts w:ascii="Arial" w:hAnsi="Arial"/>
                 <w:sz w:val="17"/>
               </w:rPr>
-              <w:t>Site Supervisor</w:t>
+              <w:t>Jane Smith</w:t>
             </w:r>
           </w:p>
         </w:tc>
@@ -758,7 +758,7 @@
                 <w:rFonts w:ascii="Arial" w:hAnsi="Arial"/>
                 <w:sz w:val="17"/>
               </w:rPr>
-              <w:t>29/08/2026</w:t>
+              <w:t>16/09/2026</w:t>
             </w:r>
           </w:p>
         </w:tc>
@@ -864,7 +864,7 @@
                 <w:rFonts w:ascii="Arial" w:hAnsi="Arial"/>
                 <w:sz w:val="17"/>
               </w:rPr>
-              <w:t>GOSP- 06</w:t>
+              <w:t>Pump House</w:t>
             </w:r>
           </w:p>
         </w:tc>
@@ -889,7 +889,7 @@
                 <w:rFonts w:ascii="Arial" w:hAnsi="Arial"/>
                 <w:sz w:val="17"/>
               </w:rPr>
-              <w:t>Helper was standing on an unsecured small metal piece while a fitter was grinding it, placing his foot in the line of fire.</w:t>
+              <w:t>Uncovered trench</w:t>
             </w:r>
           </w:p>
         </w:tc>
@@ -914,7 +914,7 @@
                 <w:rFonts w:ascii="Arial" w:hAnsi="Arial"/>
                 <w:sz w:val="17"/>
               </w:rPr>
-              <w:t>Instructed the Fitter and Helper to secure the workpiece with a proper tool (vise/clamp) and to avoid being in the line of fire.</w:t>
+              <w:t>Install barricade and cover</w:t>
             </w:r>
           </w:p>
         </w:tc>
@@ -939,7 +939,7 @@
                 <w:rFonts w:ascii="Arial" w:hAnsi="Arial"/>
                 <w:sz w:val="17"/>
               </w:rPr>
-              <w:t>Electrician</w:t>
+              <w:t>Bob Wilson</w:t>
             </w:r>
           </w:p>
         </w:tc>
@@ -964,7 +964,7 @@
                 <w:rFonts w:ascii="Arial" w:hAnsi="Arial"/>
                 <w:sz w:val="17"/>
               </w:rPr>
-              <w:t>29/08/2026</w:t>
+              <w:t>17/09/2026</w:t>
             </w:r>
           </w:p>
         </w:tc>
@@ -1014,7 +1014,7 @@
                 <w:rFonts w:ascii="Arial" w:hAnsi="Arial"/>
                 <w:sz w:val="17"/>
               </w:rPr>
-              <w:t>Closed</w:t>
+              <w:t>Open</w:t>
             </w:r>
           </w:p>
         </w:tc>
@@ -1067,7 +1067,7 @@
                 <w:b/>
                 <w:sz w:val="18"/>
               </w:rPr>
-              <w:t>Name: SHEMEER SHAMSUDE</w:t>
+              <w:t>Name: Officer Mike</w:t>
               <w:br/>
             </w:r>
             <w:r>
@@ -1075,7 +1075,7 @@
                 <w:b/>
                 <w:sz w:val="18"/>
               </w:rPr>
-              <w:t>Date: 29/08/2026</w:t>
+              <w:t>Date: 15/09/2026</w:t>
               <w:br/>
               <w:br/>
             </w:r>
@@ -1111,7 +1111,7 @@
                 <w:b/>
                 <w:sz w:val="18"/>
               </w:rPr>
-              <w:t>Status By: Engineer</w:t>
+              <w:t>Status By: Site Engineer</w:t>
               <w:br/>
             </w:r>
             <w:r>
@@ -1119,7 +1119,7 @@
                 <w:b/>
                 <w:sz w:val="18"/>
               </w:rPr>
-              <w:t>Name: ALAA ABDELGHANY</w:t>
+              <w:t>Name: John Doe</w:t>
               <w:br/>
             </w:r>
             <w:r>
@@ -1127,7 +1127,7 @@
                 <w:b/>
                 <w:sz w:val="18"/>
               </w:rPr>
-              <w:t>Date: 29/08/2026</w:t>
+              <w:t>Date: 15/09/2026</w:t>
             </w:r>
           </w:p>
         </w:tc>
@@ -1308,7 +1308,7 @@
                 <w:b/>
                 <w:sz w:val="19"/>
               </w:rPr>
-              <w:t>29/08/2026</w:t>
+              <w:t>18/09/2026</w:t>
             </w:r>
           </w:p>
         </w:tc>
@@ -1641,7 +1641,7 @@
                 <w:rFonts w:ascii="Arial" w:hAnsi="Arial"/>
                 <w:sz w:val="17"/>
               </w:rPr>
-              <w:t>GOSP - 05</w:t>
+              <w:t>Gate 2</w:t>
             </w:r>
           </w:p>
         </w:tc>
@@ -1666,7 +1666,7 @@
                 <w:rFonts w:ascii="Arial" w:hAnsi="Arial"/>
                 <w:sz w:val="17"/>
               </w:rPr>
-              <w:t>Protruding nails were not removed or bent from dismantled wooden boxes before disposal.</w:t>
+              <w:t>No safety helmet</w:t>
             </w:r>
           </w:p>
         </w:tc>
@@ -1691,7 +1691,7 @@
                 <w:rFonts w:ascii="Arial" w:hAnsi="Arial"/>
                 <w:sz w:val="17"/>
               </w:rPr>
-              <w:t>Workers were instructed to remove or bend all protruding nails from wood waste before disposal.</w:t>
+              <w:t>Provide PPE</w:t>
             </w:r>
           </w:p>
         </w:tc>
@@ -1716,7 +1716,7 @@
                 <w:rFonts w:ascii="Arial" w:hAnsi="Arial"/>
                 <w:sz w:val="17"/>
               </w:rPr>
-              <w:t>Site Engineer</w:t>
+              <w:t>Alice Brown</w:t>
             </w:r>
           </w:p>
         </w:tc>
@@ -1741,1608 +1741,7 @@
                 <w:rFonts w:ascii="Arial" w:hAnsi="Arial"/>
                 <w:sz w:val="17"/>
               </w:rPr>
-              <w:t>29/08/2026</w:t>
-            </w:r>
-          </w:p>
-        </w:tc>
-        <w:tc>
-          <w:tcPr>
-            <w:tcW w:type="dxa" w:w="936"/>
-            <w:tcMar>
-              <w:top w:w="100" w:type="dxa"/>
-              <w:bottom w:w="100" w:type="dxa"/>
-              <w:left w:w="90" w:type="dxa"/>
-              <w:right w:w="90" w:type="dxa"/>
-            </w:tcMar>
-            <w:vAlign w:val="center"/>
-          </w:tcPr>
-          <w:p>
-            <w:pPr>
-              <w:spacing w:before="0" w:after="0"/>
-              <w:jc w:val="center"/>
-            </w:pPr>
-            <w:r>
-              <w:rPr>
-                <w:rFonts w:ascii="Arial" w:hAnsi="Arial"/>
-                <w:sz w:val="17"/>
-              </w:rPr>
-              <w:t>Minor</w:t>
-            </w:r>
-          </w:p>
-        </w:tc>
-        <w:tc>
-          <w:tcPr>
-            <w:tcW w:type="dxa" w:w="936"/>
-            <w:tcMar>
-              <w:top w:w="100" w:type="dxa"/>
-              <w:bottom w:w="100" w:type="dxa"/>
-              <w:left w:w="90" w:type="dxa"/>
-              <w:right w:w="90" w:type="dxa"/>
-            </w:tcMar>
-            <w:vAlign w:val="center"/>
-          </w:tcPr>
-          <w:p>
-            <w:pPr>
-              <w:spacing w:before="0" w:after="0"/>
-              <w:jc w:val="center"/>
-            </w:pPr>
-            <w:r>
-              <w:rPr>
-                <w:rFonts w:ascii="Arial" w:hAnsi="Arial"/>
-                <w:sz w:val="17"/>
-              </w:rPr>
-              <w:t>Closed</w:t>
-            </w:r>
-          </w:p>
-        </w:tc>
-      </w:tr>
-      <w:tr>
-        <w:trPr>
-          <w:cantSplit/>
-          <w:trHeight w:val="1360" w:hRule="atLeast"/>
-        </w:trPr>
-        <w:tc>
-          <w:tcPr>
-            <w:tcW w:type="dxa" w:w="792"/>
-            <w:tcMar>
-              <w:top w:w="100" w:type="dxa"/>
-              <w:bottom w:w="100" w:type="dxa"/>
-              <w:left w:w="90" w:type="dxa"/>
-              <w:right w:w="90" w:type="dxa"/>
-            </w:tcMar>
-            <w:vAlign w:val="center"/>
-          </w:tcPr>
-          <w:p>
-            <w:pPr>
-              <w:spacing w:before="0" w:after="0"/>
-              <w:jc w:val="center"/>
-            </w:pPr>
-            <w:r>
-              <w:rPr>
-                <w:rFonts w:ascii="Arial" w:hAnsi="Arial"/>
-                <w:sz w:val="17"/>
-              </w:rPr>
-              <w:t>5</w:t>
-            </w:r>
-          </w:p>
-        </w:tc>
-        <w:tc>
-          <w:tcPr>
-            <w:tcW w:type="dxa" w:w="1728"/>
-            <w:tcMar>
-              <w:top w:w="100" w:type="dxa"/>
-              <w:bottom w:w="100" w:type="dxa"/>
-              <w:left w:w="90" w:type="dxa"/>
-              <w:right w:w="90" w:type="dxa"/>
-            </w:tcMar>
-            <w:vAlign w:val="center"/>
-          </w:tcPr>
-          <w:p>
-            <w:pPr>
-              <w:spacing w:before="0" w:after="0"/>
-              <w:jc w:val="center"/>
-            </w:pPr>
-            <w:r>
-              <w:rPr>
-                <w:rFonts w:ascii="Arial" w:hAnsi="Arial"/>
-                <w:sz w:val="17"/>
-              </w:rPr>
-              <w:t>GOSP - 05</w:t>
-            </w:r>
-          </w:p>
-        </w:tc>
-        <w:tc>
-          <w:tcPr>
-            <w:tcW w:type="dxa" w:w="4104"/>
-            <w:tcMar>
-              <w:top w:w="100" w:type="dxa"/>
-              <w:bottom w:w="100" w:type="dxa"/>
-              <w:left w:w="90" w:type="dxa"/>
-              <w:right w:w="90" w:type="dxa"/>
-            </w:tcMar>
-            <w:vAlign w:val="center"/>
-          </w:tcPr>
-          <w:p>
-            <w:pPr>
-              <w:spacing w:before="0" w:after="0"/>
-              <w:jc w:val="left"/>
-            </w:pPr>
-            <w:r>
-              <w:rPr>
-                <w:rFonts w:ascii="Arial" w:hAnsi="Arial"/>
-                <w:sz w:val="17"/>
-              </w:rPr>
-              <w:t>A portable water tank was found unattended at the workplace.</w:t>
-            </w:r>
-          </w:p>
-        </w:tc>
-        <w:tc>
-          <w:tcPr>
-            <w:tcW w:type="dxa" w:w="4104"/>
-            <w:tcMar>
-              <w:top w:w="100" w:type="dxa"/>
-              <w:bottom w:w="100" w:type="dxa"/>
-              <w:left w:w="90" w:type="dxa"/>
-              <w:right w:w="90" w:type="dxa"/>
-            </w:tcMar>
-            <w:vAlign w:val="center"/>
-          </w:tcPr>
-          <w:p>
-            <w:pPr>
-              <w:spacing w:before="0" w:after="0"/>
-              <w:jc w:val="left"/>
-            </w:pPr>
-            <w:r>
-              <w:rPr>
-                <w:rFonts w:ascii="Arial" w:hAnsi="Arial"/>
-                <w:sz w:val="17"/>
-              </w:rPr>
-              <w:t>The unattended water tank was removed from the workplace.</w:t>
-            </w:r>
-          </w:p>
-        </w:tc>
-        <w:tc>
-          <w:tcPr>
-            <w:tcW w:type="dxa" w:w="1656"/>
-            <w:tcMar>
-              <w:top w:w="100" w:type="dxa"/>
-              <w:bottom w:w="100" w:type="dxa"/>
-              <w:left w:w="90" w:type="dxa"/>
-              <w:right w:w="90" w:type="dxa"/>
-            </w:tcMar>
-            <w:vAlign w:val="center"/>
-          </w:tcPr>
-          <w:p>
-            <w:pPr>
-              <w:spacing w:before="0" w:after="0"/>
-              <w:jc w:val="center"/>
-            </w:pPr>
-            <w:r>
-              <w:rPr>
-                <w:rFonts w:ascii="Arial" w:hAnsi="Arial"/>
-                <w:sz w:val="17"/>
-              </w:rPr>
-              <w:t>Mechanical Engineer</w:t>
-            </w:r>
-          </w:p>
-        </w:tc>
-        <w:tc>
-          <w:tcPr>
-            <w:tcW w:type="dxa" w:w="1224"/>
-            <w:tcMar>
-              <w:top w:w="100" w:type="dxa"/>
-              <w:bottom w:w="100" w:type="dxa"/>
-              <w:left w:w="90" w:type="dxa"/>
-              <w:right w:w="90" w:type="dxa"/>
-            </w:tcMar>
-            <w:vAlign w:val="center"/>
-          </w:tcPr>
-          <w:p>
-            <w:pPr>
-              <w:spacing w:before="0" w:after="0"/>
-              <w:jc w:val="center"/>
-            </w:pPr>
-            <w:r>
-              <w:rPr>
-                <w:rFonts w:ascii="Arial" w:hAnsi="Arial"/>
-                <w:sz w:val="17"/>
-              </w:rPr>
-              <w:t>29/08/2026</w:t>
-            </w:r>
-          </w:p>
-        </w:tc>
-        <w:tc>
-          <w:tcPr>
-            <w:tcW w:type="dxa" w:w="936"/>
-            <w:tcMar>
-              <w:top w:w="100" w:type="dxa"/>
-              <w:bottom w:w="100" w:type="dxa"/>
-              <w:left w:w="90" w:type="dxa"/>
-              <w:right w:w="90" w:type="dxa"/>
-            </w:tcMar>
-            <w:vAlign w:val="center"/>
-          </w:tcPr>
-          <w:p>
-            <w:pPr>
-              <w:spacing w:before="0" w:after="0"/>
-              <w:jc w:val="center"/>
-            </w:pPr>
-            <w:r>
-              <w:rPr>
-                <w:rFonts w:ascii="Arial" w:hAnsi="Arial"/>
-                <w:sz w:val="17"/>
-              </w:rPr>
-              <w:t>Minor</w:t>
-            </w:r>
-          </w:p>
-        </w:tc>
-        <w:tc>
-          <w:tcPr>
-            <w:tcW w:type="dxa" w:w="936"/>
-            <w:tcMar>
-              <w:top w:w="100" w:type="dxa"/>
-              <w:bottom w:w="100" w:type="dxa"/>
-              <w:left w:w="90" w:type="dxa"/>
-              <w:right w:w="90" w:type="dxa"/>
-            </w:tcMar>
-            <w:vAlign w:val="center"/>
-          </w:tcPr>
-          <w:p>
-            <w:pPr>
-              <w:spacing w:before="0" w:after="0"/>
-              <w:jc w:val="center"/>
-            </w:pPr>
-            <w:r>
-              <w:rPr>
-                <w:rFonts w:ascii="Arial" w:hAnsi="Arial"/>
-                <w:sz w:val="17"/>
-              </w:rPr>
-              <w:t>Closed</w:t>
-            </w:r>
-          </w:p>
-        </w:tc>
-      </w:tr>
-      <w:tr>
-        <w:trPr>
-          <w:cantSplit/>
-          <w:trHeight w:val="1360" w:hRule="atLeast"/>
-        </w:trPr>
-        <w:tc>
-          <w:tcPr>
-            <w:tcW w:type="dxa" w:w="792"/>
-            <w:tcMar>
-              <w:top w:w="100" w:type="dxa"/>
-              <w:bottom w:w="100" w:type="dxa"/>
-              <w:left w:w="90" w:type="dxa"/>
-              <w:right w:w="90" w:type="dxa"/>
-            </w:tcMar>
-            <w:vAlign w:val="center"/>
-          </w:tcPr>
-          <w:p>
-            <w:pPr>
-              <w:spacing w:before="0" w:after="0"/>
-              <w:jc w:val="center"/>
-            </w:pPr>
-            <w:r>
-              <w:rPr>
-                <w:rFonts w:ascii="Arial" w:hAnsi="Arial"/>
-                <w:sz w:val="17"/>
-              </w:rPr>
-              <w:t>6</w:t>
-            </w:r>
-          </w:p>
-        </w:tc>
-        <w:tc>
-          <w:tcPr>
-            <w:tcW w:type="dxa" w:w="1728"/>
-            <w:tcMar>
-              <w:top w:w="100" w:type="dxa"/>
-              <w:bottom w:w="100" w:type="dxa"/>
-              <w:left w:w="90" w:type="dxa"/>
-              <w:right w:w="90" w:type="dxa"/>
-            </w:tcMar>
-            <w:vAlign w:val="center"/>
-          </w:tcPr>
-          <w:p>
-            <w:pPr>
-              <w:spacing w:before="0" w:after="0"/>
-              <w:jc w:val="center"/>
-            </w:pPr>
-            <w:r>
-              <w:rPr>
-                <w:rFonts w:ascii="Arial" w:hAnsi="Arial"/>
-                <w:sz w:val="17"/>
-              </w:rPr>
-              <w:t>GOSP - 05</w:t>
-            </w:r>
-          </w:p>
-        </w:tc>
-        <w:tc>
-          <w:tcPr>
-            <w:tcW w:type="dxa" w:w="4104"/>
-            <w:tcMar>
-              <w:top w:w="100" w:type="dxa"/>
-              <w:bottom w:w="100" w:type="dxa"/>
-              <w:left w:w="90" w:type="dxa"/>
-              <w:right w:w="90" w:type="dxa"/>
-            </w:tcMar>
-            <w:vAlign w:val="center"/>
-          </w:tcPr>
-          <w:p>
-            <w:pPr>
-              <w:spacing w:before="0" w:after="0"/>
-              <w:jc w:val="left"/>
-            </w:pPr>
-            <w:r>
-              <w:rPr>
-                <w:rFonts w:ascii="Arial" w:hAnsi="Arial"/>
-                <w:sz w:val="17"/>
-              </w:rPr>
-              <w:t>During chipping activity, the designated Fire Watcher was absent from his post.</w:t>
-            </w:r>
-          </w:p>
-        </w:tc>
-        <w:tc>
-          <w:tcPr>
-            <w:tcW w:type="dxa" w:w="4104"/>
-            <w:tcMar>
-              <w:top w:w="100" w:type="dxa"/>
-              <w:bottom w:w="100" w:type="dxa"/>
-              <w:left w:w="90" w:type="dxa"/>
-              <w:right w:w="90" w:type="dxa"/>
-            </w:tcMar>
-            <w:vAlign w:val="center"/>
-          </w:tcPr>
-          <w:p>
-            <w:pPr>
-              <w:spacing w:before="0" w:after="0"/>
-              <w:jc w:val="left"/>
-            </w:pPr>
-            <w:r>
-              <w:rPr>
-                <w:rFonts w:ascii="Arial" w:hAnsi="Arial"/>
-                <w:sz w:val="17"/>
-              </w:rPr>
-              <w:t>The Fire Watcher was instructed to remain at the hot work location and continuously monitor the activity.</w:t>
-            </w:r>
-          </w:p>
-        </w:tc>
-        <w:tc>
-          <w:tcPr>
-            <w:tcW w:type="dxa" w:w="1656"/>
-            <w:tcMar>
-              <w:top w:w="100" w:type="dxa"/>
-              <w:bottom w:w="100" w:type="dxa"/>
-              <w:left w:w="90" w:type="dxa"/>
-              <w:right w:w="90" w:type="dxa"/>
-            </w:tcMar>
-            <w:vAlign w:val="center"/>
-          </w:tcPr>
-          <w:p>
-            <w:pPr>
-              <w:spacing w:before="0" w:after="0"/>
-              <w:jc w:val="center"/>
-            </w:pPr>
-            <w:r>
-              <w:rPr>
-                <w:rFonts w:ascii="Arial" w:hAnsi="Arial"/>
-                <w:sz w:val="17"/>
-              </w:rPr>
-              <w:t>Civil Engineer</w:t>
-            </w:r>
-          </w:p>
-        </w:tc>
-        <w:tc>
-          <w:tcPr>
-            <w:tcW w:type="dxa" w:w="1224"/>
-            <w:tcMar>
-              <w:top w:w="100" w:type="dxa"/>
-              <w:bottom w:w="100" w:type="dxa"/>
-              <w:left w:w="90" w:type="dxa"/>
-              <w:right w:w="90" w:type="dxa"/>
-            </w:tcMar>
-            <w:vAlign w:val="center"/>
-          </w:tcPr>
-          <w:p>
-            <w:pPr>
-              <w:spacing w:before="0" w:after="0"/>
-              <w:jc w:val="center"/>
-            </w:pPr>
-            <w:r>
-              <w:rPr>
-                <w:rFonts w:ascii="Arial" w:hAnsi="Arial"/>
-                <w:sz w:val="17"/>
-              </w:rPr>
-              <w:t>29/08/2026</w:t>
-            </w:r>
-          </w:p>
-        </w:tc>
-        <w:tc>
-          <w:tcPr>
-            <w:tcW w:type="dxa" w:w="936"/>
-            <w:tcMar>
-              <w:top w:w="100" w:type="dxa"/>
-              <w:bottom w:w="100" w:type="dxa"/>
-              <w:left w:w="90" w:type="dxa"/>
-              <w:right w:w="90" w:type="dxa"/>
-            </w:tcMar>
-            <w:vAlign w:val="center"/>
-          </w:tcPr>
-          <w:p>
-            <w:pPr>
-              <w:spacing w:before="0" w:after="0"/>
-              <w:jc w:val="center"/>
-            </w:pPr>
-            <w:r>
-              <w:rPr>
-                <w:rFonts w:ascii="Arial" w:hAnsi="Arial"/>
-                <w:sz w:val="17"/>
-              </w:rPr>
-              <w:t>Major</w:t>
-            </w:r>
-          </w:p>
-        </w:tc>
-        <w:tc>
-          <w:tcPr>
-            <w:tcW w:type="dxa" w:w="936"/>
-            <w:tcMar>
-              <w:top w:w="100" w:type="dxa"/>
-              <w:bottom w:w="100" w:type="dxa"/>
-              <w:left w:w="90" w:type="dxa"/>
-              <w:right w:w="90" w:type="dxa"/>
-            </w:tcMar>
-            <w:vAlign w:val="center"/>
-          </w:tcPr>
-          <w:p>
-            <w:pPr>
-              <w:spacing w:before="0" w:after="0"/>
-              <w:jc w:val="center"/>
-            </w:pPr>
-            <w:r>
-              <w:rPr>
-                <w:rFonts w:ascii="Arial" w:hAnsi="Arial"/>
-                <w:sz w:val="17"/>
-              </w:rPr>
-              <w:t>Closed</w:t>
-            </w:r>
-          </w:p>
-        </w:tc>
-      </w:tr>
-    </w:tbl>
-    <w:p>
-      <w:pPr>
-        <w:spacing w:before="160" w:after="40"/>
-      </w:pPr>
-    </w:p>
-    <w:tbl>
-      <w:tblPr>
-        <w:tblW w:type="auto" w:w="0"/>
-        <w:jc w:val="center"/>
-        <w:tblLayout w:type="fixed"/>
-        <w:tblLook w:firstColumn="1" w:firstRow="1" w:lastColumn="0" w:lastRow="0" w:noHBand="0" w:noVBand="1" w:val="04A0"/>
-      </w:tblPr>
-      <w:tblGrid>
-        <w:gridCol w:w="5181"/>
-        <w:gridCol w:w="5181"/>
-        <w:gridCol w:w="5181"/>
-      </w:tblGrid>
-      <w:tr>
-        <w:tc>
-          <w:tcPr>
-            <w:tcW w:type="dxa" w:w="5256"/>
-          </w:tcPr>
-          <w:p>
-            <w:pPr>
-              <w:spacing w:before="0" w:after="40"/>
-            </w:pPr>
-            <w:r>
-              <w:rPr>
-                <w:b/>
-                <w:color w:val="000000"/>
-              </w:rPr>
-              <w:t>_____________________________</w:t>
-              <w:br/>
-            </w:r>
-            <w:r>
-              <w:rPr>
-                <w:b/>
-                <w:sz w:val="18"/>
-              </w:rPr>
-              <w:t>Observed By: Safety officer</w:t>
-              <w:br/>
-            </w:r>
-            <w:r>
-              <w:rPr>
-                <w:b/>
-                <w:sz w:val="18"/>
-              </w:rPr>
-              <w:t>Name: MOHAMED AARIF</w:t>
-              <w:br/>
-            </w:r>
-            <w:r>
-              <w:rPr>
-                <w:b/>
-                <w:sz w:val="18"/>
-              </w:rPr>
-              <w:t>Date: 29/08/2026</w:t>
-              <w:br/>
-              <w:br/>
-            </w:r>
-            <w:r>
-              <w:rPr>
-                <w:i/>
-                <w:sz w:val="16"/>
-              </w:rPr>
-              <w:t>*Note: Type  – Minor &amp; Major</w:t>
-              <w:br/>
-              <w:t xml:space="preserve">         Status – Open &amp; Closed</w:t>
-            </w:r>
-          </w:p>
-        </w:tc>
-        <w:tc>
-          <w:tcPr>
-            <w:tcW w:type="dxa" w:w="5112"/>
-          </w:tcPr>
-          <w:p>
-            <w:pPr>
-              <w:spacing w:before="0" w:after="40"/>
-            </w:pPr>
-            <w:r>
-              <w:rPr>
-                <w:b/>
-                <w:color w:val="000000"/>
-              </w:rPr>
-              <w:t>_____________________________</w:t>
-              <w:br/>
-            </w:r>
-            <w:r>
-              <w:rPr>
-                <w:b/>
-                <w:sz w:val="18"/>
-              </w:rPr>
-              <w:t>Status By: Engineer</w:t>
-              <w:br/>
-            </w:r>
-            <w:r>
-              <w:rPr>
-                <w:b/>
-                <w:sz w:val="18"/>
-              </w:rPr>
-              <w:t>Name: AL MOATASEMBELLAH</w:t>
-              <w:br/>
-            </w:r>
-            <w:r>
-              <w:rPr>
-                <w:b/>
-                <w:sz w:val="18"/>
-              </w:rPr>
-              <w:t>Date: 29/08/2026</w:t>
-            </w:r>
-          </w:p>
-        </w:tc>
-        <w:tc>
-          <w:tcPr>
-            <w:tcW w:type="dxa" w:w="5112"/>
-          </w:tcPr>
-          <w:p>
-            <w:pPr>
-              <w:spacing w:before="0" w:after="40"/>
-            </w:pPr>
-            <w:r>
-              <w:rPr>
-                <w:b/>
-                <w:color w:val="000000"/>
-              </w:rPr>
-              <w:t>_____________________________</w:t>
-              <w:br/>
-            </w:r>
-            <w:r>
-              <w:rPr>
-                <w:b/>
-                <w:sz w:val="18"/>
-              </w:rPr>
-              <w:t>Reviewed By: Project Manager</w:t>
-              <w:br/>
-            </w:r>
-            <w:r>
-              <w:rPr>
-                <w:b/>
-                <w:sz w:val="18"/>
-              </w:rPr>
-              <w:t>Name: AHMED GHALWASH</w:t>
-              <w:br/>
-            </w:r>
-            <w:r>
-              <w:rPr>
-                <w:b/>
-                <w:sz w:val="18"/>
-              </w:rPr>
-              <w:t>Date: 19/09/2026</w:t>
-            </w:r>
-          </w:p>
-        </w:tc>
-      </w:tr>
-    </w:tbl>
-    <w:p>
-      <w:pPr>
-        <w:spacing w:before="240" w:after="0"/>
-      </w:pPr>
-      <w:r>
-        <w:rPr>
-          <w:color w:val="505050"/>
-          <w:sz w:val="15"/>
-        </w:rPr>
-        <w:t>EWI 107 Att.2 Rev.1 04 Sep. 2019</w:t>
-      </w:r>
-    </w:p>
-    <w:p>
-      <w:r>
-        <w:br w:type="page"/>
-      </w:r>
-    </w:p>
-    <w:p>
-      <w:pPr>
-        <w:spacing w:before="0" w:after="40"/>
-      </w:pPr>
-      <w:r>
-        <w:rPr>
-          <w:rFonts w:ascii="Arial" w:hAnsi="Arial"/>
-          <w:b/>
-          <w:sz w:val="26"/>
-        </w:rPr>
-        <w:t>HEISCO</w:t>
-      </w:r>
-    </w:p>
-    <w:tbl>
-      <w:tblPr>
-        <w:tblW w:type="auto" w:w="0"/>
-        <w:jc w:val="center"/>
-        <w:tblLayout w:type="fixed"/>
-        <w:tblLook w:firstColumn="1" w:firstRow="1" w:lastColumn="0" w:lastRow="0" w:noHBand="0" w:noVBand="1" w:val="04A0"/>
-        <w:tblBorders>
-          <w:top w:val="single" w:sz="6" w:space="0" w:color="000000"/>
-          <w:bottom w:val="single" w:sz="6" w:space="0" w:color="000000"/>
-          <w:left w:val="single" w:sz="6" w:space="0" w:color="000000"/>
-          <w:right w:val="single" w:sz="6" w:space="0" w:color="000000"/>
-          <w:insideH w:val="single" w:sz="6" w:space="0" w:color="000000"/>
-          <w:insideV w:val="single" w:sz="6" w:space="0" w:color="000000"/>
-        </w:tblBorders>
-      </w:tblPr>
-      <w:tblGrid>
-        <w:gridCol w:w="15542"/>
-      </w:tblGrid>
-      <w:tr>
-        <w:tc>
-          <w:tcPr>
-            <w:tcW w:type="dxa" w:w="15480"/>
-            <w:shd w:fill="E2EFDA"/>
-            <w:tcMar>
-              <w:top w:w="60" w:type="dxa"/>
-              <w:bottom w:w="60" w:type="dxa"/>
-              <w:left w:w="100" w:type="dxa"/>
-              <w:right w:w="100" w:type="dxa"/>
-            </w:tcMar>
-          </w:tcPr>
-          <w:p>
-            <w:pPr>
-              <w:spacing w:before="40" w:after="40"/>
-              <w:jc w:val="center"/>
-            </w:pPr>
-            <w:r>
-              <w:rPr>
-                <w:rFonts w:ascii="Arial" w:hAnsi="Arial"/>
-                <w:b/>
-                <w:sz w:val="22"/>
-              </w:rPr>
-              <w:t>HSE OBSERVATION REGISTER</w:t>
-            </w:r>
-          </w:p>
-        </w:tc>
-      </w:tr>
-    </w:tbl>
-    <w:tbl>
-      <w:tblPr>
-        <w:tblW w:type="auto" w:w="0"/>
-        <w:jc w:val="center"/>
-        <w:tblLayout w:type="fixed"/>
-        <w:tblLook w:firstColumn="1" w:firstRow="1" w:lastColumn="0" w:lastRow="0" w:noHBand="0" w:noVBand="1" w:val="04A0"/>
-      </w:tblPr>
-      <w:tblGrid>
-        <w:gridCol w:w="7771"/>
-        <w:gridCol w:w="7771"/>
-      </w:tblGrid>
-      <w:tr>
-        <w:tc>
-          <w:tcPr>
-            <w:tcW w:type="dxa" w:w="10800"/>
-          </w:tcPr>
-          <w:p>
-            <w:pPr>
-              <w:spacing w:before="60" w:after="20"/>
-            </w:pPr>
-            <w:r>
-              <w:rPr>
-                <w:b/>
-                <w:sz w:val="19"/>
-              </w:rPr>
-              <w:t xml:space="preserve">Ref No: </w:t>
-            </w:r>
-            <w:r>
-              <w:rPr>
-                <w:b/>
-                <w:sz w:val="19"/>
-              </w:rPr>
-              <w:t>433001/HSE-OR/03/2026</w:t>
-            </w:r>
-          </w:p>
-        </w:tc>
-        <w:tc>
-          <w:tcPr>
-            <w:tcW w:type="dxa" w:w="4680"/>
-          </w:tcPr>
-          <w:p>
-            <w:pPr>
-              <w:spacing w:before="60" w:after="20"/>
-              <w:jc w:val="right"/>
-            </w:pPr>
-            <w:r>
-              <w:rPr>
-                <w:b/>
-                <w:sz w:val="19"/>
-              </w:rPr>
-              <w:t xml:space="preserve">Date: </w:t>
-            </w:r>
-            <w:r>
-              <w:rPr>
-                <w:b/>
-                <w:sz w:val="19"/>
-              </w:rPr>
-              <w:t>29/08/2026</w:t>
-            </w:r>
-          </w:p>
-        </w:tc>
-      </w:tr>
-      <w:tr>
-        <w:tc>
-          <w:tcPr>
-            <w:tcW w:type="dxa" w:w="15542"/>
-            <w:gridSpan w:val="2"/>
-          </w:tcPr>
-          <w:p>
-            <w:pPr>
-              <w:spacing w:before="20" w:after="80"/>
-            </w:pPr>
-            <w:r>
-              <w:rPr>
-                <w:b/>
-                <w:sz w:val="19"/>
-              </w:rPr>
-              <w:t xml:space="preserve">CC Name: </w:t>
-            </w:r>
-            <w:r>
-              <w:rPr>
-                <w:b/>
-                <w:sz w:val="19"/>
-              </w:rPr>
-              <w:t>DEBOTTLENECK PRODUCTION FACILITIES ABQAIQ BI NO. 10-10303</w:t>
-            </w:r>
-          </w:p>
-        </w:tc>
-      </w:tr>
-    </w:tbl>
-    <w:tbl>
-      <w:tblPr>
-        <w:tblW w:type="auto" w:w="0"/>
-        <w:jc w:val="center"/>
-        <w:tblLayout w:type="fixed"/>
-        <w:tblLook w:firstColumn="1" w:firstRow="1" w:lastColumn="0" w:lastRow="0" w:noHBand="0" w:noVBand="1" w:val="04A0"/>
-        <w:tblBorders>
-          <w:top w:val="single" w:sz="4" w:space="0" w:color="000000"/>
-          <w:bottom w:val="single" w:sz="4" w:space="0" w:color="000000"/>
-          <w:left w:val="single" w:sz="4" w:space="0" w:color="000000"/>
-          <w:right w:val="single" w:sz="4" w:space="0" w:color="000000"/>
-          <w:insideH w:val="single" w:sz="4" w:space="0" w:color="000000"/>
-          <w:insideV w:val="single" w:sz="4" w:space="0" w:color="000000"/>
-        </w:tblBorders>
-      </w:tblPr>
-      <w:tblGrid>
-        <w:gridCol w:w="1943"/>
-        <w:gridCol w:w="1943"/>
-        <w:gridCol w:w="1943"/>
-        <w:gridCol w:w="1943"/>
-        <w:gridCol w:w="1943"/>
-        <w:gridCol w:w="1943"/>
-        <w:gridCol w:w="1943"/>
-        <w:gridCol w:w="1943"/>
-      </w:tblGrid>
-      <w:tr>
-        <w:trPr>
-          <w:cantSplit/>
-          <w:trHeight w:val="480" w:hRule="atLeast"/>
-        </w:trPr>
-        <w:tc>
-          <w:tcPr>
-            <w:tcW w:type="dxa" w:w="792"/>
-            <w:shd w:fill="E2EFDA"/>
-            <w:tcMar>
-              <w:top w:w="80" w:type="dxa"/>
-              <w:bottom w:w="80" w:type="dxa"/>
-              <w:left w:w="60" w:type="dxa"/>
-              <w:right w:w="60" w:type="dxa"/>
-            </w:tcMar>
-            <w:vAlign w:val="center"/>
-          </w:tcPr>
-          <w:p>
-            <w:pPr>
-              <w:spacing w:before="0" w:after="0"/>
-              <w:jc w:val="center"/>
-            </w:pPr>
-            <w:r>
-              <w:rPr>
-                <w:rFonts w:ascii="Arial" w:hAnsi="Arial"/>
-                <w:b/>
-                <w:sz w:val="17"/>
-              </w:rPr>
-              <w:t>NO:</w:t>
-            </w:r>
-          </w:p>
-        </w:tc>
-        <w:tc>
-          <w:tcPr>
-            <w:tcW w:type="dxa" w:w="1728"/>
-            <w:shd w:fill="E2EFDA"/>
-            <w:tcMar>
-              <w:top w:w="80" w:type="dxa"/>
-              <w:bottom w:w="80" w:type="dxa"/>
-              <w:left w:w="60" w:type="dxa"/>
-              <w:right w:w="60" w:type="dxa"/>
-            </w:tcMar>
-            <w:vAlign w:val="center"/>
-          </w:tcPr>
-          <w:p>
-            <w:pPr>
-              <w:spacing w:before="0" w:after="0"/>
-              <w:jc w:val="center"/>
-            </w:pPr>
-            <w:r>
-              <w:rPr>
-                <w:rFonts w:ascii="Arial" w:hAnsi="Arial"/>
-                <w:b/>
-                <w:sz w:val="17"/>
-              </w:rPr>
-              <w:t>LOCATION</w:t>
-            </w:r>
-          </w:p>
-        </w:tc>
-        <w:tc>
-          <w:tcPr>
-            <w:tcW w:type="dxa" w:w="4104"/>
-            <w:shd w:fill="E2EFDA"/>
-            <w:tcMar>
-              <w:top w:w="80" w:type="dxa"/>
-              <w:bottom w:w="80" w:type="dxa"/>
-              <w:left w:w="60" w:type="dxa"/>
-              <w:right w:w="60" w:type="dxa"/>
-            </w:tcMar>
-            <w:vAlign w:val="center"/>
-          </w:tcPr>
-          <w:p>
-            <w:pPr>
-              <w:spacing w:before="0" w:after="0"/>
-              <w:jc w:val="center"/>
-            </w:pPr>
-            <w:r>
-              <w:rPr>
-                <w:rFonts w:ascii="Arial" w:hAnsi="Arial"/>
-                <w:b/>
-                <w:sz w:val="17"/>
-              </w:rPr>
-              <w:t>OBSERVATION</w:t>
-            </w:r>
-          </w:p>
-        </w:tc>
-        <w:tc>
-          <w:tcPr>
-            <w:tcW w:type="dxa" w:w="4104"/>
-            <w:shd w:fill="E2EFDA"/>
-            <w:tcMar>
-              <w:top w:w="80" w:type="dxa"/>
-              <w:bottom w:w="80" w:type="dxa"/>
-              <w:left w:w="60" w:type="dxa"/>
-              <w:right w:w="60" w:type="dxa"/>
-            </w:tcMar>
-            <w:vAlign w:val="center"/>
-          </w:tcPr>
-          <w:p>
-            <w:pPr>
-              <w:spacing w:before="0" w:after="0"/>
-              <w:jc w:val="center"/>
-            </w:pPr>
-            <w:r>
-              <w:rPr>
-                <w:rFonts w:ascii="Arial" w:hAnsi="Arial"/>
-                <w:b/>
-                <w:sz w:val="17"/>
-              </w:rPr>
-              <w:t>RECOMMENDATION</w:t>
-            </w:r>
-          </w:p>
-        </w:tc>
-        <w:tc>
-          <w:tcPr>
-            <w:tcW w:type="dxa" w:w="1656"/>
-            <w:shd w:fill="E2EFDA"/>
-            <w:tcMar>
-              <w:top w:w="80" w:type="dxa"/>
-              <w:bottom w:w="80" w:type="dxa"/>
-              <w:left w:w="60" w:type="dxa"/>
-              <w:right w:w="60" w:type="dxa"/>
-            </w:tcMar>
-            <w:vAlign w:val="center"/>
-          </w:tcPr>
-          <w:p>
-            <w:pPr>
-              <w:spacing w:before="0" w:after="0"/>
-              <w:jc w:val="center"/>
-            </w:pPr>
-            <w:r>
-              <w:rPr>
-                <w:rFonts w:ascii="Arial" w:hAnsi="Arial"/>
-                <w:b/>
-                <w:sz w:val="17"/>
-              </w:rPr>
-              <w:t>RESPONSIBLE</w:t>
-              <w:br/>
-              <w:t>ENTITY</w:t>
-            </w:r>
-          </w:p>
-        </w:tc>
-        <w:tc>
-          <w:tcPr>
-            <w:tcW w:type="dxa" w:w="1224"/>
-            <w:shd w:fill="E2EFDA"/>
-            <w:tcMar>
-              <w:top w:w="80" w:type="dxa"/>
-              <w:bottom w:w="80" w:type="dxa"/>
-              <w:left w:w="60" w:type="dxa"/>
-              <w:right w:w="60" w:type="dxa"/>
-            </w:tcMar>
-            <w:vAlign w:val="center"/>
-          </w:tcPr>
-          <w:p>
-            <w:pPr>
-              <w:spacing w:before="0" w:after="0"/>
-              <w:jc w:val="center"/>
-            </w:pPr>
-            <w:r>
-              <w:rPr>
-                <w:rFonts w:ascii="Arial" w:hAnsi="Arial"/>
-                <w:b/>
-                <w:sz w:val="17"/>
-              </w:rPr>
-              <w:t>DUE DATE</w:t>
-            </w:r>
-          </w:p>
-        </w:tc>
-        <w:tc>
-          <w:tcPr>
-            <w:tcW w:type="dxa" w:w="936"/>
-            <w:shd w:fill="E2EFDA"/>
-            <w:tcMar>
-              <w:top w:w="80" w:type="dxa"/>
-              <w:bottom w:w="80" w:type="dxa"/>
-              <w:left w:w="60" w:type="dxa"/>
-              <w:right w:w="60" w:type="dxa"/>
-            </w:tcMar>
-            <w:vAlign w:val="center"/>
-          </w:tcPr>
-          <w:p>
-            <w:pPr>
-              <w:spacing w:before="0" w:after="0"/>
-              <w:jc w:val="center"/>
-            </w:pPr>
-            <w:r>
-              <w:rPr>
-                <w:rFonts w:ascii="Arial" w:hAnsi="Arial"/>
-                <w:b/>
-                <w:sz w:val="17"/>
-              </w:rPr>
-              <w:t>TYPE</w:t>
-            </w:r>
-          </w:p>
-        </w:tc>
-        <w:tc>
-          <w:tcPr>
-            <w:tcW w:type="dxa" w:w="936"/>
-            <w:shd w:fill="E2EFDA"/>
-            <w:tcMar>
-              <w:top w:w="80" w:type="dxa"/>
-              <w:bottom w:w="80" w:type="dxa"/>
-              <w:left w:w="60" w:type="dxa"/>
-              <w:right w:w="60" w:type="dxa"/>
-            </w:tcMar>
-            <w:vAlign w:val="center"/>
-          </w:tcPr>
-          <w:p>
-            <w:pPr>
-              <w:spacing w:before="0" w:after="0"/>
-              <w:jc w:val="center"/>
-            </w:pPr>
-            <w:r>
-              <w:rPr>
-                <w:rFonts w:ascii="Arial" w:hAnsi="Arial"/>
-                <w:b/>
-                <w:sz w:val="17"/>
-              </w:rPr>
-              <w:t>STATUS</w:t>
-            </w:r>
-          </w:p>
-        </w:tc>
-      </w:tr>
-      <w:tr>
-        <w:trPr>
-          <w:cantSplit/>
-          <w:trHeight w:val="1360" w:hRule="atLeast"/>
-        </w:trPr>
-        <w:tc>
-          <w:tcPr>
-            <w:tcW w:type="dxa" w:w="792"/>
-            <w:tcMar>
-              <w:top w:w="100" w:type="dxa"/>
-              <w:bottom w:w="100" w:type="dxa"/>
-              <w:left w:w="90" w:type="dxa"/>
-              <w:right w:w="90" w:type="dxa"/>
-            </w:tcMar>
-            <w:vAlign w:val="center"/>
-          </w:tcPr>
-          <w:p>
-            <w:pPr>
-              <w:spacing w:before="0" w:after="0"/>
-              <w:jc w:val="center"/>
-            </w:pPr>
-            <w:r>
-              <w:rPr>
-                <w:rFonts w:ascii="Arial" w:hAnsi="Arial"/>
-                <w:sz w:val="17"/>
-              </w:rPr>
-              <w:t>7</w:t>
-            </w:r>
-          </w:p>
-        </w:tc>
-        <w:tc>
-          <w:tcPr>
-            <w:tcW w:type="dxa" w:w="1728"/>
-            <w:tcMar>
-              <w:top w:w="100" w:type="dxa"/>
-              <w:bottom w:w="100" w:type="dxa"/>
-              <w:left w:w="90" w:type="dxa"/>
-              <w:right w:w="90" w:type="dxa"/>
-            </w:tcMar>
-            <w:vAlign w:val="center"/>
-          </w:tcPr>
-          <w:p>
-            <w:pPr>
-              <w:spacing w:before="0" w:after="0"/>
-              <w:jc w:val="center"/>
-            </w:pPr>
-            <w:r>
-              <w:rPr>
-                <w:rFonts w:ascii="Arial" w:hAnsi="Arial"/>
-                <w:sz w:val="17"/>
-              </w:rPr>
-              <w:t>GOSP - 05</w:t>
-            </w:r>
-          </w:p>
-        </w:tc>
-        <w:tc>
-          <w:tcPr>
-            <w:tcW w:type="dxa" w:w="4104"/>
-            <w:tcMar>
-              <w:top w:w="100" w:type="dxa"/>
-              <w:bottom w:w="100" w:type="dxa"/>
-              <w:left w:w="90" w:type="dxa"/>
-              <w:right w:w="90" w:type="dxa"/>
-            </w:tcMar>
-            <w:vAlign w:val="center"/>
-          </w:tcPr>
-          <w:p>
-            <w:pPr>
-              <w:spacing w:before="0" w:after="0"/>
-              <w:jc w:val="left"/>
-            </w:pPr>
-            <w:r>
-              <w:rPr>
-                <w:rFonts w:ascii="Arial" w:hAnsi="Arial"/>
-                <w:sz w:val="17"/>
-              </w:rPr>
-              <w:t>Scaffold tag was found with an incorrect inspection date.</w:t>
-            </w:r>
-          </w:p>
-        </w:tc>
-        <w:tc>
-          <w:tcPr>
-            <w:tcW w:type="dxa" w:w="4104"/>
-            <w:tcMar>
-              <w:top w:w="100" w:type="dxa"/>
-              <w:bottom w:w="100" w:type="dxa"/>
-              <w:left w:w="90" w:type="dxa"/>
-              <w:right w:w="90" w:type="dxa"/>
-            </w:tcMar>
-            <w:vAlign w:val="center"/>
-          </w:tcPr>
-          <w:p>
-            <w:pPr>
-              <w:spacing w:before="0" w:after="0"/>
-              <w:jc w:val="left"/>
-            </w:pPr>
-            <w:r>
-              <w:rPr>
-                <w:rFonts w:ascii="Arial" w:hAnsi="Arial"/>
-                <w:sz w:val="17"/>
-              </w:rPr>
-              <w:t>The scaffold tag was corrected with the proper date as per the two-week standard.</w:t>
-            </w:r>
-          </w:p>
-        </w:tc>
-        <w:tc>
-          <w:tcPr>
-            <w:tcW w:type="dxa" w:w="1656"/>
-            <w:tcMar>
-              <w:top w:w="100" w:type="dxa"/>
-              <w:bottom w:w="100" w:type="dxa"/>
-              <w:left w:w="90" w:type="dxa"/>
-              <w:right w:w="90" w:type="dxa"/>
-            </w:tcMar>
-            <w:vAlign w:val="center"/>
-          </w:tcPr>
-          <w:p>
-            <w:pPr>
-              <w:spacing w:before="0" w:after="0"/>
-              <w:jc w:val="center"/>
-            </w:pPr>
-            <w:r>
-              <w:rPr>
-                <w:rFonts w:ascii="Arial" w:hAnsi="Arial"/>
-                <w:sz w:val="17"/>
-              </w:rPr>
-              <w:t>Electrician</w:t>
-            </w:r>
-          </w:p>
-        </w:tc>
-        <w:tc>
-          <w:tcPr>
-            <w:tcW w:type="dxa" w:w="1224"/>
-            <w:tcMar>
-              <w:top w:w="100" w:type="dxa"/>
-              <w:bottom w:w="100" w:type="dxa"/>
-              <w:left w:w="90" w:type="dxa"/>
-              <w:right w:w="90" w:type="dxa"/>
-            </w:tcMar>
-            <w:vAlign w:val="center"/>
-          </w:tcPr>
-          <w:p>
-            <w:pPr>
-              <w:spacing w:before="0" w:after="0"/>
-              <w:jc w:val="center"/>
-            </w:pPr>
-            <w:r>
-              <w:rPr>
-                <w:rFonts w:ascii="Arial" w:hAnsi="Arial"/>
-                <w:sz w:val="17"/>
-              </w:rPr>
-              <w:t>29/08/2026</w:t>
-            </w:r>
-          </w:p>
-        </w:tc>
-        <w:tc>
-          <w:tcPr>
-            <w:tcW w:type="dxa" w:w="936"/>
-            <w:tcMar>
-              <w:top w:w="100" w:type="dxa"/>
-              <w:bottom w:w="100" w:type="dxa"/>
-              <w:left w:w="90" w:type="dxa"/>
-              <w:right w:w="90" w:type="dxa"/>
-            </w:tcMar>
-            <w:vAlign w:val="center"/>
-          </w:tcPr>
-          <w:p>
-            <w:pPr>
-              <w:spacing w:before="0" w:after="0"/>
-              <w:jc w:val="center"/>
-            </w:pPr>
-            <w:r>
-              <w:rPr>
-                <w:rFonts w:ascii="Arial" w:hAnsi="Arial"/>
-                <w:sz w:val="17"/>
-              </w:rPr>
-              <w:t>Minor</w:t>
-            </w:r>
-          </w:p>
-        </w:tc>
-        <w:tc>
-          <w:tcPr>
-            <w:tcW w:type="dxa" w:w="936"/>
-            <w:tcMar>
-              <w:top w:w="100" w:type="dxa"/>
-              <w:bottom w:w="100" w:type="dxa"/>
-              <w:left w:w="90" w:type="dxa"/>
-              <w:right w:w="90" w:type="dxa"/>
-            </w:tcMar>
-            <w:vAlign w:val="center"/>
-          </w:tcPr>
-          <w:p>
-            <w:pPr>
-              <w:spacing w:before="0" w:after="0"/>
-              <w:jc w:val="center"/>
-            </w:pPr>
-            <w:r>
-              <w:rPr>
-                <w:rFonts w:ascii="Arial" w:hAnsi="Arial"/>
-                <w:sz w:val="17"/>
-              </w:rPr>
-              <w:t>Closed</w:t>
-            </w:r>
-          </w:p>
-        </w:tc>
-      </w:tr>
-      <w:tr>
-        <w:trPr>
-          <w:cantSplit/>
-          <w:trHeight w:val="1360" w:hRule="atLeast"/>
-        </w:trPr>
-        <w:tc>
-          <w:tcPr>
-            <w:tcW w:type="dxa" w:w="792"/>
-            <w:tcMar>
-              <w:top w:w="100" w:type="dxa"/>
-              <w:bottom w:w="100" w:type="dxa"/>
-              <w:left w:w="90" w:type="dxa"/>
-              <w:right w:w="90" w:type="dxa"/>
-            </w:tcMar>
-            <w:vAlign w:val="center"/>
-          </w:tcPr>
-          <w:p>
-            <w:pPr>
-              <w:spacing w:before="0" w:after="0"/>
-              <w:jc w:val="center"/>
-            </w:pPr>
-            <w:r>
-              <w:rPr>
-                <w:rFonts w:ascii="Arial" w:hAnsi="Arial"/>
-                <w:sz w:val="17"/>
-              </w:rPr>
-              <w:t>8</w:t>
-            </w:r>
-          </w:p>
-        </w:tc>
-        <w:tc>
-          <w:tcPr>
-            <w:tcW w:type="dxa" w:w="1728"/>
-            <w:tcMar>
-              <w:top w:w="100" w:type="dxa"/>
-              <w:bottom w:w="100" w:type="dxa"/>
-              <w:left w:w="90" w:type="dxa"/>
-              <w:right w:w="90" w:type="dxa"/>
-            </w:tcMar>
-            <w:vAlign w:val="center"/>
-          </w:tcPr>
-          <w:p>
-            <w:pPr>
-              <w:spacing w:before="0" w:after="0"/>
-              <w:jc w:val="center"/>
-            </w:pPr>
-            <w:r>
-              <w:rPr>
-                <w:rFonts w:ascii="Arial" w:hAnsi="Arial"/>
-                <w:sz w:val="17"/>
-              </w:rPr>
-              <w:t>GOSP - 05</w:t>
-            </w:r>
-          </w:p>
-        </w:tc>
-        <w:tc>
-          <w:tcPr>
-            <w:tcW w:type="dxa" w:w="4104"/>
-            <w:tcMar>
-              <w:top w:w="100" w:type="dxa"/>
-              <w:bottom w:w="100" w:type="dxa"/>
-              <w:left w:w="90" w:type="dxa"/>
-              <w:right w:w="90" w:type="dxa"/>
-            </w:tcMar>
-            <w:vAlign w:val="center"/>
-          </w:tcPr>
-          <w:p>
-            <w:pPr>
-              <w:spacing w:before="0" w:after="0"/>
-              <w:jc w:val="left"/>
-            </w:pPr>
-            <w:r>
-              <w:rPr>
-                <w:rFonts w:ascii="Arial" w:hAnsi="Arial"/>
-                <w:sz w:val="17"/>
-              </w:rPr>
-              <w:t>An air blower was being used for dust cleaning without any dust control measures (e.g., water suppression).</w:t>
-            </w:r>
-          </w:p>
-        </w:tc>
-        <w:tc>
-          <w:tcPr>
-            <w:tcW w:type="dxa" w:w="4104"/>
-            <w:tcMar>
-              <w:top w:w="100" w:type="dxa"/>
-              <w:bottom w:w="100" w:type="dxa"/>
-              <w:left w:w="90" w:type="dxa"/>
-              <w:right w:w="90" w:type="dxa"/>
-            </w:tcMar>
-            <w:vAlign w:val="center"/>
-          </w:tcPr>
-          <w:p>
-            <w:pPr>
-              <w:spacing w:before="0" w:after="0"/>
-              <w:jc w:val="left"/>
-            </w:pPr>
-            <w:r>
-              <w:rPr>
-                <w:rFonts w:ascii="Arial" w:hAnsi="Arial"/>
-                <w:sz w:val="17"/>
-              </w:rPr>
-              <w:t>Effective dust control measures were implemented before work was allowed to resume.</w:t>
-            </w:r>
-          </w:p>
-        </w:tc>
-        <w:tc>
-          <w:tcPr>
-            <w:tcW w:type="dxa" w:w="1656"/>
-            <w:tcMar>
-              <w:top w:w="100" w:type="dxa"/>
-              <w:bottom w:w="100" w:type="dxa"/>
-              <w:left w:w="90" w:type="dxa"/>
-              <w:right w:w="90" w:type="dxa"/>
-            </w:tcMar>
-            <w:vAlign w:val="center"/>
-          </w:tcPr>
-          <w:p>
-            <w:pPr>
-              <w:spacing w:before="0" w:after="0"/>
-              <w:jc w:val="center"/>
-            </w:pPr>
-            <w:r>
-              <w:rPr>
-                <w:rFonts w:ascii="Arial" w:hAnsi="Arial"/>
-                <w:sz w:val="17"/>
-              </w:rPr>
-              <w:t>Civil Supervisor</w:t>
-            </w:r>
-          </w:p>
-        </w:tc>
-        <w:tc>
-          <w:tcPr>
-            <w:tcW w:type="dxa" w:w="1224"/>
-            <w:tcMar>
-              <w:top w:w="100" w:type="dxa"/>
-              <w:bottom w:w="100" w:type="dxa"/>
-              <w:left w:w="90" w:type="dxa"/>
-              <w:right w:w="90" w:type="dxa"/>
-            </w:tcMar>
-            <w:vAlign w:val="center"/>
-          </w:tcPr>
-          <w:p>
-            <w:pPr>
-              <w:spacing w:before="0" w:after="0"/>
-              <w:jc w:val="center"/>
-            </w:pPr>
-            <w:r>
-              <w:rPr>
-                <w:rFonts w:ascii="Arial" w:hAnsi="Arial"/>
-                <w:sz w:val="17"/>
-              </w:rPr>
-              <w:t>29/08/2026</w:t>
-            </w:r>
-          </w:p>
-        </w:tc>
-        <w:tc>
-          <w:tcPr>
-            <w:tcW w:type="dxa" w:w="936"/>
-            <w:tcMar>
-              <w:top w:w="100" w:type="dxa"/>
-              <w:bottom w:w="100" w:type="dxa"/>
-              <w:left w:w="90" w:type="dxa"/>
-              <w:right w:w="90" w:type="dxa"/>
-            </w:tcMar>
-            <w:vAlign w:val="center"/>
-          </w:tcPr>
-          <w:p>
-            <w:pPr>
-              <w:spacing w:before="0" w:after="0"/>
-              <w:jc w:val="center"/>
-            </w:pPr>
-            <w:r>
-              <w:rPr>
-                <w:rFonts w:ascii="Arial" w:hAnsi="Arial"/>
-                <w:sz w:val="17"/>
-              </w:rPr>
-              <w:t>Minor</w:t>
-            </w:r>
-          </w:p>
-        </w:tc>
-        <w:tc>
-          <w:tcPr>
-            <w:tcW w:type="dxa" w:w="936"/>
-            <w:tcMar>
-              <w:top w:w="100" w:type="dxa"/>
-              <w:bottom w:w="100" w:type="dxa"/>
-              <w:left w:w="90" w:type="dxa"/>
-              <w:right w:w="90" w:type="dxa"/>
-            </w:tcMar>
-            <w:vAlign w:val="center"/>
-          </w:tcPr>
-          <w:p>
-            <w:pPr>
-              <w:spacing w:before="0" w:after="0"/>
-              <w:jc w:val="center"/>
-            </w:pPr>
-            <w:r>
-              <w:rPr>
-                <w:rFonts w:ascii="Arial" w:hAnsi="Arial"/>
-                <w:sz w:val="17"/>
-              </w:rPr>
-              <w:t>Closed</w:t>
-            </w:r>
-          </w:p>
-        </w:tc>
-      </w:tr>
-      <w:tr>
-        <w:trPr>
-          <w:cantSplit/>
-          <w:trHeight w:val="1360" w:hRule="atLeast"/>
-        </w:trPr>
-        <w:tc>
-          <w:tcPr>
-            <w:tcW w:type="dxa" w:w="792"/>
-            <w:tcMar>
-              <w:top w:w="100" w:type="dxa"/>
-              <w:bottom w:w="100" w:type="dxa"/>
-              <w:left w:w="90" w:type="dxa"/>
-              <w:right w:w="90" w:type="dxa"/>
-            </w:tcMar>
-            <w:vAlign w:val="center"/>
-          </w:tcPr>
-          <w:p>
-            <w:pPr>
-              <w:spacing w:before="0" w:after="0"/>
-              <w:jc w:val="center"/>
-            </w:pPr>
-            <w:r>
-              <w:rPr>
-                <w:rFonts w:ascii="Arial" w:hAnsi="Arial"/>
-                <w:sz w:val="17"/>
-              </w:rPr>
-              <w:t>9</w:t>
-            </w:r>
-          </w:p>
-        </w:tc>
-        <w:tc>
-          <w:tcPr>
-            <w:tcW w:type="dxa" w:w="1728"/>
-            <w:tcMar>
-              <w:top w:w="100" w:type="dxa"/>
-              <w:bottom w:w="100" w:type="dxa"/>
-              <w:left w:w="90" w:type="dxa"/>
-              <w:right w:w="90" w:type="dxa"/>
-            </w:tcMar>
-            <w:vAlign w:val="center"/>
-          </w:tcPr>
-          <w:p>
-            <w:pPr>
-              <w:spacing w:before="0" w:after="0"/>
-              <w:jc w:val="center"/>
-            </w:pPr>
-            <w:r>
-              <w:rPr>
-                <w:rFonts w:ascii="Arial" w:hAnsi="Arial"/>
-                <w:sz w:val="17"/>
-              </w:rPr>
-              <w:t>GOSP - 05</w:t>
-            </w:r>
-          </w:p>
-        </w:tc>
-        <w:tc>
-          <w:tcPr>
-            <w:tcW w:type="dxa" w:w="4104"/>
-            <w:tcMar>
-              <w:top w:w="100" w:type="dxa"/>
-              <w:bottom w:w="100" w:type="dxa"/>
-              <w:left w:w="90" w:type="dxa"/>
-              <w:right w:w="90" w:type="dxa"/>
-            </w:tcMar>
-            <w:vAlign w:val="center"/>
-          </w:tcPr>
-          <w:p>
-            <w:pPr>
-              <w:spacing w:before="0" w:after="0"/>
-              <w:jc w:val="left"/>
-            </w:pPr>
-            <w:r>
-              <w:rPr>
-                <w:rFonts w:ascii="Arial" w:hAnsi="Arial"/>
-                <w:sz w:val="17"/>
-              </w:rPr>
-              <w:t>Personnel were off-loading steel materials at night without wearing clear safety glasses.</w:t>
-            </w:r>
-          </w:p>
-        </w:tc>
-        <w:tc>
-          <w:tcPr>
-            <w:tcW w:type="dxa" w:w="4104"/>
-            <w:tcMar>
-              <w:top w:w="100" w:type="dxa"/>
-              <w:bottom w:w="100" w:type="dxa"/>
-              <w:left w:w="90" w:type="dxa"/>
-              <w:right w:w="90" w:type="dxa"/>
-            </w:tcMar>
-            <w:vAlign w:val="center"/>
-          </w:tcPr>
-          <w:p>
-            <w:pPr>
-              <w:spacing w:before="0" w:after="0"/>
-              <w:jc w:val="left"/>
-            </w:pPr>
-            <w:r>
-              <w:rPr>
-                <w:rFonts w:ascii="Arial" w:hAnsi="Arial"/>
-                <w:sz w:val="17"/>
-              </w:rPr>
-              <w:t>All personnel were instructed to wear clear safety glasses for night work.</w:t>
-            </w:r>
-          </w:p>
-        </w:tc>
-        <w:tc>
-          <w:tcPr>
-            <w:tcW w:type="dxa" w:w="1656"/>
-            <w:tcMar>
-              <w:top w:w="100" w:type="dxa"/>
-              <w:bottom w:w="100" w:type="dxa"/>
-              <w:left w:w="90" w:type="dxa"/>
-              <w:right w:w="90" w:type="dxa"/>
-            </w:tcMar>
-            <w:vAlign w:val="center"/>
-          </w:tcPr>
-          <w:p>
-            <w:pPr>
-              <w:spacing w:before="0" w:after="0"/>
-              <w:jc w:val="center"/>
-            </w:pPr>
-            <w:r>
-              <w:rPr>
-                <w:rFonts w:ascii="Arial" w:hAnsi="Arial"/>
-                <w:sz w:val="17"/>
-              </w:rPr>
-              <w:t>Site Engineer</w:t>
-            </w:r>
-          </w:p>
-        </w:tc>
-        <w:tc>
-          <w:tcPr>
-            <w:tcW w:type="dxa" w:w="1224"/>
-            <w:tcMar>
-              <w:top w:w="100" w:type="dxa"/>
-              <w:bottom w:w="100" w:type="dxa"/>
-              <w:left w:w="90" w:type="dxa"/>
-              <w:right w:w="90" w:type="dxa"/>
-            </w:tcMar>
-            <w:vAlign w:val="center"/>
-          </w:tcPr>
-          <w:p>
-            <w:pPr>
-              <w:spacing w:before="0" w:after="0"/>
-              <w:jc w:val="center"/>
-            </w:pPr>
-            <w:r>
-              <w:rPr>
-                <w:rFonts w:ascii="Arial" w:hAnsi="Arial"/>
-                <w:sz w:val="17"/>
-              </w:rPr>
-              <w:t>29/08/2026</w:t>
+              <w:t>18/09/2026</w:t>
             </w:r>
           </w:p>
         </w:tc>
@@ -3445,7 +1844,7 @@
                 <w:b/>
                 <w:sz w:val="18"/>
               </w:rPr>
-              <w:t>Name: MOHAMED AARIF</w:t>
+              <w:t>Name: Officer Sarah</w:t>
               <w:br/>
             </w:r>
             <w:r>
@@ -3453,7 +1852,7 @@
                 <w:b/>
                 <w:sz w:val="18"/>
               </w:rPr>
-              <w:t>Date: 29/08/2026</w:t>
+              <w:t>Date: 18/09/2026</w:t>
               <w:br/>
               <w:br/>
             </w:r>
@@ -3489,7 +1888,7 @@
                 <w:b/>
                 <w:sz w:val="18"/>
               </w:rPr>
-              <w:t>Status By: Engineer</w:t>
+              <w:t>Status By: Site Engineer</w:t>
               <w:br/>
             </w:r>
             <w:r>
@@ -3497,7 +1896,7 @@
                 <w:b/>
                 <w:sz w:val="18"/>
               </w:rPr>
-              <w:t>Name: AL MOATASEMBELLAH</w:t>
+              <w:t>Name: Alice Brown</w:t>
               <w:br/>
             </w:r>
             <w:r>
@@ -3505,5952 +1904,7 @@
                 <w:b/>
                 <w:sz w:val="18"/>
               </w:rPr>
-              <w:t>Date: 29/08/2026</w:t>
-            </w:r>
-          </w:p>
-        </w:tc>
-        <w:tc>
-          <w:tcPr>
-            <w:tcW w:type="dxa" w:w="5112"/>
-          </w:tcPr>
-          <w:p>
-            <w:pPr>
-              <w:spacing w:before="0" w:after="40"/>
-            </w:pPr>
-            <w:r>
-              <w:rPr>
-                <w:b/>
-                <w:color w:val="000000"/>
-              </w:rPr>
-              <w:t>_____________________________</w:t>
-              <w:br/>
-            </w:r>
-            <w:r>
-              <w:rPr>
-                <w:b/>
-                <w:sz w:val="18"/>
-              </w:rPr>
-              <w:t>Reviewed By: Project Manager</w:t>
-              <w:br/>
-            </w:r>
-            <w:r>
-              <w:rPr>
-                <w:b/>
-                <w:sz w:val="18"/>
-              </w:rPr>
-              <w:t>Name: AHMED GHALWASH</w:t>
-              <w:br/>
-            </w:r>
-            <w:r>
-              <w:rPr>
-                <w:b/>
-                <w:sz w:val="18"/>
-              </w:rPr>
-              <w:t>Date: 19/09/2026</w:t>
-            </w:r>
-          </w:p>
-        </w:tc>
-      </w:tr>
-    </w:tbl>
-    <w:p>
-      <w:pPr>
-        <w:spacing w:before="240" w:after="0"/>
-      </w:pPr>
-      <w:r>
-        <w:rPr>
-          <w:color w:val="505050"/>
-          <w:sz w:val="15"/>
-        </w:rPr>
-        <w:t>EWI 107 Att.2 Rev.1 04 Sep. 2019</w:t>
-      </w:r>
-    </w:p>
-    <w:p>
-      <w:r>
-        <w:br w:type="page"/>
-      </w:r>
-    </w:p>
-    <w:p>
-      <w:pPr>
-        <w:spacing w:before="0" w:after="40"/>
-      </w:pPr>
-      <w:r>
-        <w:rPr>
-          <w:rFonts w:ascii="Arial" w:hAnsi="Arial"/>
-          <w:b/>
-          <w:sz w:val="26"/>
-        </w:rPr>
-        <w:t>HEISCO</w:t>
-      </w:r>
-    </w:p>
-    <w:tbl>
-      <w:tblPr>
-        <w:tblW w:type="auto" w:w="0"/>
-        <w:jc w:val="center"/>
-        <w:tblLayout w:type="fixed"/>
-        <w:tblLook w:firstColumn="1" w:firstRow="1" w:lastColumn="0" w:lastRow="0" w:noHBand="0" w:noVBand="1" w:val="04A0"/>
-        <w:tblBorders>
-          <w:top w:val="single" w:sz="6" w:space="0" w:color="000000"/>
-          <w:bottom w:val="single" w:sz="6" w:space="0" w:color="000000"/>
-          <w:left w:val="single" w:sz="6" w:space="0" w:color="000000"/>
-          <w:right w:val="single" w:sz="6" w:space="0" w:color="000000"/>
-          <w:insideH w:val="single" w:sz="6" w:space="0" w:color="000000"/>
-          <w:insideV w:val="single" w:sz="6" w:space="0" w:color="000000"/>
-        </w:tblBorders>
-      </w:tblPr>
-      <w:tblGrid>
-        <w:gridCol w:w="15542"/>
-      </w:tblGrid>
-      <w:tr>
-        <w:tc>
-          <w:tcPr>
-            <w:tcW w:type="dxa" w:w="15480"/>
-            <w:shd w:fill="E2EFDA"/>
-            <w:tcMar>
-              <w:top w:w="60" w:type="dxa"/>
-              <w:bottom w:w="60" w:type="dxa"/>
-              <w:left w:w="100" w:type="dxa"/>
-              <w:right w:w="100" w:type="dxa"/>
-            </w:tcMar>
-          </w:tcPr>
-          <w:p>
-            <w:pPr>
-              <w:spacing w:before="40" w:after="40"/>
-              <w:jc w:val="center"/>
-            </w:pPr>
-            <w:r>
-              <w:rPr>
-                <w:rFonts w:ascii="Arial" w:hAnsi="Arial"/>
-                <w:b/>
-                <w:sz w:val="22"/>
-              </w:rPr>
-              <w:t>HSE OBSERVATION REGISTER</w:t>
-            </w:r>
-          </w:p>
-        </w:tc>
-      </w:tr>
-    </w:tbl>
-    <w:tbl>
-      <w:tblPr>
-        <w:tblW w:type="auto" w:w="0"/>
-        <w:jc w:val="center"/>
-        <w:tblLayout w:type="fixed"/>
-        <w:tblLook w:firstColumn="1" w:firstRow="1" w:lastColumn="0" w:lastRow="0" w:noHBand="0" w:noVBand="1" w:val="04A0"/>
-      </w:tblPr>
-      <w:tblGrid>
-        <w:gridCol w:w="7771"/>
-        <w:gridCol w:w="7771"/>
-      </w:tblGrid>
-      <w:tr>
-        <w:tc>
-          <w:tcPr>
-            <w:tcW w:type="dxa" w:w="10800"/>
-          </w:tcPr>
-          <w:p>
-            <w:pPr>
-              <w:spacing w:before="60" w:after="20"/>
-            </w:pPr>
-            <w:r>
-              <w:rPr>
-                <w:b/>
-                <w:sz w:val="19"/>
-              </w:rPr>
-              <w:t xml:space="preserve">Ref No: </w:t>
-            </w:r>
-            <w:r>
-              <w:rPr>
-                <w:b/>
-                <w:sz w:val="19"/>
-              </w:rPr>
-              <w:t>433001/HSE-OR/04/2026</w:t>
-            </w:r>
-          </w:p>
-        </w:tc>
-        <w:tc>
-          <w:tcPr>
-            <w:tcW w:type="dxa" w:w="4680"/>
-          </w:tcPr>
-          <w:p>
-            <w:pPr>
-              <w:spacing w:before="60" w:after="20"/>
-              <w:jc w:val="right"/>
-            </w:pPr>
-            <w:r>
-              <w:rPr>
-                <w:b/>
-                <w:sz w:val="19"/>
-              </w:rPr>
-              <w:t xml:space="preserve">Date: </w:t>
-            </w:r>
-            <w:r>
-              <w:rPr>
-                <w:b/>
-                <w:sz w:val="19"/>
-              </w:rPr>
-              <w:t>29/08/2026</w:t>
-            </w:r>
-          </w:p>
-        </w:tc>
-      </w:tr>
-      <w:tr>
-        <w:tc>
-          <w:tcPr>
-            <w:tcW w:type="dxa" w:w="15542"/>
-            <w:gridSpan w:val="2"/>
-          </w:tcPr>
-          <w:p>
-            <w:pPr>
-              <w:spacing w:before="20" w:after="80"/>
-            </w:pPr>
-            <w:r>
-              <w:rPr>
-                <w:b/>
-                <w:sz w:val="19"/>
-              </w:rPr>
-              <w:t xml:space="preserve">CC Name: </w:t>
-            </w:r>
-            <w:r>
-              <w:rPr>
-                <w:b/>
-                <w:sz w:val="19"/>
-              </w:rPr>
-              <w:t>DEBOTTLENECK PRODUCTION FACILITIES ABQAIQ BI NO. 10-10303</w:t>
-            </w:r>
-          </w:p>
-        </w:tc>
-      </w:tr>
-    </w:tbl>
-    <w:tbl>
-      <w:tblPr>
-        <w:tblW w:type="auto" w:w="0"/>
-        <w:jc w:val="center"/>
-        <w:tblLayout w:type="fixed"/>
-        <w:tblLook w:firstColumn="1" w:firstRow="1" w:lastColumn="0" w:lastRow="0" w:noHBand="0" w:noVBand="1" w:val="04A0"/>
-        <w:tblBorders>
-          <w:top w:val="single" w:sz="4" w:space="0" w:color="000000"/>
-          <w:bottom w:val="single" w:sz="4" w:space="0" w:color="000000"/>
-          <w:left w:val="single" w:sz="4" w:space="0" w:color="000000"/>
-          <w:right w:val="single" w:sz="4" w:space="0" w:color="000000"/>
-          <w:insideH w:val="single" w:sz="4" w:space="0" w:color="000000"/>
-          <w:insideV w:val="single" w:sz="4" w:space="0" w:color="000000"/>
-        </w:tblBorders>
-      </w:tblPr>
-      <w:tblGrid>
-        <w:gridCol w:w="1943"/>
-        <w:gridCol w:w="1943"/>
-        <w:gridCol w:w="1943"/>
-        <w:gridCol w:w="1943"/>
-        <w:gridCol w:w="1943"/>
-        <w:gridCol w:w="1943"/>
-        <w:gridCol w:w="1943"/>
-        <w:gridCol w:w="1943"/>
-      </w:tblGrid>
-      <w:tr>
-        <w:trPr>
-          <w:cantSplit/>
-          <w:trHeight w:val="480" w:hRule="atLeast"/>
-        </w:trPr>
-        <w:tc>
-          <w:tcPr>
-            <w:tcW w:type="dxa" w:w="792"/>
-            <w:shd w:fill="E2EFDA"/>
-            <w:tcMar>
-              <w:top w:w="80" w:type="dxa"/>
-              <w:bottom w:w="80" w:type="dxa"/>
-              <w:left w:w="60" w:type="dxa"/>
-              <w:right w:w="60" w:type="dxa"/>
-            </w:tcMar>
-            <w:vAlign w:val="center"/>
-          </w:tcPr>
-          <w:p>
-            <w:pPr>
-              <w:spacing w:before="0" w:after="0"/>
-              <w:jc w:val="center"/>
-            </w:pPr>
-            <w:r>
-              <w:rPr>
-                <w:rFonts w:ascii="Arial" w:hAnsi="Arial"/>
-                <w:b/>
-                <w:sz w:val="17"/>
-              </w:rPr>
-              <w:t>NO:</w:t>
-            </w:r>
-          </w:p>
-        </w:tc>
-        <w:tc>
-          <w:tcPr>
-            <w:tcW w:type="dxa" w:w="1728"/>
-            <w:shd w:fill="E2EFDA"/>
-            <w:tcMar>
-              <w:top w:w="80" w:type="dxa"/>
-              <w:bottom w:w="80" w:type="dxa"/>
-              <w:left w:w="60" w:type="dxa"/>
-              <w:right w:w="60" w:type="dxa"/>
-            </w:tcMar>
-            <w:vAlign w:val="center"/>
-          </w:tcPr>
-          <w:p>
-            <w:pPr>
-              <w:spacing w:before="0" w:after="0"/>
-              <w:jc w:val="center"/>
-            </w:pPr>
-            <w:r>
-              <w:rPr>
-                <w:rFonts w:ascii="Arial" w:hAnsi="Arial"/>
-                <w:b/>
-                <w:sz w:val="17"/>
-              </w:rPr>
-              <w:t>LOCATION</w:t>
-            </w:r>
-          </w:p>
-        </w:tc>
-        <w:tc>
-          <w:tcPr>
-            <w:tcW w:type="dxa" w:w="4104"/>
-            <w:shd w:fill="E2EFDA"/>
-            <w:tcMar>
-              <w:top w:w="80" w:type="dxa"/>
-              <w:bottom w:w="80" w:type="dxa"/>
-              <w:left w:w="60" w:type="dxa"/>
-              <w:right w:w="60" w:type="dxa"/>
-            </w:tcMar>
-            <w:vAlign w:val="center"/>
-          </w:tcPr>
-          <w:p>
-            <w:pPr>
-              <w:spacing w:before="0" w:after="0"/>
-              <w:jc w:val="center"/>
-            </w:pPr>
-            <w:r>
-              <w:rPr>
-                <w:rFonts w:ascii="Arial" w:hAnsi="Arial"/>
-                <w:b/>
-                <w:sz w:val="17"/>
-              </w:rPr>
-              <w:t>OBSERVATION</w:t>
-            </w:r>
-          </w:p>
-        </w:tc>
-        <w:tc>
-          <w:tcPr>
-            <w:tcW w:type="dxa" w:w="4104"/>
-            <w:shd w:fill="E2EFDA"/>
-            <w:tcMar>
-              <w:top w:w="80" w:type="dxa"/>
-              <w:bottom w:w="80" w:type="dxa"/>
-              <w:left w:w="60" w:type="dxa"/>
-              <w:right w:w="60" w:type="dxa"/>
-            </w:tcMar>
-            <w:vAlign w:val="center"/>
-          </w:tcPr>
-          <w:p>
-            <w:pPr>
-              <w:spacing w:before="0" w:after="0"/>
-              <w:jc w:val="center"/>
-            </w:pPr>
-            <w:r>
-              <w:rPr>
-                <w:rFonts w:ascii="Arial" w:hAnsi="Arial"/>
-                <w:b/>
-                <w:sz w:val="17"/>
-              </w:rPr>
-              <w:t>RECOMMENDATION</w:t>
-            </w:r>
-          </w:p>
-        </w:tc>
-        <w:tc>
-          <w:tcPr>
-            <w:tcW w:type="dxa" w:w="1656"/>
-            <w:shd w:fill="E2EFDA"/>
-            <w:tcMar>
-              <w:top w:w="80" w:type="dxa"/>
-              <w:bottom w:w="80" w:type="dxa"/>
-              <w:left w:w="60" w:type="dxa"/>
-              <w:right w:w="60" w:type="dxa"/>
-            </w:tcMar>
-            <w:vAlign w:val="center"/>
-          </w:tcPr>
-          <w:p>
-            <w:pPr>
-              <w:spacing w:before="0" w:after="0"/>
-              <w:jc w:val="center"/>
-            </w:pPr>
-            <w:r>
-              <w:rPr>
-                <w:rFonts w:ascii="Arial" w:hAnsi="Arial"/>
-                <w:b/>
-                <w:sz w:val="17"/>
-              </w:rPr>
-              <w:t>RESPONSIBLE</w:t>
-              <w:br/>
-              <w:t>ENTITY</w:t>
-            </w:r>
-          </w:p>
-        </w:tc>
-        <w:tc>
-          <w:tcPr>
-            <w:tcW w:type="dxa" w:w="1224"/>
-            <w:shd w:fill="E2EFDA"/>
-            <w:tcMar>
-              <w:top w:w="80" w:type="dxa"/>
-              <w:bottom w:w="80" w:type="dxa"/>
-              <w:left w:w="60" w:type="dxa"/>
-              <w:right w:w="60" w:type="dxa"/>
-            </w:tcMar>
-            <w:vAlign w:val="center"/>
-          </w:tcPr>
-          <w:p>
-            <w:pPr>
-              <w:spacing w:before="0" w:after="0"/>
-              <w:jc w:val="center"/>
-            </w:pPr>
-            <w:r>
-              <w:rPr>
-                <w:rFonts w:ascii="Arial" w:hAnsi="Arial"/>
-                <w:b/>
-                <w:sz w:val="17"/>
-              </w:rPr>
-              <w:t>DUE DATE</w:t>
-            </w:r>
-          </w:p>
-        </w:tc>
-        <w:tc>
-          <w:tcPr>
-            <w:tcW w:type="dxa" w:w="936"/>
-            <w:shd w:fill="E2EFDA"/>
-            <w:tcMar>
-              <w:top w:w="80" w:type="dxa"/>
-              <w:bottom w:w="80" w:type="dxa"/>
-              <w:left w:w="60" w:type="dxa"/>
-              <w:right w:w="60" w:type="dxa"/>
-            </w:tcMar>
-            <w:vAlign w:val="center"/>
-          </w:tcPr>
-          <w:p>
-            <w:pPr>
-              <w:spacing w:before="0" w:after="0"/>
-              <w:jc w:val="center"/>
-            </w:pPr>
-            <w:r>
-              <w:rPr>
-                <w:rFonts w:ascii="Arial" w:hAnsi="Arial"/>
-                <w:b/>
-                <w:sz w:val="17"/>
-              </w:rPr>
-              <w:t>TYPE</w:t>
-            </w:r>
-          </w:p>
-        </w:tc>
-        <w:tc>
-          <w:tcPr>
-            <w:tcW w:type="dxa" w:w="936"/>
-            <w:shd w:fill="E2EFDA"/>
-            <w:tcMar>
-              <w:top w:w="80" w:type="dxa"/>
-              <w:bottom w:w="80" w:type="dxa"/>
-              <w:left w:w="60" w:type="dxa"/>
-              <w:right w:w="60" w:type="dxa"/>
-            </w:tcMar>
-            <w:vAlign w:val="center"/>
-          </w:tcPr>
-          <w:p>
-            <w:pPr>
-              <w:spacing w:before="0" w:after="0"/>
-              <w:jc w:val="center"/>
-            </w:pPr>
-            <w:r>
-              <w:rPr>
-                <w:rFonts w:ascii="Arial" w:hAnsi="Arial"/>
-                <w:b/>
-                <w:sz w:val="17"/>
-              </w:rPr>
-              <w:t>STATUS</w:t>
-            </w:r>
-          </w:p>
-        </w:tc>
-      </w:tr>
-      <w:tr>
-        <w:trPr>
-          <w:cantSplit/>
-          <w:trHeight w:val="1360" w:hRule="atLeast"/>
-        </w:trPr>
-        <w:tc>
-          <w:tcPr>
-            <w:tcW w:type="dxa" w:w="792"/>
-            <w:tcMar>
-              <w:top w:w="100" w:type="dxa"/>
-              <w:bottom w:w="100" w:type="dxa"/>
-              <w:left w:w="90" w:type="dxa"/>
-              <w:right w:w="90" w:type="dxa"/>
-            </w:tcMar>
-            <w:vAlign w:val="center"/>
-          </w:tcPr>
-          <w:p>
-            <w:pPr>
-              <w:spacing w:before="0" w:after="0"/>
-              <w:jc w:val="center"/>
-            </w:pPr>
-            <w:r>
-              <w:rPr>
-                <w:rFonts w:ascii="Arial" w:hAnsi="Arial"/>
-                <w:sz w:val="17"/>
-              </w:rPr>
-              <w:t>10</w:t>
-            </w:r>
-          </w:p>
-        </w:tc>
-        <w:tc>
-          <w:tcPr>
-            <w:tcW w:type="dxa" w:w="1728"/>
-            <w:tcMar>
-              <w:top w:w="100" w:type="dxa"/>
-              <w:bottom w:w="100" w:type="dxa"/>
-              <w:left w:w="90" w:type="dxa"/>
-              <w:right w:w="90" w:type="dxa"/>
-            </w:tcMar>
-            <w:vAlign w:val="center"/>
-          </w:tcPr>
-          <w:p>
-            <w:pPr>
-              <w:spacing w:before="0" w:after="0"/>
-              <w:jc w:val="center"/>
-            </w:pPr>
-            <w:r>
-              <w:rPr>
-                <w:rFonts w:ascii="Arial" w:hAnsi="Arial"/>
-                <w:sz w:val="17"/>
-              </w:rPr>
-              <w:t>GOSP - 02</w:t>
-            </w:r>
-          </w:p>
-        </w:tc>
-        <w:tc>
-          <w:tcPr>
-            <w:tcW w:type="dxa" w:w="4104"/>
-            <w:tcMar>
-              <w:top w:w="100" w:type="dxa"/>
-              <w:bottom w:w="100" w:type="dxa"/>
-              <w:left w:w="90" w:type="dxa"/>
-              <w:right w:w="90" w:type="dxa"/>
-            </w:tcMar>
-            <w:vAlign w:val="center"/>
-          </w:tcPr>
-          <w:p>
-            <w:pPr>
-              <w:spacing w:before="0" w:after="0"/>
-              <w:jc w:val="left"/>
-            </w:pPr>
-            <w:r>
-              <w:rPr>
-                <w:rFonts w:ascii="Arial" w:hAnsi="Arial"/>
-                <w:sz w:val="17"/>
-              </w:rPr>
-              <w:t>Compactor operator was working at a high speed despite hot weather conditions, increasing heat stress risk.</w:t>
-            </w:r>
-          </w:p>
-        </w:tc>
-        <w:tc>
-          <w:tcPr>
-            <w:tcW w:type="dxa" w:w="4104"/>
-            <w:tcMar>
-              <w:top w:w="100" w:type="dxa"/>
-              <w:bottom w:w="100" w:type="dxa"/>
-              <w:left w:w="90" w:type="dxa"/>
-              <w:right w:w="90" w:type="dxa"/>
-            </w:tcMar>
-            <w:vAlign w:val="center"/>
-          </w:tcPr>
-          <w:p>
-            <w:pPr>
-              <w:spacing w:before="0" w:after="0"/>
-              <w:jc w:val="left"/>
-            </w:pPr>
-            <w:r>
-              <w:rPr>
-                <w:rFonts w:ascii="Arial" w:hAnsi="Arial"/>
-                <w:sz w:val="17"/>
-              </w:rPr>
-              <w:t>The operator was coached on the dangers of heat stress and instructed to work at a safe pace according to conditions.</w:t>
-            </w:r>
-          </w:p>
-        </w:tc>
-        <w:tc>
-          <w:tcPr>
-            <w:tcW w:type="dxa" w:w="1656"/>
-            <w:tcMar>
-              <w:top w:w="100" w:type="dxa"/>
-              <w:bottom w:w="100" w:type="dxa"/>
-              <w:left w:w="90" w:type="dxa"/>
-              <w:right w:w="90" w:type="dxa"/>
-            </w:tcMar>
-            <w:vAlign w:val="center"/>
-          </w:tcPr>
-          <w:p>
-            <w:pPr>
-              <w:spacing w:before="0" w:after="0"/>
-              <w:jc w:val="center"/>
-            </w:pPr>
-            <w:r>
-              <w:rPr>
-                <w:rFonts w:ascii="Arial" w:hAnsi="Arial"/>
-                <w:sz w:val="17"/>
-              </w:rPr>
-              <w:t>Mechanical Engineer</w:t>
-            </w:r>
-          </w:p>
-        </w:tc>
-        <w:tc>
-          <w:tcPr>
-            <w:tcW w:type="dxa" w:w="1224"/>
-            <w:tcMar>
-              <w:top w:w="100" w:type="dxa"/>
-              <w:bottom w:w="100" w:type="dxa"/>
-              <w:left w:w="90" w:type="dxa"/>
-              <w:right w:w="90" w:type="dxa"/>
-            </w:tcMar>
-            <w:vAlign w:val="center"/>
-          </w:tcPr>
-          <w:p>
-            <w:pPr>
-              <w:spacing w:before="0" w:after="0"/>
-              <w:jc w:val="center"/>
-            </w:pPr>
-            <w:r>
-              <w:rPr>
-                <w:rFonts w:ascii="Arial" w:hAnsi="Arial"/>
-                <w:sz w:val="17"/>
-              </w:rPr>
-              <w:t>29/08/2026</w:t>
-            </w:r>
-          </w:p>
-        </w:tc>
-        <w:tc>
-          <w:tcPr>
-            <w:tcW w:type="dxa" w:w="936"/>
-            <w:tcMar>
-              <w:top w:w="100" w:type="dxa"/>
-              <w:bottom w:w="100" w:type="dxa"/>
-              <w:left w:w="90" w:type="dxa"/>
-              <w:right w:w="90" w:type="dxa"/>
-            </w:tcMar>
-            <w:vAlign w:val="center"/>
-          </w:tcPr>
-          <w:p>
-            <w:pPr>
-              <w:spacing w:before="0" w:after="0"/>
-              <w:jc w:val="center"/>
-            </w:pPr>
-            <w:r>
-              <w:rPr>
-                <w:rFonts w:ascii="Arial" w:hAnsi="Arial"/>
-                <w:sz w:val="17"/>
-              </w:rPr>
-              <w:t>Major</w:t>
-            </w:r>
-          </w:p>
-        </w:tc>
-        <w:tc>
-          <w:tcPr>
-            <w:tcW w:type="dxa" w:w="936"/>
-            <w:tcMar>
-              <w:top w:w="100" w:type="dxa"/>
-              <w:bottom w:w="100" w:type="dxa"/>
-              <w:left w:w="90" w:type="dxa"/>
-              <w:right w:w="90" w:type="dxa"/>
-            </w:tcMar>
-            <w:vAlign w:val="center"/>
-          </w:tcPr>
-          <w:p>
-            <w:pPr>
-              <w:spacing w:before="0" w:after="0"/>
-              <w:jc w:val="center"/>
-            </w:pPr>
-            <w:r>
-              <w:rPr>
-                <w:rFonts w:ascii="Arial" w:hAnsi="Arial"/>
-                <w:sz w:val="17"/>
-              </w:rPr>
-              <w:t>Closed</w:t>
-            </w:r>
-          </w:p>
-        </w:tc>
-      </w:tr>
-      <w:tr>
-        <w:trPr>
-          <w:cantSplit/>
-          <w:trHeight w:val="1360" w:hRule="atLeast"/>
-        </w:trPr>
-        <w:tc>
-          <w:tcPr>
-            <w:tcW w:type="dxa" w:w="792"/>
-            <w:tcMar>
-              <w:top w:w="100" w:type="dxa"/>
-              <w:bottom w:w="100" w:type="dxa"/>
-              <w:left w:w="90" w:type="dxa"/>
-              <w:right w:w="90" w:type="dxa"/>
-            </w:tcMar>
-            <w:vAlign w:val="center"/>
-          </w:tcPr>
-          <w:p>
-            <w:pPr>
-              <w:spacing w:before="0" w:after="0"/>
-              <w:jc w:val="center"/>
-            </w:pPr>
-            <w:r>
-              <w:rPr>
-                <w:rFonts w:ascii="Arial" w:hAnsi="Arial"/>
-                <w:sz w:val="17"/>
-              </w:rPr>
-              <w:t>11</w:t>
-            </w:r>
-          </w:p>
-        </w:tc>
-        <w:tc>
-          <w:tcPr>
-            <w:tcW w:type="dxa" w:w="1728"/>
-            <w:tcMar>
-              <w:top w:w="100" w:type="dxa"/>
-              <w:bottom w:w="100" w:type="dxa"/>
-              <w:left w:w="90" w:type="dxa"/>
-              <w:right w:w="90" w:type="dxa"/>
-            </w:tcMar>
-            <w:vAlign w:val="center"/>
-          </w:tcPr>
-          <w:p>
-            <w:pPr>
-              <w:spacing w:before="0" w:after="0"/>
-              <w:jc w:val="center"/>
-            </w:pPr>
-            <w:r>
-              <w:rPr>
-                <w:rFonts w:ascii="Arial" w:hAnsi="Arial"/>
-                <w:sz w:val="17"/>
-              </w:rPr>
-              <w:t>GOSP - 02</w:t>
-            </w:r>
-          </w:p>
-        </w:tc>
-        <w:tc>
-          <w:tcPr>
-            <w:tcW w:type="dxa" w:w="4104"/>
-            <w:tcMar>
-              <w:top w:w="100" w:type="dxa"/>
-              <w:bottom w:w="100" w:type="dxa"/>
-              <w:left w:w="90" w:type="dxa"/>
-              <w:right w:w="90" w:type="dxa"/>
-            </w:tcMar>
-            <w:vAlign w:val="center"/>
-          </w:tcPr>
-          <w:p>
-            <w:pPr>
-              <w:spacing w:before="0" w:after="0"/>
-              <w:jc w:val="left"/>
-            </w:pPr>
-            <w:r>
-              <w:rPr>
-                <w:rFonts w:ascii="Arial" w:hAnsi="Arial"/>
-                <w:sz w:val="17"/>
-              </w:rPr>
-              <w:t>A compressor was in use without being properly grounded.</w:t>
-            </w:r>
-          </w:p>
-        </w:tc>
-        <w:tc>
-          <w:tcPr>
-            <w:tcW w:type="dxa" w:w="4104"/>
-            <w:tcMar>
-              <w:top w:w="100" w:type="dxa"/>
-              <w:bottom w:w="100" w:type="dxa"/>
-              <w:left w:w="90" w:type="dxa"/>
-              <w:right w:w="90" w:type="dxa"/>
-            </w:tcMar>
-            <w:vAlign w:val="center"/>
-          </w:tcPr>
-          <w:p>
-            <w:pPr>
-              <w:spacing w:before="0" w:after="0"/>
-              <w:jc w:val="left"/>
-            </w:pPr>
-            <w:r>
-              <w:rPr>
-                <w:rFonts w:ascii="Arial" w:hAnsi="Arial"/>
-                <w:sz w:val="17"/>
-              </w:rPr>
-              <w:t>The compressor was immediately taken out of service until it was properly grounded.</w:t>
-            </w:r>
-          </w:p>
-        </w:tc>
-        <w:tc>
-          <w:tcPr>
-            <w:tcW w:type="dxa" w:w="1656"/>
-            <w:tcMar>
-              <w:top w:w="100" w:type="dxa"/>
-              <w:bottom w:w="100" w:type="dxa"/>
-              <w:left w:w="90" w:type="dxa"/>
-              <w:right w:w="90" w:type="dxa"/>
-            </w:tcMar>
-            <w:vAlign w:val="center"/>
-          </w:tcPr>
-          <w:p>
-            <w:pPr>
-              <w:spacing w:before="0" w:after="0"/>
-              <w:jc w:val="center"/>
-            </w:pPr>
-            <w:r>
-              <w:rPr>
-                <w:rFonts w:ascii="Arial" w:hAnsi="Arial"/>
-                <w:sz w:val="17"/>
-              </w:rPr>
-              <w:t>Civil Engineer</w:t>
-            </w:r>
-          </w:p>
-        </w:tc>
-        <w:tc>
-          <w:tcPr>
-            <w:tcW w:type="dxa" w:w="1224"/>
-            <w:tcMar>
-              <w:top w:w="100" w:type="dxa"/>
-              <w:bottom w:w="100" w:type="dxa"/>
-              <w:left w:w="90" w:type="dxa"/>
-              <w:right w:w="90" w:type="dxa"/>
-            </w:tcMar>
-            <w:vAlign w:val="center"/>
-          </w:tcPr>
-          <w:p>
-            <w:pPr>
-              <w:spacing w:before="0" w:after="0"/>
-              <w:jc w:val="center"/>
-            </w:pPr>
-            <w:r>
-              <w:rPr>
-                <w:rFonts w:ascii="Arial" w:hAnsi="Arial"/>
-                <w:sz w:val="17"/>
-              </w:rPr>
-              <w:t>29/08/2026</w:t>
-            </w:r>
-          </w:p>
-        </w:tc>
-        <w:tc>
-          <w:tcPr>
-            <w:tcW w:type="dxa" w:w="936"/>
-            <w:tcMar>
-              <w:top w:w="100" w:type="dxa"/>
-              <w:bottom w:w="100" w:type="dxa"/>
-              <w:left w:w="90" w:type="dxa"/>
-              <w:right w:w="90" w:type="dxa"/>
-            </w:tcMar>
-            <w:vAlign w:val="center"/>
-          </w:tcPr>
-          <w:p>
-            <w:pPr>
-              <w:spacing w:before="0" w:after="0"/>
-              <w:jc w:val="center"/>
-            </w:pPr>
-            <w:r>
-              <w:rPr>
-                <w:rFonts w:ascii="Arial" w:hAnsi="Arial"/>
-                <w:sz w:val="17"/>
-              </w:rPr>
-              <w:t>Major</w:t>
-            </w:r>
-          </w:p>
-        </w:tc>
-        <w:tc>
-          <w:tcPr>
-            <w:tcW w:type="dxa" w:w="936"/>
-            <w:tcMar>
-              <w:top w:w="100" w:type="dxa"/>
-              <w:bottom w:w="100" w:type="dxa"/>
-              <w:left w:w="90" w:type="dxa"/>
-              <w:right w:w="90" w:type="dxa"/>
-            </w:tcMar>
-            <w:vAlign w:val="center"/>
-          </w:tcPr>
-          <w:p>
-            <w:pPr>
-              <w:spacing w:before="0" w:after="0"/>
-              <w:jc w:val="center"/>
-            </w:pPr>
-            <w:r>
-              <w:rPr>
-                <w:rFonts w:ascii="Arial" w:hAnsi="Arial"/>
-                <w:sz w:val="17"/>
-              </w:rPr>
-              <w:t>Closed</w:t>
-            </w:r>
-          </w:p>
-        </w:tc>
-      </w:tr>
-      <w:tr>
-        <w:trPr>
-          <w:cantSplit/>
-          <w:trHeight w:val="1360" w:hRule="atLeast"/>
-        </w:trPr>
-        <w:tc>
-          <w:tcPr>
-            <w:tcW w:type="dxa" w:w="792"/>
-            <w:tcMar>
-              <w:top w:w="100" w:type="dxa"/>
-              <w:bottom w:w="100" w:type="dxa"/>
-              <w:left w:w="90" w:type="dxa"/>
-              <w:right w:w="90" w:type="dxa"/>
-            </w:tcMar>
-            <w:vAlign w:val="center"/>
-          </w:tcPr>
-          <w:p>
-            <w:pPr>
-              <w:spacing w:before="0" w:after="0"/>
-              <w:jc w:val="center"/>
-            </w:pPr>
-            <w:r>
-              <w:rPr>
-                <w:rFonts w:ascii="Arial" w:hAnsi="Arial"/>
-                <w:sz w:val="17"/>
-              </w:rPr>
-              <w:t>12</w:t>
-            </w:r>
-          </w:p>
-        </w:tc>
-        <w:tc>
-          <w:tcPr>
-            <w:tcW w:type="dxa" w:w="1728"/>
-            <w:tcMar>
-              <w:top w:w="100" w:type="dxa"/>
-              <w:bottom w:w="100" w:type="dxa"/>
-              <w:left w:w="90" w:type="dxa"/>
-              <w:right w:w="90" w:type="dxa"/>
-            </w:tcMar>
-            <w:vAlign w:val="center"/>
-          </w:tcPr>
-          <w:p>
-            <w:pPr>
-              <w:spacing w:before="0" w:after="0"/>
-              <w:jc w:val="center"/>
-            </w:pPr>
-            <w:r>
-              <w:rPr>
-                <w:rFonts w:ascii="Arial" w:hAnsi="Arial"/>
-                <w:sz w:val="17"/>
-              </w:rPr>
-              <w:t>GOSP - 02</w:t>
-            </w:r>
-          </w:p>
-        </w:tc>
-        <w:tc>
-          <w:tcPr>
-            <w:tcW w:type="dxa" w:w="4104"/>
-            <w:tcMar>
-              <w:top w:w="100" w:type="dxa"/>
-              <w:bottom w:w="100" w:type="dxa"/>
-              <w:left w:w="90" w:type="dxa"/>
-              <w:right w:w="90" w:type="dxa"/>
-            </w:tcMar>
-            <w:vAlign w:val="center"/>
-          </w:tcPr>
-          <w:p>
-            <w:pPr>
-              <w:spacing w:before="0" w:after="0"/>
-              <w:jc w:val="left"/>
-            </w:pPr>
-            <w:r>
-              <w:rPr>
-                <w:rFonts w:ascii="Arial" w:hAnsi="Arial"/>
-                <w:sz w:val="17"/>
-              </w:rPr>
-              <w:t>A compressor was found with a missing pre-use inspection checklist.</w:t>
-            </w:r>
-          </w:p>
-        </w:tc>
-        <w:tc>
-          <w:tcPr>
-            <w:tcW w:type="dxa" w:w="4104"/>
-            <w:tcMar>
-              <w:top w:w="100" w:type="dxa"/>
-              <w:bottom w:w="100" w:type="dxa"/>
-              <w:left w:w="90" w:type="dxa"/>
-              <w:right w:w="90" w:type="dxa"/>
-            </w:tcMar>
-            <w:vAlign w:val="center"/>
-          </w:tcPr>
-          <w:p>
-            <w:pPr>
-              <w:spacing w:before="0" w:after="0"/>
-              <w:jc w:val="left"/>
-            </w:pPr>
-            <w:r>
-              <w:rPr>
-                <w:rFonts w:ascii="Arial" w:hAnsi="Arial"/>
-                <w:sz w:val="17"/>
-              </w:rPr>
-              <w:t>The supervisor was instructed not to use the equipment until a proper pre-use inspection is completed and documented.</w:t>
-            </w:r>
-          </w:p>
-        </w:tc>
-        <w:tc>
-          <w:tcPr>
-            <w:tcW w:type="dxa" w:w="1656"/>
-            <w:tcMar>
-              <w:top w:w="100" w:type="dxa"/>
-              <w:bottom w:w="100" w:type="dxa"/>
-              <w:left w:w="90" w:type="dxa"/>
-              <w:right w:w="90" w:type="dxa"/>
-            </w:tcMar>
-            <w:vAlign w:val="center"/>
-          </w:tcPr>
-          <w:p>
-            <w:pPr>
-              <w:spacing w:before="0" w:after="0"/>
-              <w:jc w:val="center"/>
-            </w:pPr>
-            <w:r>
-              <w:rPr>
-                <w:rFonts w:ascii="Arial" w:hAnsi="Arial"/>
-                <w:sz w:val="17"/>
-              </w:rPr>
-              <w:t>Rigger 3</w:t>
-            </w:r>
-          </w:p>
-        </w:tc>
-        <w:tc>
-          <w:tcPr>
-            <w:tcW w:type="dxa" w:w="1224"/>
-            <w:tcMar>
-              <w:top w:w="100" w:type="dxa"/>
-              <w:bottom w:w="100" w:type="dxa"/>
-              <w:left w:w="90" w:type="dxa"/>
-              <w:right w:w="90" w:type="dxa"/>
-            </w:tcMar>
-            <w:vAlign w:val="center"/>
-          </w:tcPr>
-          <w:p>
-            <w:pPr>
-              <w:spacing w:before="0" w:after="0"/>
-              <w:jc w:val="center"/>
-            </w:pPr>
-            <w:r>
-              <w:rPr>
-                <w:rFonts w:ascii="Arial" w:hAnsi="Arial"/>
-                <w:sz w:val="17"/>
-              </w:rPr>
-              <w:t>29/08/2026</w:t>
-            </w:r>
-          </w:p>
-        </w:tc>
-        <w:tc>
-          <w:tcPr>
-            <w:tcW w:type="dxa" w:w="936"/>
-            <w:tcMar>
-              <w:top w:w="100" w:type="dxa"/>
-              <w:bottom w:w="100" w:type="dxa"/>
-              <w:left w:w="90" w:type="dxa"/>
-              <w:right w:w="90" w:type="dxa"/>
-            </w:tcMar>
-            <w:vAlign w:val="center"/>
-          </w:tcPr>
-          <w:p>
-            <w:pPr>
-              <w:spacing w:before="0" w:after="0"/>
-              <w:jc w:val="center"/>
-            </w:pPr>
-            <w:r>
-              <w:rPr>
-                <w:rFonts w:ascii="Arial" w:hAnsi="Arial"/>
-                <w:sz w:val="17"/>
-              </w:rPr>
-              <w:t>Minor</w:t>
-            </w:r>
-          </w:p>
-        </w:tc>
-        <w:tc>
-          <w:tcPr>
-            <w:tcW w:type="dxa" w:w="936"/>
-            <w:tcMar>
-              <w:top w:w="100" w:type="dxa"/>
-              <w:bottom w:w="100" w:type="dxa"/>
-              <w:left w:w="90" w:type="dxa"/>
-              <w:right w:w="90" w:type="dxa"/>
-            </w:tcMar>
-            <w:vAlign w:val="center"/>
-          </w:tcPr>
-          <w:p>
-            <w:pPr>
-              <w:spacing w:before="0" w:after="0"/>
-              <w:jc w:val="center"/>
-            </w:pPr>
-            <w:r>
-              <w:rPr>
-                <w:rFonts w:ascii="Arial" w:hAnsi="Arial"/>
-                <w:sz w:val="17"/>
-              </w:rPr>
-              <w:t>Closed</w:t>
-            </w:r>
-          </w:p>
-        </w:tc>
-      </w:tr>
-    </w:tbl>
-    <w:p>
-      <w:pPr>
-        <w:spacing w:before="160" w:after="40"/>
-      </w:pPr>
-    </w:p>
-    <w:tbl>
-      <w:tblPr>
-        <w:tblW w:type="auto" w:w="0"/>
-        <w:jc w:val="center"/>
-        <w:tblLayout w:type="fixed"/>
-        <w:tblLook w:firstColumn="1" w:firstRow="1" w:lastColumn="0" w:lastRow="0" w:noHBand="0" w:noVBand="1" w:val="04A0"/>
-      </w:tblPr>
-      <w:tblGrid>
-        <w:gridCol w:w="5181"/>
-        <w:gridCol w:w="5181"/>
-        <w:gridCol w:w="5181"/>
-      </w:tblGrid>
-      <w:tr>
-        <w:tc>
-          <w:tcPr>
-            <w:tcW w:type="dxa" w:w="5256"/>
-          </w:tcPr>
-          <w:p>
-            <w:pPr>
-              <w:spacing w:before="0" w:after="40"/>
-            </w:pPr>
-            <w:r>
-              <w:rPr>
-                <w:b/>
-                <w:color w:val="000000"/>
-              </w:rPr>
-              <w:t>_____________________________</w:t>
-              <w:br/>
-            </w:r>
-            <w:r>
-              <w:rPr>
-                <w:b/>
-                <w:sz w:val="18"/>
-              </w:rPr>
-              <w:t>Observed By: Safety officer</w:t>
-              <w:br/>
-            </w:r>
-            <w:r>
-              <w:rPr>
-                <w:b/>
-                <w:sz w:val="18"/>
-              </w:rPr>
-              <w:t>Name: RAKIB AJAMIN</w:t>
-              <w:br/>
-            </w:r>
-            <w:r>
-              <w:rPr>
-                <w:b/>
-                <w:sz w:val="18"/>
-              </w:rPr>
-              <w:t>Date: 29/08/2026</w:t>
-              <w:br/>
-              <w:br/>
-            </w:r>
-            <w:r>
-              <w:rPr>
-                <w:i/>
-                <w:sz w:val="16"/>
-              </w:rPr>
-              <w:t>*Note: Type  – Minor &amp; Major</w:t>
-              <w:br/>
-              <w:t xml:space="preserve">         Status – Open &amp; Closed</w:t>
-            </w:r>
-          </w:p>
-        </w:tc>
-        <w:tc>
-          <w:tcPr>
-            <w:tcW w:type="dxa" w:w="5112"/>
-          </w:tcPr>
-          <w:p>
-            <w:pPr>
-              <w:spacing w:before="0" w:after="40"/>
-            </w:pPr>
-            <w:r>
-              <w:rPr>
-                <w:b/>
-                <w:color w:val="000000"/>
-              </w:rPr>
-              <w:t>_____________________________</w:t>
-              <w:br/>
-            </w:r>
-            <w:r>
-              <w:rPr>
-                <w:b/>
-                <w:sz w:val="18"/>
-              </w:rPr>
-              <w:t>Status By: Engineer</w:t>
-              <w:br/>
-            </w:r>
-            <w:r>
-              <w:rPr>
-                <w:b/>
-                <w:sz w:val="18"/>
-              </w:rPr>
-              <w:t>Name: OSAMA ABDELRAHMAN</w:t>
-              <w:br/>
-            </w:r>
-            <w:r>
-              <w:rPr>
-                <w:b/>
-                <w:sz w:val="18"/>
-              </w:rPr>
-              <w:t>Date: 29/08/2026</w:t>
-            </w:r>
-          </w:p>
-        </w:tc>
-        <w:tc>
-          <w:tcPr>
-            <w:tcW w:type="dxa" w:w="5112"/>
-          </w:tcPr>
-          <w:p>
-            <w:pPr>
-              <w:spacing w:before="0" w:after="40"/>
-            </w:pPr>
-            <w:r>
-              <w:rPr>
-                <w:b/>
-                <w:color w:val="000000"/>
-              </w:rPr>
-              <w:t>_____________________________</w:t>
-              <w:br/>
-            </w:r>
-            <w:r>
-              <w:rPr>
-                <w:b/>
-                <w:sz w:val="18"/>
-              </w:rPr>
-              <w:t>Reviewed By: Project Manager</w:t>
-              <w:br/>
-            </w:r>
-            <w:r>
-              <w:rPr>
-                <w:b/>
-                <w:sz w:val="18"/>
-              </w:rPr>
-              <w:t>Name: AHMED GHALWASH</w:t>
-              <w:br/>
-            </w:r>
-            <w:r>
-              <w:rPr>
-                <w:b/>
-                <w:sz w:val="18"/>
-              </w:rPr>
-              <w:t>Date: 19/09/2026</w:t>
-            </w:r>
-          </w:p>
-        </w:tc>
-      </w:tr>
-    </w:tbl>
-    <w:p>
-      <w:pPr>
-        <w:spacing w:before="240" w:after="0"/>
-      </w:pPr>
-      <w:r>
-        <w:rPr>
-          <w:color w:val="505050"/>
-          <w:sz w:val="15"/>
-        </w:rPr>
-        <w:t>EWI 107 Att.2 Rev.1 04 Sep. 2019</w:t>
-      </w:r>
-    </w:p>
-    <w:p>
-      <w:r>
-        <w:br w:type="page"/>
-      </w:r>
-    </w:p>
-    <w:p>
-      <w:pPr>
-        <w:spacing w:before="0" w:after="40"/>
-      </w:pPr>
-      <w:r>
-        <w:rPr>
-          <w:rFonts w:ascii="Arial" w:hAnsi="Arial"/>
-          <w:b/>
-          <w:sz w:val="26"/>
-        </w:rPr>
-        <w:t>HEISCO</w:t>
-      </w:r>
-    </w:p>
-    <w:tbl>
-      <w:tblPr>
-        <w:tblW w:type="auto" w:w="0"/>
-        <w:jc w:val="center"/>
-        <w:tblLayout w:type="fixed"/>
-        <w:tblLook w:firstColumn="1" w:firstRow="1" w:lastColumn="0" w:lastRow="0" w:noHBand="0" w:noVBand="1" w:val="04A0"/>
-        <w:tblBorders>
-          <w:top w:val="single" w:sz="6" w:space="0" w:color="000000"/>
-          <w:bottom w:val="single" w:sz="6" w:space="0" w:color="000000"/>
-          <w:left w:val="single" w:sz="6" w:space="0" w:color="000000"/>
-          <w:right w:val="single" w:sz="6" w:space="0" w:color="000000"/>
-          <w:insideH w:val="single" w:sz="6" w:space="0" w:color="000000"/>
-          <w:insideV w:val="single" w:sz="6" w:space="0" w:color="000000"/>
-        </w:tblBorders>
-      </w:tblPr>
-      <w:tblGrid>
-        <w:gridCol w:w="15542"/>
-      </w:tblGrid>
-      <w:tr>
-        <w:tc>
-          <w:tcPr>
-            <w:tcW w:type="dxa" w:w="15480"/>
-            <w:shd w:fill="E2EFDA"/>
-            <w:tcMar>
-              <w:top w:w="60" w:type="dxa"/>
-              <w:bottom w:w="60" w:type="dxa"/>
-              <w:left w:w="100" w:type="dxa"/>
-              <w:right w:w="100" w:type="dxa"/>
-            </w:tcMar>
-          </w:tcPr>
-          <w:p>
-            <w:pPr>
-              <w:spacing w:before="40" w:after="40"/>
-              <w:jc w:val="center"/>
-            </w:pPr>
-            <w:r>
-              <w:rPr>
-                <w:rFonts w:ascii="Arial" w:hAnsi="Arial"/>
-                <w:b/>
-                <w:sz w:val="22"/>
-              </w:rPr>
-              <w:t>HSE OBSERVATION REGISTER</w:t>
-            </w:r>
-          </w:p>
-        </w:tc>
-      </w:tr>
-    </w:tbl>
-    <w:tbl>
-      <w:tblPr>
-        <w:tblW w:type="auto" w:w="0"/>
-        <w:jc w:val="center"/>
-        <w:tblLayout w:type="fixed"/>
-        <w:tblLook w:firstColumn="1" w:firstRow="1" w:lastColumn="0" w:lastRow="0" w:noHBand="0" w:noVBand="1" w:val="04A0"/>
-      </w:tblPr>
-      <w:tblGrid>
-        <w:gridCol w:w="7771"/>
-        <w:gridCol w:w="7771"/>
-      </w:tblGrid>
-      <w:tr>
-        <w:tc>
-          <w:tcPr>
-            <w:tcW w:type="dxa" w:w="10800"/>
-          </w:tcPr>
-          <w:p>
-            <w:pPr>
-              <w:spacing w:before="60" w:after="20"/>
-            </w:pPr>
-            <w:r>
-              <w:rPr>
-                <w:b/>
-                <w:sz w:val="19"/>
-              </w:rPr>
-              <w:t xml:space="preserve">Ref No: </w:t>
-            </w:r>
-            <w:r>
-              <w:rPr>
-                <w:b/>
-                <w:sz w:val="19"/>
-              </w:rPr>
-              <w:t>433001/HSE-OR/05/2026</w:t>
-            </w:r>
-          </w:p>
-        </w:tc>
-        <w:tc>
-          <w:tcPr>
-            <w:tcW w:type="dxa" w:w="4680"/>
-          </w:tcPr>
-          <w:p>
-            <w:pPr>
-              <w:spacing w:before="60" w:after="20"/>
-              <w:jc w:val="right"/>
-            </w:pPr>
-            <w:r>
-              <w:rPr>
-                <w:b/>
-                <w:sz w:val="19"/>
-              </w:rPr>
-              <w:t xml:space="preserve">Date: </w:t>
-            </w:r>
-            <w:r>
-              <w:rPr>
-                <w:b/>
-                <w:sz w:val="19"/>
-              </w:rPr>
-              <w:t>29/08/2026</w:t>
-            </w:r>
-          </w:p>
-        </w:tc>
-      </w:tr>
-      <w:tr>
-        <w:tc>
-          <w:tcPr>
-            <w:tcW w:type="dxa" w:w="15542"/>
-            <w:gridSpan w:val="2"/>
-          </w:tcPr>
-          <w:p>
-            <w:pPr>
-              <w:spacing w:before="20" w:after="80"/>
-            </w:pPr>
-            <w:r>
-              <w:rPr>
-                <w:b/>
-                <w:sz w:val="19"/>
-              </w:rPr>
-              <w:t xml:space="preserve">CC Name: </w:t>
-            </w:r>
-            <w:r>
-              <w:rPr>
-                <w:b/>
-                <w:sz w:val="19"/>
-              </w:rPr>
-              <w:t>DEBOTTLENECK PRODUCTION FACILITIES ABQAIQ BI NO. 10-10303</w:t>
-            </w:r>
-          </w:p>
-        </w:tc>
-      </w:tr>
-    </w:tbl>
-    <w:tbl>
-      <w:tblPr>
-        <w:tblW w:type="auto" w:w="0"/>
-        <w:jc w:val="center"/>
-        <w:tblLayout w:type="fixed"/>
-        <w:tblLook w:firstColumn="1" w:firstRow="1" w:lastColumn="0" w:lastRow="0" w:noHBand="0" w:noVBand="1" w:val="04A0"/>
-        <w:tblBorders>
-          <w:top w:val="single" w:sz="4" w:space="0" w:color="000000"/>
-          <w:bottom w:val="single" w:sz="4" w:space="0" w:color="000000"/>
-          <w:left w:val="single" w:sz="4" w:space="0" w:color="000000"/>
-          <w:right w:val="single" w:sz="4" w:space="0" w:color="000000"/>
-          <w:insideH w:val="single" w:sz="4" w:space="0" w:color="000000"/>
-          <w:insideV w:val="single" w:sz="4" w:space="0" w:color="000000"/>
-        </w:tblBorders>
-      </w:tblPr>
-      <w:tblGrid>
-        <w:gridCol w:w="1943"/>
-        <w:gridCol w:w="1943"/>
-        <w:gridCol w:w="1943"/>
-        <w:gridCol w:w="1943"/>
-        <w:gridCol w:w="1943"/>
-        <w:gridCol w:w="1943"/>
-        <w:gridCol w:w="1943"/>
-        <w:gridCol w:w="1943"/>
-      </w:tblGrid>
-      <w:tr>
-        <w:trPr>
-          <w:cantSplit/>
-          <w:trHeight w:val="480" w:hRule="atLeast"/>
-        </w:trPr>
-        <w:tc>
-          <w:tcPr>
-            <w:tcW w:type="dxa" w:w="792"/>
-            <w:shd w:fill="E2EFDA"/>
-            <w:tcMar>
-              <w:top w:w="80" w:type="dxa"/>
-              <w:bottom w:w="80" w:type="dxa"/>
-              <w:left w:w="60" w:type="dxa"/>
-              <w:right w:w="60" w:type="dxa"/>
-            </w:tcMar>
-            <w:vAlign w:val="center"/>
-          </w:tcPr>
-          <w:p>
-            <w:pPr>
-              <w:spacing w:before="0" w:after="0"/>
-              <w:jc w:val="center"/>
-            </w:pPr>
-            <w:r>
-              <w:rPr>
-                <w:rFonts w:ascii="Arial" w:hAnsi="Arial"/>
-                <w:b/>
-                <w:sz w:val="17"/>
-              </w:rPr>
-              <w:t>NO:</w:t>
-            </w:r>
-          </w:p>
-        </w:tc>
-        <w:tc>
-          <w:tcPr>
-            <w:tcW w:type="dxa" w:w="1728"/>
-            <w:shd w:fill="E2EFDA"/>
-            <w:tcMar>
-              <w:top w:w="80" w:type="dxa"/>
-              <w:bottom w:w="80" w:type="dxa"/>
-              <w:left w:w="60" w:type="dxa"/>
-              <w:right w:w="60" w:type="dxa"/>
-            </w:tcMar>
-            <w:vAlign w:val="center"/>
-          </w:tcPr>
-          <w:p>
-            <w:pPr>
-              <w:spacing w:before="0" w:after="0"/>
-              <w:jc w:val="center"/>
-            </w:pPr>
-            <w:r>
-              <w:rPr>
-                <w:rFonts w:ascii="Arial" w:hAnsi="Arial"/>
-                <w:b/>
-                <w:sz w:val="17"/>
-              </w:rPr>
-              <w:t>LOCATION</w:t>
-            </w:r>
-          </w:p>
-        </w:tc>
-        <w:tc>
-          <w:tcPr>
-            <w:tcW w:type="dxa" w:w="4104"/>
-            <w:shd w:fill="E2EFDA"/>
-            <w:tcMar>
-              <w:top w:w="80" w:type="dxa"/>
-              <w:bottom w:w="80" w:type="dxa"/>
-              <w:left w:w="60" w:type="dxa"/>
-              <w:right w:w="60" w:type="dxa"/>
-            </w:tcMar>
-            <w:vAlign w:val="center"/>
-          </w:tcPr>
-          <w:p>
-            <w:pPr>
-              <w:spacing w:before="0" w:after="0"/>
-              <w:jc w:val="center"/>
-            </w:pPr>
-            <w:r>
-              <w:rPr>
-                <w:rFonts w:ascii="Arial" w:hAnsi="Arial"/>
-                <w:b/>
-                <w:sz w:val="17"/>
-              </w:rPr>
-              <w:t>OBSERVATION</w:t>
-            </w:r>
-          </w:p>
-        </w:tc>
-        <w:tc>
-          <w:tcPr>
-            <w:tcW w:type="dxa" w:w="4104"/>
-            <w:shd w:fill="E2EFDA"/>
-            <w:tcMar>
-              <w:top w:w="80" w:type="dxa"/>
-              <w:bottom w:w="80" w:type="dxa"/>
-              <w:left w:w="60" w:type="dxa"/>
-              <w:right w:w="60" w:type="dxa"/>
-            </w:tcMar>
-            <w:vAlign w:val="center"/>
-          </w:tcPr>
-          <w:p>
-            <w:pPr>
-              <w:spacing w:before="0" w:after="0"/>
-              <w:jc w:val="center"/>
-            </w:pPr>
-            <w:r>
-              <w:rPr>
-                <w:rFonts w:ascii="Arial" w:hAnsi="Arial"/>
-                <w:b/>
-                <w:sz w:val="17"/>
-              </w:rPr>
-              <w:t>RECOMMENDATION</w:t>
-            </w:r>
-          </w:p>
-        </w:tc>
-        <w:tc>
-          <w:tcPr>
-            <w:tcW w:type="dxa" w:w="1656"/>
-            <w:shd w:fill="E2EFDA"/>
-            <w:tcMar>
-              <w:top w:w="80" w:type="dxa"/>
-              <w:bottom w:w="80" w:type="dxa"/>
-              <w:left w:w="60" w:type="dxa"/>
-              <w:right w:w="60" w:type="dxa"/>
-            </w:tcMar>
-            <w:vAlign w:val="center"/>
-          </w:tcPr>
-          <w:p>
-            <w:pPr>
-              <w:spacing w:before="0" w:after="0"/>
-              <w:jc w:val="center"/>
-            </w:pPr>
-            <w:r>
-              <w:rPr>
-                <w:rFonts w:ascii="Arial" w:hAnsi="Arial"/>
-                <w:b/>
-                <w:sz w:val="17"/>
-              </w:rPr>
-              <w:t>RESPONSIBLE</w:t>
-              <w:br/>
-              <w:t>ENTITY</w:t>
-            </w:r>
-          </w:p>
-        </w:tc>
-        <w:tc>
-          <w:tcPr>
-            <w:tcW w:type="dxa" w:w="1224"/>
-            <w:shd w:fill="E2EFDA"/>
-            <w:tcMar>
-              <w:top w:w="80" w:type="dxa"/>
-              <w:bottom w:w="80" w:type="dxa"/>
-              <w:left w:w="60" w:type="dxa"/>
-              <w:right w:w="60" w:type="dxa"/>
-            </w:tcMar>
-            <w:vAlign w:val="center"/>
-          </w:tcPr>
-          <w:p>
-            <w:pPr>
-              <w:spacing w:before="0" w:after="0"/>
-              <w:jc w:val="center"/>
-            </w:pPr>
-            <w:r>
-              <w:rPr>
-                <w:rFonts w:ascii="Arial" w:hAnsi="Arial"/>
-                <w:b/>
-                <w:sz w:val="17"/>
-              </w:rPr>
-              <w:t>DUE DATE</w:t>
-            </w:r>
-          </w:p>
-        </w:tc>
-        <w:tc>
-          <w:tcPr>
-            <w:tcW w:type="dxa" w:w="936"/>
-            <w:shd w:fill="E2EFDA"/>
-            <w:tcMar>
-              <w:top w:w="80" w:type="dxa"/>
-              <w:bottom w:w="80" w:type="dxa"/>
-              <w:left w:w="60" w:type="dxa"/>
-              <w:right w:w="60" w:type="dxa"/>
-            </w:tcMar>
-            <w:vAlign w:val="center"/>
-          </w:tcPr>
-          <w:p>
-            <w:pPr>
-              <w:spacing w:before="0" w:after="0"/>
-              <w:jc w:val="center"/>
-            </w:pPr>
-            <w:r>
-              <w:rPr>
-                <w:rFonts w:ascii="Arial" w:hAnsi="Arial"/>
-                <w:b/>
-                <w:sz w:val="17"/>
-              </w:rPr>
-              <w:t>TYPE</w:t>
-            </w:r>
-          </w:p>
-        </w:tc>
-        <w:tc>
-          <w:tcPr>
-            <w:tcW w:type="dxa" w:w="936"/>
-            <w:shd w:fill="E2EFDA"/>
-            <w:tcMar>
-              <w:top w:w="80" w:type="dxa"/>
-              <w:bottom w:w="80" w:type="dxa"/>
-              <w:left w:w="60" w:type="dxa"/>
-              <w:right w:w="60" w:type="dxa"/>
-            </w:tcMar>
-            <w:vAlign w:val="center"/>
-          </w:tcPr>
-          <w:p>
-            <w:pPr>
-              <w:spacing w:before="0" w:after="0"/>
-              <w:jc w:val="center"/>
-            </w:pPr>
-            <w:r>
-              <w:rPr>
-                <w:rFonts w:ascii="Arial" w:hAnsi="Arial"/>
-                <w:b/>
-                <w:sz w:val="17"/>
-              </w:rPr>
-              <w:t>STATUS</w:t>
-            </w:r>
-          </w:p>
-        </w:tc>
-      </w:tr>
-      <w:tr>
-        <w:trPr>
-          <w:cantSplit/>
-          <w:trHeight w:val="1360" w:hRule="atLeast"/>
-        </w:trPr>
-        <w:tc>
-          <w:tcPr>
-            <w:tcW w:type="dxa" w:w="792"/>
-            <w:tcMar>
-              <w:top w:w="100" w:type="dxa"/>
-              <w:bottom w:w="100" w:type="dxa"/>
-              <w:left w:w="90" w:type="dxa"/>
-              <w:right w:w="90" w:type="dxa"/>
-            </w:tcMar>
-            <w:vAlign w:val="center"/>
-          </w:tcPr>
-          <w:p>
-            <w:pPr>
-              <w:spacing w:before="0" w:after="0"/>
-              <w:jc w:val="center"/>
-            </w:pPr>
-            <w:r>
-              <w:rPr>
-                <w:rFonts w:ascii="Arial" w:hAnsi="Arial"/>
-                <w:sz w:val="17"/>
-              </w:rPr>
-              <w:t>13</w:t>
-            </w:r>
-          </w:p>
-        </w:tc>
-        <w:tc>
-          <w:tcPr>
-            <w:tcW w:type="dxa" w:w="1728"/>
-            <w:tcMar>
-              <w:top w:w="100" w:type="dxa"/>
-              <w:bottom w:w="100" w:type="dxa"/>
-              <w:left w:w="90" w:type="dxa"/>
-              <w:right w:w="90" w:type="dxa"/>
-            </w:tcMar>
-            <w:vAlign w:val="center"/>
-          </w:tcPr>
-          <w:p>
-            <w:pPr>
-              <w:spacing w:before="0" w:after="0"/>
-              <w:jc w:val="center"/>
-            </w:pPr>
-            <w:r>
-              <w:rPr>
-                <w:rFonts w:ascii="Arial" w:hAnsi="Arial"/>
-                <w:sz w:val="17"/>
-              </w:rPr>
-              <w:t>GOSP - 02</w:t>
-            </w:r>
-          </w:p>
-        </w:tc>
-        <w:tc>
-          <w:tcPr>
-            <w:tcW w:type="dxa" w:w="4104"/>
-            <w:tcMar>
-              <w:top w:w="100" w:type="dxa"/>
-              <w:bottom w:w="100" w:type="dxa"/>
-              <w:left w:w="90" w:type="dxa"/>
-              <w:right w:w="90" w:type="dxa"/>
-            </w:tcMar>
-            <w:vAlign w:val="center"/>
-          </w:tcPr>
-          <w:p>
-            <w:pPr>
-              <w:spacing w:before="0" w:after="0"/>
-              <w:jc w:val="left"/>
-            </w:pPr>
-            <w:r>
-              <w:rPr>
-                <w:rFonts w:ascii="Arial" w:hAnsi="Arial"/>
-                <w:sz w:val="17"/>
-              </w:rPr>
-              <w:t>SIF Modification activity was ongoing without the required supervision.</w:t>
-            </w:r>
-          </w:p>
-        </w:tc>
-        <w:tc>
-          <w:tcPr>
-            <w:tcW w:type="dxa" w:w="4104"/>
-            <w:tcMar>
-              <w:top w:w="100" w:type="dxa"/>
-              <w:bottom w:w="100" w:type="dxa"/>
-              <w:left w:w="90" w:type="dxa"/>
-              <w:right w:w="90" w:type="dxa"/>
-            </w:tcMar>
-            <w:vAlign w:val="center"/>
-          </w:tcPr>
-          <w:p>
-            <w:pPr>
-              <w:spacing w:before="0" w:after="0"/>
-              <w:jc w:val="left"/>
-            </w:pPr>
-            <w:r>
-              <w:rPr>
-                <w:rFonts w:ascii="Arial" w:hAnsi="Arial"/>
-                <w:sz w:val="17"/>
-              </w:rPr>
-              <w:t>The job was stopped until the responsible supervisor was present at the worksite.</w:t>
-            </w:r>
-          </w:p>
-        </w:tc>
-        <w:tc>
-          <w:tcPr>
-            <w:tcW w:type="dxa" w:w="1656"/>
-            <w:tcMar>
-              <w:top w:w="100" w:type="dxa"/>
-              <w:bottom w:w="100" w:type="dxa"/>
-              <w:left w:w="90" w:type="dxa"/>
-              <w:right w:w="90" w:type="dxa"/>
-            </w:tcMar>
-            <w:vAlign w:val="center"/>
-          </w:tcPr>
-          <w:p>
-            <w:pPr>
-              <w:spacing w:before="0" w:after="0"/>
-              <w:jc w:val="center"/>
-            </w:pPr>
-            <w:r>
-              <w:rPr>
-                <w:rFonts w:ascii="Arial" w:hAnsi="Arial"/>
-                <w:sz w:val="17"/>
-              </w:rPr>
-              <w:t>Site Supervisor</w:t>
-            </w:r>
-          </w:p>
-        </w:tc>
-        <w:tc>
-          <w:tcPr>
-            <w:tcW w:type="dxa" w:w="1224"/>
-            <w:tcMar>
-              <w:top w:w="100" w:type="dxa"/>
-              <w:bottom w:w="100" w:type="dxa"/>
-              <w:left w:w="90" w:type="dxa"/>
-              <w:right w:w="90" w:type="dxa"/>
-            </w:tcMar>
-            <w:vAlign w:val="center"/>
-          </w:tcPr>
-          <w:p>
-            <w:pPr>
-              <w:spacing w:before="0" w:after="0"/>
-              <w:jc w:val="center"/>
-            </w:pPr>
-            <w:r>
-              <w:rPr>
-                <w:rFonts w:ascii="Arial" w:hAnsi="Arial"/>
-                <w:sz w:val="17"/>
-              </w:rPr>
-              <w:t>29/08/2026</w:t>
-            </w:r>
-          </w:p>
-        </w:tc>
-        <w:tc>
-          <w:tcPr>
-            <w:tcW w:type="dxa" w:w="936"/>
-            <w:tcMar>
-              <w:top w:w="100" w:type="dxa"/>
-              <w:bottom w:w="100" w:type="dxa"/>
-              <w:left w:w="90" w:type="dxa"/>
-              <w:right w:w="90" w:type="dxa"/>
-            </w:tcMar>
-            <w:vAlign w:val="center"/>
-          </w:tcPr>
-          <w:p>
-            <w:pPr>
-              <w:spacing w:before="0" w:after="0"/>
-              <w:jc w:val="center"/>
-            </w:pPr>
-            <w:r>
-              <w:rPr>
-                <w:rFonts w:ascii="Arial" w:hAnsi="Arial"/>
-                <w:sz w:val="17"/>
-              </w:rPr>
-              <w:t>Major</w:t>
-            </w:r>
-          </w:p>
-        </w:tc>
-        <w:tc>
-          <w:tcPr>
-            <w:tcW w:type="dxa" w:w="936"/>
-            <w:tcMar>
-              <w:top w:w="100" w:type="dxa"/>
-              <w:bottom w:w="100" w:type="dxa"/>
-              <w:left w:w="90" w:type="dxa"/>
-              <w:right w:w="90" w:type="dxa"/>
-            </w:tcMar>
-            <w:vAlign w:val="center"/>
-          </w:tcPr>
-          <w:p>
-            <w:pPr>
-              <w:spacing w:before="0" w:after="0"/>
-              <w:jc w:val="center"/>
-            </w:pPr>
-            <w:r>
-              <w:rPr>
-                <w:rFonts w:ascii="Arial" w:hAnsi="Arial"/>
-                <w:sz w:val="17"/>
-              </w:rPr>
-              <w:t>Closed</w:t>
-            </w:r>
-          </w:p>
-        </w:tc>
-      </w:tr>
-      <w:tr>
-        <w:trPr>
-          <w:cantSplit/>
-          <w:trHeight w:val="1360" w:hRule="atLeast"/>
-        </w:trPr>
-        <w:tc>
-          <w:tcPr>
-            <w:tcW w:type="dxa" w:w="792"/>
-            <w:tcMar>
-              <w:top w:w="100" w:type="dxa"/>
-              <w:bottom w:w="100" w:type="dxa"/>
-              <w:left w:w="90" w:type="dxa"/>
-              <w:right w:w="90" w:type="dxa"/>
-            </w:tcMar>
-            <w:vAlign w:val="center"/>
-          </w:tcPr>
-          <w:p>
-            <w:pPr>
-              <w:spacing w:before="0" w:after="0"/>
-              <w:jc w:val="center"/>
-            </w:pPr>
-            <w:r>
-              <w:rPr>
-                <w:rFonts w:ascii="Arial" w:hAnsi="Arial"/>
-                <w:sz w:val="17"/>
-              </w:rPr>
-              <w:t>14</w:t>
-            </w:r>
-          </w:p>
-        </w:tc>
-        <w:tc>
-          <w:tcPr>
-            <w:tcW w:type="dxa" w:w="1728"/>
-            <w:tcMar>
-              <w:top w:w="100" w:type="dxa"/>
-              <w:bottom w:w="100" w:type="dxa"/>
-              <w:left w:w="90" w:type="dxa"/>
-              <w:right w:w="90" w:type="dxa"/>
-            </w:tcMar>
-            <w:vAlign w:val="center"/>
-          </w:tcPr>
-          <w:p>
-            <w:pPr>
-              <w:spacing w:before="0" w:after="0"/>
-              <w:jc w:val="center"/>
-            </w:pPr>
-            <w:r>
-              <w:rPr>
-                <w:rFonts w:ascii="Arial" w:hAnsi="Arial"/>
-                <w:sz w:val="17"/>
-              </w:rPr>
-              <w:t>GOSP - 02</w:t>
-            </w:r>
-          </w:p>
-        </w:tc>
-        <w:tc>
-          <w:tcPr>
-            <w:tcW w:type="dxa" w:w="4104"/>
-            <w:tcMar>
-              <w:top w:w="100" w:type="dxa"/>
-              <w:bottom w:w="100" w:type="dxa"/>
-              <w:left w:w="90" w:type="dxa"/>
-              <w:right w:w="90" w:type="dxa"/>
-            </w:tcMar>
-            <w:vAlign w:val="center"/>
-          </w:tcPr>
-          <w:p>
-            <w:pPr>
-              <w:spacing w:before="0" w:after="0"/>
-              <w:jc w:val="left"/>
-            </w:pPr>
-            <w:r>
-              <w:rPr>
-                <w:rFonts w:ascii="Arial" w:hAnsi="Arial"/>
-                <w:sz w:val="17"/>
-              </w:rPr>
-              <w:t>Personnel were working without an umbrella during an 'Orange Flag' (high heat) condition.</w:t>
-            </w:r>
-          </w:p>
-        </w:tc>
-        <w:tc>
-          <w:tcPr>
-            <w:tcW w:type="dxa" w:w="4104"/>
-            <w:tcMar>
-              <w:top w:w="100" w:type="dxa"/>
-              <w:bottom w:w="100" w:type="dxa"/>
-              <w:left w:w="90" w:type="dxa"/>
-              <w:right w:w="90" w:type="dxa"/>
-            </w:tcMar>
-            <w:vAlign w:val="center"/>
-          </w:tcPr>
-          <w:p>
-            <w:pPr>
-              <w:spacing w:before="0" w:after="0"/>
-              <w:jc w:val="left"/>
-            </w:pPr>
-            <w:r>
-              <w:rPr>
-                <w:rFonts w:ascii="Arial" w:hAnsi="Arial"/>
-                <w:sz w:val="17"/>
-              </w:rPr>
-              <w:t>Work was stopped and umbrellas were provided to the workers as per heat stress plan requirements.</w:t>
-            </w:r>
-          </w:p>
-        </w:tc>
-        <w:tc>
-          <w:tcPr>
-            <w:tcW w:type="dxa" w:w="1656"/>
-            <w:tcMar>
-              <w:top w:w="100" w:type="dxa"/>
-              <w:bottom w:w="100" w:type="dxa"/>
-              <w:left w:w="90" w:type="dxa"/>
-              <w:right w:w="90" w:type="dxa"/>
-            </w:tcMar>
-            <w:vAlign w:val="center"/>
-          </w:tcPr>
-          <w:p>
-            <w:pPr>
-              <w:spacing w:before="0" w:after="0"/>
-              <w:jc w:val="center"/>
-            </w:pPr>
-            <w:r>
-              <w:rPr>
-                <w:rFonts w:ascii="Arial" w:hAnsi="Arial"/>
-                <w:sz w:val="17"/>
-              </w:rPr>
-              <w:t>Electrician</w:t>
-            </w:r>
-          </w:p>
-        </w:tc>
-        <w:tc>
-          <w:tcPr>
-            <w:tcW w:type="dxa" w:w="1224"/>
-            <w:tcMar>
-              <w:top w:w="100" w:type="dxa"/>
-              <w:bottom w:w="100" w:type="dxa"/>
-              <w:left w:w="90" w:type="dxa"/>
-              <w:right w:w="90" w:type="dxa"/>
-            </w:tcMar>
-            <w:vAlign w:val="center"/>
-          </w:tcPr>
-          <w:p>
-            <w:pPr>
-              <w:spacing w:before="0" w:after="0"/>
-              <w:jc w:val="center"/>
-            </w:pPr>
-            <w:r>
-              <w:rPr>
-                <w:rFonts w:ascii="Arial" w:hAnsi="Arial"/>
-                <w:sz w:val="17"/>
-              </w:rPr>
-              <w:t>29/08/2026</w:t>
-            </w:r>
-          </w:p>
-        </w:tc>
-        <w:tc>
-          <w:tcPr>
-            <w:tcW w:type="dxa" w:w="936"/>
-            <w:tcMar>
-              <w:top w:w="100" w:type="dxa"/>
-              <w:bottom w:w="100" w:type="dxa"/>
-              <w:left w:w="90" w:type="dxa"/>
-              <w:right w:w="90" w:type="dxa"/>
-            </w:tcMar>
-            <w:vAlign w:val="center"/>
-          </w:tcPr>
-          <w:p>
-            <w:pPr>
-              <w:spacing w:before="0" w:after="0"/>
-              <w:jc w:val="center"/>
-            </w:pPr>
-            <w:r>
-              <w:rPr>
-                <w:rFonts w:ascii="Arial" w:hAnsi="Arial"/>
-                <w:sz w:val="17"/>
-              </w:rPr>
-              <w:t>Major</w:t>
-            </w:r>
-          </w:p>
-        </w:tc>
-        <w:tc>
-          <w:tcPr>
-            <w:tcW w:type="dxa" w:w="936"/>
-            <w:tcMar>
-              <w:top w:w="100" w:type="dxa"/>
-              <w:bottom w:w="100" w:type="dxa"/>
-              <w:left w:w="90" w:type="dxa"/>
-              <w:right w:w="90" w:type="dxa"/>
-            </w:tcMar>
-            <w:vAlign w:val="center"/>
-          </w:tcPr>
-          <w:p>
-            <w:pPr>
-              <w:spacing w:before="0" w:after="0"/>
-              <w:jc w:val="center"/>
-            </w:pPr>
-            <w:r>
-              <w:rPr>
-                <w:rFonts w:ascii="Arial" w:hAnsi="Arial"/>
-                <w:sz w:val="17"/>
-              </w:rPr>
-              <w:t>Closed</w:t>
-            </w:r>
-          </w:p>
-        </w:tc>
-      </w:tr>
-      <w:tr>
-        <w:trPr>
-          <w:cantSplit/>
-          <w:trHeight w:val="1360" w:hRule="atLeast"/>
-        </w:trPr>
-        <w:tc>
-          <w:tcPr>
-            <w:tcW w:type="dxa" w:w="792"/>
-            <w:tcMar>
-              <w:top w:w="100" w:type="dxa"/>
-              <w:bottom w:w="100" w:type="dxa"/>
-              <w:left w:w="90" w:type="dxa"/>
-              <w:right w:w="90" w:type="dxa"/>
-            </w:tcMar>
-            <w:vAlign w:val="center"/>
-          </w:tcPr>
-          <w:p>
-            <w:pPr>
-              <w:spacing w:before="0" w:after="0"/>
-              <w:jc w:val="center"/>
-            </w:pPr>
-            <w:r>
-              <w:rPr>
-                <w:rFonts w:ascii="Arial" w:hAnsi="Arial"/>
-                <w:sz w:val="17"/>
-              </w:rPr>
-              <w:t>15</w:t>
-            </w:r>
-          </w:p>
-        </w:tc>
-        <w:tc>
-          <w:tcPr>
-            <w:tcW w:type="dxa" w:w="1728"/>
-            <w:tcMar>
-              <w:top w:w="100" w:type="dxa"/>
-              <w:bottom w:w="100" w:type="dxa"/>
-              <w:left w:w="90" w:type="dxa"/>
-              <w:right w:w="90" w:type="dxa"/>
-            </w:tcMar>
-            <w:vAlign w:val="center"/>
-          </w:tcPr>
-          <w:p>
-            <w:pPr>
-              <w:spacing w:before="0" w:after="0"/>
-              <w:jc w:val="center"/>
-            </w:pPr>
-            <w:r>
-              <w:rPr>
-                <w:rFonts w:ascii="Arial" w:hAnsi="Arial"/>
-                <w:sz w:val="17"/>
-              </w:rPr>
-              <w:t>GOSP - 02</w:t>
-            </w:r>
-          </w:p>
-        </w:tc>
-        <w:tc>
-          <w:tcPr>
-            <w:tcW w:type="dxa" w:w="4104"/>
-            <w:tcMar>
-              <w:top w:w="100" w:type="dxa"/>
-              <w:bottom w:w="100" w:type="dxa"/>
-              <w:left w:w="90" w:type="dxa"/>
-              <w:right w:w="90" w:type="dxa"/>
-            </w:tcMar>
-            <w:vAlign w:val="center"/>
-          </w:tcPr>
-          <w:p>
-            <w:pPr>
-              <w:spacing w:before="0" w:after="0"/>
-              <w:jc w:val="left"/>
-            </w:pPr>
-            <w:r>
-              <w:rPr>
-                <w:rFonts w:ascii="Arial" w:hAnsi="Arial"/>
-                <w:sz w:val="17"/>
-              </w:rPr>
-              <w:t>Unauthorized personnel were observed standing under a suspended load during a lifting operation.</w:t>
-            </w:r>
-          </w:p>
-        </w:tc>
-        <w:tc>
-          <w:tcPr>
-            <w:tcW w:type="dxa" w:w="4104"/>
-            <w:tcMar>
-              <w:top w:w="100" w:type="dxa"/>
-              <w:bottom w:w="100" w:type="dxa"/>
-              <w:left w:w="90" w:type="dxa"/>
-              <w:right w:w="90" w:type="dxa"/>
-            </w:tcMar>
-            <w:vAlign w:val="center"/>
-          </w:tcPr>
-          <w:p>
-            <w:pPr>
-              <w:spacing w:before="0" w:after="0"/>
-              <w:jc w:val="left"/>
-            </w:pPr>
-            <w:r>
-              <w:rPr>
-                <w:rFonts w:ascii="Arial" w:hAnsi="Arial"/>
-                <w:sz w:val="17"/>
-              </w:rPr>
-              <w:t>The lifting area was immediately cleared and re-barricaded to prevent unauthorized entry.</w:t>
-            </w:r>
-          </w:p>
-        </w:tc>
-        <w:tc>
-          <w:tcPr>
-            <w:tcW w:type="dxa" w:w="1656"/>
-            <w:tcMar>
-              <w:top w:w="100" w:type="dxa"/>
-              <w:bottom w:w="100" w:type="dxa"/>
-              <w:left w:w="90" w:type="dxa"/>
-              <w:right w:w="90" w:type="dxa"/>
-            </w:tcMar>
-            <w:vAlign w:val="center"/>
-          </w:tcPr>
-          <w:p>
-            <w:pPr>
-              <w:spacing w:before="0" w:after="0"/>
-              <w:jc w:val="center"/>
-            </w:pPr>
-            <w:r>
-              <w:rPr>
-                <w:rFonts w:ascii="Arial" w:hAnsi="Arial"/>
-                <w:sz w:val="17"/>
-              </w:rPr>
-              <w:t>Civil Supervisor</w:t>
-            </w:r>
-          </w:p>
-        </w:tc>
-        <w:tc>
-          <w:tcPr>
-            <w:tcW w:type="dxa" w:w="1224"/>
-            <w:tcMar>
-              <w:top w:w="100" w:type="dxa"/>
-              <w:bottom w:w="100" w:type="dxa"/>
-              <w:left w:w="90" w:type="dxa"/>
-              <w:right w:w="90" w:type="dxa"/>
-            </w:tcMar>
-            <w:vAlign w:val="center"/>
-          </w:tcPr>
-          <w:p>
-            <w:pPr>
-              <w:spacing w:before="0" w:after="0"/>
-              <w:jc w:val="center"/>
-            </w:pPr>
-            <w:r>
-              <w:rPr>
-                <w:rFonts w:ascii="Arial" w:hAnsi="Arial"/>
-                <w:sz w:val="17"/>
-              </w:rPr>
-              <w:t>29/08/2026</w:t>
-            </w:r>
-          </w:p>
-        </w:tc>
-        <w:tc>
-          <w:tcPr>
-            <w:tcW w:type="dxa" w:w="936"/>
-            <w:tcMar>
-              <w:top w:w="100" w:type="dxa"/>
-              <w:bottom w:w="100" w:type="dxa"/>
-              <w:left w:w="90" w:type="dxa"/>
-              <w:right w:w="90" w:type="dxa"/>
-            </w:tcMar>
-            <w:vAlign w:val="center"/>
-          </w:tcPr>
-          <w:p>
-            <w:pPr>
-              <w:spacing w:before="0" w:after="0"/>
-              <w:jc w:val="center"/>
-            </w:pPr>
-            <w:r>
-              <w:rPr>
-                <w:rFonts w:ascii="Arial" w:hAnsi="Arial"/>
-                <w:sz w:val="17"/>
-              </w:rPr>
-              <w:t>Major</w:t>
-            </w:r>
-          </w:p>
-        </w:tc>
-        <w:tc>
-          <w:tcPr>
-            <w:tcW w:type="dxa" w:w="936"/>
-            <w:tcMar>
-              <w:top w:w="100" w:type="dxa"/>
-              <w:bottom w:w="100" w:type="dxa"/>
-              <w:left w:w="90" w:type="dxa"/>
-              <w:right w:w="90" w:type="dxa"/>
-            </w:tcMar>
-            <w:vAlign w:val="center"/>
-          </w:tcPr>
-          <w:p>
-            <w:pPr>
-              <w:spacing w:before="0" w:after="0"/>
-              <w:jc w:val="center"/>
-            </w:pPr>
-            <w:r>
-              <w:rPr>
-                <w:rFonts w:ascii="Arial" w:hAnsi="Arial"/>
-                <w:sz w:val="17"/>
-              </w:rPr>
-              <w:t>Closed</w:t>
-            </w:r>
-          </w:p>
-        </w:tc>
-      </w:tr>
-    </w:tbl>
-    <w:p>
-      <w:pPr>
-        <w:spacing w:before="160" w:after="40"/>
-      </w:pPr>
-    </w:p>
-    <w:tbl>
-      <w:tblPr>
-        <w:tblW w:type="auto" w:w="0"/>
-        <w:jc w:val="center"/>
-        <w:tblLayout w:type="fixed"/>
-        <w:tblLook w:firstColumn="1" w:firstRow="1" w:lastColumn="0" w:lastRow="0" w:noHBand="0" w:noVBand="1" w:val="04A0"/>
-      </w:tblPr>
-      <w:tblGrid>
-        <w:gridCol w:w="5181"/>
-        <w:gridCol w:w="5181"/>
-        <w:gridCol w:w="5181"/>
-      </w:tblGrid>
-      <w:tr>
-        <w:tc>
-          <w:tcPr>
-            <w:tcW w:type="dxa" w:w="5256"/>
-          </w:tcPr>
-          <w:p>
-            <w:pPr>
-              <w:spacing w:before="0" w:after="40"/>
-            </w:pPr>
-            <w:r>
-              <w:rPr>
-                <w:b/>
-                <w:color w:val="000000"/>
-              </w:rPr>
-              <w:t>_____________________________</w:t>
-              <w:br/>
-            </w:r>
-            <w:r>
-              <w:rPr>
-                <w:b/>
-                <w:sz w:val="18"/>
-              </w:rPr>
-              <w:t>Observed By: Safety officer</w:t>
-              <w:br/>
-            </w:r>
-            <w:r>
-              <w:rPr>
-                <w:b/>
-                <w:sz w:val="18"/>
-              </w:rPr>
-              <w:t>Name: RAKIB AJAMIN</w:t>
-              <w:br/>
-            </w:r>
-            <w:r>
-              <w:rPr>
-                <w:b/>
-                <w:sz w:val="18"/>
-              </w:rPr>
-              <w:t>Date: 29/08/2026</w:t>
-              <w:br/>
-              <w:br/>
-            </w:r>
-            <w:r>
-              <w:rPr>
-                <w:i/>
-                <w:sz w:val="16"/>
-              </w:rPr>
-              <w:t>*Note: Type  – Minor &amp; Major</w:t>
-              <w:br/>
-              <w:t xml:space="preserve">         Status – Open &amp; Closed</w:t>
-            </w:r>
-          </w:p>
-        </w:tc>
-        <w:tc>
-          <w:tcPr>
-            <w:tcW w:type="dxa" w:w="5112"/>
-          </w:tcPr>
-          <w:p>
-            <w:pPr>
-              <w:spacing w:before="0" w:after="40"/>
-            </w:pPr>
-            <w:r>
-              <w:rPr>
-                <w:b/>
-                <w:color w:val="000000"/>
-              </w:rPr>
-              <w:t>_____________________________</w:t>
-              <w:br/>
-            </w:r>
-            <w:r>
-              <w:rPr>
-                <w:b/>
-                <w:sz w:val="18"/>
-              </w:rPr>
-              <w:t>Status By: Engineer</w:t>
-              <w:br/>
-            </w:r>
-            <w:r>
-              <w:rPr>
-                <w:b/>
-                <w:sz w:val="18"/>
-              </w:rPr>
-              <w:t>Name: OSAMA ABDELRAHMAN</w:t>
-              <w:br/>
-            </w:r>
-            <w:r>
-              <w:rPr>
-                <w:b/>
-                <w:sz w:val="18"/>
-              </w:rPr>
-              <w:t>Date: 29/08/2026</w:t>
-            </w:r>
-          </w:p>
-        </w:tc>
-        <w:tc>
-          <w:tcPr>
-            <w:tcW w:type="dxa" w:w="5112"/>
-          </w:tcPr>
-          <w:p>
-            <w:pPr>
-              <w:spacing w:before="0" w:after="40"/>
-            </w:pPr>
-            <w:r>
-              <w:rPr>
-                <w:b/>
-                <w:color w:val="000000"/>
-              </w:rPr>
-              <w:t>_____________________________</w:t>
-              <w:br/>
-            </w:r>
-            <w:r>
-              <w:rPr>
-                <w:b/>
-                <w:sz w:val="18"/>
-              </w:rPr>
-              <w:t>Reviewed By: Project Manager</w:t>
-              <w:br/>
-            </w:r>
-            <w:r>
-              <w:rPr>
-                <w:b/>
-                <w:sz w:val="18"/>
-              </w:rPr>
-              <w:t>Name: AHMED GHALWASH</w:t>
-              <w:br/>
-            </w:r>
-            <w:r>
-              <w:rPr>
-                <w:b/>
-                <w:sz w:val="18"/>
-              </w:rPr>
-              <w:t>Date: 19/09/2026</w:t>
-            </w:r>
-          </w:p>
-        </w:tc>
-      </w:tr>
-    </w:tbl>
-    <w:p>
-      <w:pPr>
-        <w:spacing w:before="240" w:after="0"/>
-      </w:pPr>
-      <w:r>
-        <w:rPr>
-          <w:color w:val="505050"/>
-          <w:sz w:val="15"/>
-        </w:rPr>
-        <w:t>EWI 107 Att.2 Rev.1 04 Sep. 2019</w:t>
-      </w:r>
-    </w:p>
-    <w:p>
-      <w:r>
-        <w:br w:type="page"/>
-      </w:r>
-    </w:p>
-    <w:p>
-      <w:pPr>
-        <w:spacing w:before="0" w:after="40"/>
-      </w:pPr>
-      <w:r>
-        <w:rPr>
-          <w:rFonts w:ascii="Arial" w:hAnsi="Arial"/>
-          <w:b/>
-          <w:sz w:val="26"/>
-        </w:rPr>
-        <w:t>HEISCO</w:t>
-      </w:r>
-    </w:p>
-    <w:tbl>
-      <w:tblPr>
-        <w:tblW w:type="auto" w:w="0"/>
-        <w:jc w:val="center"/>
-        <w:tblLayout w:type="fixed"/>
-        <w:tblLook w:firstColumn="1" w:firstRow="1" w:lastColumn="0" w:lastRow="0" w:noHBand="0" w:noVBand="1" w:val="04A0"/>
-        <w:tblBorders>
-          <w:top w:val="single" w:sz="6" w:space="0" w:color="000000"/>
-          <w:bottom w:val="single" w:sz="6" w:space="0" w:color="000000"/>
-          <w:left w:val="single" w:sz="6" w:space="0" w:color="000000"/>
-          <w:right w:val="single" w:sz="6" w:space="0" w:color="000000"/>
-          <w:insideH w:val="single" w:sz="6" w:space="0" w:color="000000"/>
-          <w:insideV w:val="single" w:sz="6" w:space="0" w:color="000000"/>
-        </w:tblBorders>
-      </w:tblPr>
-      <w:tblGrid>
-        <w:gridCol w:w="15542"/>
-      </w:tblGrid>
-      <w:tr>
-        <w:tc>
-          <w:tcPr>
-            <w:tcW w:type="dxa" w:w="15480"/>
-            <w:shd w:fill="E2EFDA"/>
-            <w:tcMar>
-              <w:top w:w="60" w:type="dxa"/>
-              <w:bottom w:w="60" w:type="dxa"/>
-              <w:left w:w="100" w:type="dxa"/>
-              <w:right w:w="100" w:type="dxa"/>
-            </w:tcMar>
-          </w:tcPr>
-          <w:p>
-            <w:pPr>
-              <w:spacing w:before="40" w:after="40"/>
-              <w:jc w:val="center"/>
-            </w:pPr>
-            <w:r>
-              <w:rPr>
-                <w:rFonts w:ascii="Arial" w:hAnsi="Arial"/>
-                <w:b/>
-                <w:sz w:val="22"/>
-              </w:rPr>
-              <w:t>HSE OBSERVATION REGISTER</w:t>
-            </w:r>
-          </w:p>
-        </w:tc>
-      </w:tr>
-    </w:tbl>
-    <w:tbl>
-      <w:tblPr>
-        <w:tblW w:type="auto" w:w="0"/>
-        <w:jc w:val="center"/>
-        <w:tblLayout w:type="fixed"/>
-        <w:tblLook w:firstColumn="1" w:firstRow="1" w:lastColumn="0" w:lastRow="0" w:noHBand="0" w:noVBand="1" w:val="04A0"/>
-      </w:tblPr>
-      <w:tblGrid>
-        <w:gridCol w:w="7771"/>
-        <w:gridCol w:w="7771"/>
-      </w:tblGrid>
-      <w:tr>
-        <w:tc>
-          <w:tcPr>
-            <w:tcW w:type="dxa" w:w="10800"/>
-          </w:tcPr>
-          <w:p>
-            <w:pPr>
-              <w:spacing w:before="60" w:after="20"/>
-            </w:pPr>
-            <w:r>
-              <w:rPr>
-                <w:b/>
-                <w:sz w:val="19"/>
-              </w:rPr>
-              <w:t xml:space="preserve">Ref No: </w:t>
-            </w:r>
-            <w:r>
-              <w:rPr>
-                <w:b/>
-                <w:sz w:val="19"/>
-              </w:rPr>
-              <w:t>433001/HSE-OR/06/2026</w:t>
-            </w:r>
-          </w:p>
-        </w:tc>
-        <w:tc>
-          <w:tcPr>
-            <w:tcW w:type="dxa" w:w="4680"/>
-          </w:tcPr>
-          <w:p>
-            <w:pPr>
-              <w:spacing w:before="60" w:after="20"/>
-              <w:jc w:val="right"/>
-            </w:pPr>
-            <w:r>
-              <w:rPr>
-                <w:b/>
-                <w:sz w:val="19"/>
-              </w:rPr>
-              <w:t xml:space="preserve">Date: </w:t>
-            </w:r>
-            <w:r>
-              <w:rPr>
-                <w:b/>
-                <w:sz w:val="19"/>
-              </w:rPr>
-              <w:t>30/08/2026</w:t>
-            </w:r>
-          </w:p>
-        </w:tc>
-      </w:tr>
-      <w:tr>
-        <w:tc>
-          <w:tcPr>
-            <w:tcW w:type="dxa" w:w="15542"/>
-            <w:gridSpan w:val="2"/>
-          </w:tcPr>
-          <w:p>
-            <w:pPr>
-              <w:spacing w:before="20" w:after="80"/>
-            </w:pPr>
-            <w:r>
-              <w:rPr>
-                <w:b/>
-                <w:sz w:val="19"/>
-              </w:rPr>
-              <w:t xml:space="preserve">CC Name: </w:t>
-            </w:r>
-            <w:r>
-              <w:rPr>
-                <w:b/>
-                <w:sz w:val="19"/>
-              </w:rPr>
-              <w:t>DEBOTTLENECK PRODUCTION FACILITIES ABQAIQ BI NO. 10-10303</w:t>
-            </w:r>
-          </w:p>
-        </w:tc>
-      </w:tr>
-    </w:tbl>
-    <w:tbl>
-      <w:tblPr>
-        <w:tblW w:type="auto" w:w="0"/>
-        <w:jc w:val="center"/>
-        <w:tblLayout w:type="fixed"/>
-        <w:tblLook w:firstColumn="1" w:firstRow="1" w:lastColumn="0" w:lastRow="0" w:noHBand="0" w:noVBand="1" w:val="04A0"/>
-        <w:tblBorders>
-          <w:top w:val="single" w:sz="4" w:space="0" w:color="000000"/>
-          <w:bottom w:val="single" w:sz="4" w:space="0" w:color="000000"/>
-          <w:left w:val="single" w:sz="4" w:space="0" w:color="000000"/>
-          <w:right w:val="single" w:sz="4" w:space="0" w:color="000000"/>
-          <w:insideH w:val="single" w:sz="4" w:space="0" w:color="000000"/>
-          <w:insideV w:val="single" w:sz="4" w:space="0" w:color="000000"/>
-        </w:tblBorders>
-      </w:tblPr>
-      <w:tblGrid>
-        <w:gridCol w:w="1943"/>
-        <w:gridCol w:w="1943"/>
-        <w:gridCol w:w="1943"/>
-        <w:gridCol w:w="1943"/>
-        <w:gridCol w:w="1943"/>
-        <w:gridCol w:w="1943"/>
-        <w:gridCol w:w="1943"/>
-        <w:gridCol w:w="1943"/>
-      </w:tblGrid>
-      <w:tr>
-        <w:trPr>
-          <w:cantSplit/>
-          <w:trHeight w:val="480" w:hRule="atLeast"/>
-        </w:trPr>
-        <w:tc>
-          <w:tcPr>
-            <w:tcW w:type="dxa" w:w="792"/>
-            <w:shd w:fill="E2EFDA"/>
-            <w:tcMar>
-              <w:top w:w="80" w:type="dxa"/>
-              <w:bottom w:w="80" w:type="dxa"/>
-              <w:left w:w="60" w:type="dxa"/>
-              <w:right w:w="60" w:type="dxa"/>
-            </w:tcMar>
-            <w:vAlign w:val="center"/>
-          </w:tcPr>
-          <w:p>
-            <w:pPr>
-              <w:spacing w:before="0" w:after="0"/>
-              <w:jc w:val="center"/>
-            </w:pPr>
-            <w:r>
-              <w:rPr>
-                <w:rFonts w:ascii="Arial" w:hAnsi="Arial"/>
-                <w:b/>
-                <w:sz w:val="17"/>
-              </w:rPr>
-              <w:t>NO:</w:t>
-            </w:r>
-          </w:p>
-        </w:tc>
-        <w:tc>
-          <w:tcPr>
-            <w:tcW w:type="dxa" w:w="1728"/>
-            <w:shd w:fill="E2EFDA"/>
-            <w:tcMar>
-              <w:top w:w="80" w:type="dxa"/>
-              <w:bottom w:w="80" w:type="dxa"/>
-              <w:left w:w="60" w:type="dxa"/>
-              <w:right w:w="60" w:type="dxa"/>
-            </w:tcMar>
-            <w:vAlign w:val="center"/>
-          </w:tcPr>
-          <w:p>
-            <w:pPr>
-              <w:spacing w:before="0" w:after="0"/>
-              <w:jc w:val="center"/>
-            </w:pPr>
-            <w:r>
-              <w:rPr>
-                <w:rFonts w:ascii="Arial" w:hAnsi="Arial"/>
-                <w:b/>
-                <w:sz w:val="17"/>
-              </w:rPr>
-              <w:t>LOCATION</w:t>
-            </w:r>
-          </w:p>
-        </w:tc>
-        <w:tc>
-          <w:tcPr>
-            <w:tcW w:type="dxa" w:w="4104"/>
-            <w:shd w:fill="E2EFDA"/>
-            <w:tcMar>
-              <w:top w:w="80" w:type="dxa"/>
-              <w:bottom w:w="80" w:type="dxa"/>
-              <w:left w:w="60" w:type="dxa"/>
-              <w:right w:w="60" w:type="dxa"/>
-            </w:tcMar>
-            <w:vAlign w:val="center"/>
-          </w:tcPr>
-          <w:p>
-            <w:pPr>
-              <w:spacing w:before="0" w:after="0"/>
-              <w:jc w:val="center"/>
-            </w:pPr>
-            <w:r>
-              <w:rPr>
-                <w:rFonts w:ascii="Arial" w:hAnsi="Arial"/>
-                <w:b/>
-                <w:sz w:val="17"/>
-              </w:rPr>
-              <w:t>OBSERVATION</w:t>
-            </w:r>
-          </w:p>
-        </w:tc>
-        <w:tc>
-          <w:tcPr>
-            <w:tcW w:type="dxa" w:w="4104"/>
-            <w:shd w:fill="E2EFDA"/>
-            <w:tcMar>
-              <w:top w:w="80" w:type="dxa"/>
-              <w:bottom w:w="80" w:type="dxa"/>
-              <w:left w:w="60" w:type="dxa"/>
-              <w:right w:w="60" w:type="dxa"/>
-            </w:tcMar>
-            <w:vAlign w:val="center"/>
-          </w:tcPr>
-          <w:p>
-            <w:pPr>
-              <w:spacing w:before="0" w:after="0"/>
-              <w:jc w:val="center"/>
-            </w:pPr>
-            <w:r>
-              <w:rPr>
-                <w:rFonts w:ascii="Arial" w:hAnsi="Arial"/>
-                <w:b/>
-                <w:sz w:val="17"/>
-              </w:rPr>
-              <w:t>RECOMMENDATION</w:t>
-            </w:r>
-          </w:p>
-        </w:tc>
-        <w:tc>
-          <w:tcPr>
-            <w:tcW w:type="dxa" w:w="1656"/>
-            <w:shd w:fill="E2EFDA"/>
-            <w:tcMar>
-              <w:top w:w="80" w:type="dxa"/>
-              <w:bottom w:w="80" w:type="dxa"/>
-              <w:left w:w="60" w:type="dxa"/>
-              <w:right w:w="60" w:type="dxa"/>
-            </w:tcMar>
-            <w:vAlign w:val="center"/>
-          </w:tcPr>
-          <w:p>
-            <w:pPr>
-              <w:spacing w:before="0" w:after="0"/>
-              <w:jc w:val="center"/>
-            </w:pPr>
-            <w:r>
-              <w:rPr>
-                <w:rFonts w:ascii="Arial" w:hAnsi="Arial"/>
-                <w:b/>
-                <w:sz w:val="17"/>
-              </w:rPr>
-              <w:t>RESPONSIBLE</w:t>
-              <w:br/>
-              <w:t>ENTITY</w:t>
-            </w:r>
-          </w:p>
-        </w:tc>
-        <w:tc>
-          <w:tcPr>
-            <w:tcW w:type="dxa" w:w="1224"/>
-            <w:shd w:fill="E2EFDA"/>
-            <w:tcMar>
-              <w:top w:w="80" w:type="dxa"/>
-              <w:bottom w:w="80" w:type="dxa"/>
-              <w:left w:w="60" w:type="dxa"/>
-              <w:right w:w="60" w:type="dxa"/>
-            </w:tcMar>
-            <w:vAlign w:val="center"/>
-          </w:tcPr>
-          <w:p>
-            <w:pPr>
-              <w:spacing w:before="0" w:after="0"/>
-              <w:jc w:val="center"/>
-            </w:pPr>
-            <w:r>
-              <w:rPr>
-                <w:rFonts w:ascii="Arial" w:hAnsi="Arial"/>
-                <w:b/>
-                <w:sz w:val="17"/>
-              </w:rPr>
-              <w:t>DUE DATE</w:t>
-            </w:r>
-          </w:p>
-        </w:tc>
-        <w:tc>
-          <w:tcPr>
-            <w:tcW w:type="dxa" w:w="936"/>
-            <w:shd w:fill="E2EFDA"/>
-            <w:tcMar>
-              <w:top w:w="80" w:type="dxa"/>
-              <w:bottom w:w="80" w:type="dxa"/>
-              <w:left w:w="60" w:type="dxa"/>
-              <w:right w:w="60" w:type="dxa"/>
-            </w:tcMar>
-            <w:vAlign w:val="center"/>
-          </w:tcPr>
-          <w:p>
-            <w:pPr>
-              <w:spacing w:before="0" w:after="0"/>
-              <w:jc w:val="center"/>
-            </w:pPr>
-            <w:r>
-              <w:rPr>
-                <w:rFonts w:ascii="Arial" w:hAnsi="Arial"/>
-                <w:b/>
-                <w:sz w:val="17"/>
-              </w:rPr>
-              <w:t>TYPE</w:t>
-            </w:r>
-          </w:p>
-        </w:tc>
-        <w:tc>
-          <w:tcPr>
-            <w:tcW w:type="dxa" w:w="936"/>
-            <w:shd w:fill="E2EFDA"/>
-            <w:tcMar>
-              <w:top w:w="80" w:type="dxa"/>
-              <w:bottom w:w="80" w:type="dxa"/>
-              <w:left w:w="60" w:type="dxa"/>
-              <w:right w:w="60" w:type="dxa"/>
-            </w:tcMar>
-            <w:vAlign w:val="center"/>
-          </w:tcPr>
-          <w:p>
-            <w:pPr>
-              <w:spacing w:before="0" w:after="0"/>
-              <w:jc w:val="center"/>
-            </w:pPr>
-            <w:r>
-              <w:rPr>
-                <w:rFonts w:ascii="Arial" w:hAnsi="Arial"/>
-                <w:b/>
-                <w:sz w:val="17"/>
-              </w:rPr>
-              <w:t>STATUS</w:t>
-            </w:r>
-          </w:p>
-        </w:tc>
-      </w:tr>
-      <w:tr>
-        <w:trPr>
-          <w:cantSplit/>
-          <w:trHeight w:val="1360" w:hRule="atLeast"/>
-        </w:trPr>
-        <w:tc>
-          <w:tcPr>
-            <w:tcW w:type="dxa" w:w="792"/>
-            <w:tcMar>
-              <w:top w:w="100" w:type="dxa"/>
-              <w:bottom w:w="100" w:type="dxa"/>
-              <w:left w:w="90" w:type="dxa"/>
-              <w:right w:w="90" w:type="dxa"/>
-            </w:tcMar>
-            <w:vAlign w:val="center"/>
-          </w:tcPr>
-          <w:p>
-            <w:pPr>
-              <w:spacing w:before="0" w:after="0"/>
-              <w:jc w:val="center"/>
-            </w:pPr>
-            <w:r>
-              <w:rPr>
-                <w:rFonts w:ascii="Arial" w:hAnsi="Arial"/>
-                <w:sz w:val="17"/>
-              </w:rPr>
-              <w:t>16</w:t>
-            </w:r>
-          </w:p>
-        </w:tc>
-        <w:tc>
-          <w:tcPr>
-            <w:tcW w:type="dxa" w:w="1728"/>
-            <w:tcMar>
-              <w:top w:w="100" w:type="dxa"/>
-              <w:bottom w:w="100" w:type="dxa"/>
-              <w:left w:w="90" w:type="dxa"/>
-              <w:right w:w="90" w:type="dxa"/>
-            </w:tcMar>
-            <w:vAlign w:val="center"/>
-          </w:tcPr>
-          <w:p>
-            <w:pPr>
-              <w:spacing w:before="0" w:after="0"/>
-              <w:jc w:val="center"/>
-            </w:pPr>
-            <w:r>
-              <w:rPr>
-                <w:rFonts w:ascii="Arial" w:hAnsi="Arial"/>
-                <w:sz w:val="17"/>
-              </w:rPr>
-              <w:t>GOSP - 03</w:t>
-            </w:r>
-          </w:p>
-        </w:tc>
-        <w:tc>
-          <w:tcPr>
-            <w:tcW w:type="dxa" w:w="4104"/>
-            <w:tcMar>
-              <w:top w:w="100" w:type="dxa"/>
-              <w:bottom w:w="100" w:type="dxa"/>
-              <w:left w:w="90" w:type="dxa"/>
-              <w:right w:w="90" w:type="dxa"/>
-            </w:tcMar>
-            <w:vAlign w:val="center"/>
-          </w:tcPr>
-          <w:p>
-            <w:pPr>
-              <w:spacing w:before="0" w:after="0"/>
-              <w:jc w:val="left"/>
-            </w:pPr>
-            <w:r>
-              <w:rPr>
-                <w:rFonts w:ascii="Arial" w:hAnsi="Arial"/>
-                <w:sz w:val="17"/>
-              </w:rPr>
-              <w:t>Rigging softeners used for sharp edge protection on steel structures were not long enough to protect the web slings from damage.</w:t>
-            </w:r>
-          </w:p>
-        </w:tc>
-        <w:tc>
-          <w:tcPr>
-            <w:tcW w:type="dxa" w:w="4104"/>
-            <w:tcMar>
-              <w:top w:w="100" w:type="dxa"/>
-              <w:bottom w:w="100" w:type="dxa"/>
-              <w:left w:w="90" w:type="dxa"/>
-              <w:right w:w="90" w:type="dxa"/>
-            </w:tcMar>
-            <w:vAlign w:val="center"/>
-          </w:tcPr>
-          <w:p>
-            <w:pPr>
-              <w:spacing w:before="0" w:after="0"/>
-              <w:jc w:val="left"/>
-            </w:pPr>
-            <w:r>
-              <w:rPr>
-                <w:rFonts w:ascii="Arial" w:hAnsi="Arial"/>
-                <w:sz w:val="17"/>
-              </w:rPr>
-              <w:t>The rigger was instructed to use softeners of the proper length that cover all sharp edges before lifting.</w:t>
-            </w:r>
-          </w:p>
-        </w:tc>
-        <w:tc>
-          <w:tcPr>
-            <w:tcW w:type="dxa" w:w="1656"/>
-            <w:tcMar>
-              <w:top w:w="100" w:type="dxa"/>
-              <w:bottom w:w="100" w:type="dxa"/>
-              <w:left w:w="90" w:type="dxa"/>
-              <w:right w:w="90" w:type="dxa"/>
-            </w:tcMar>
-            <w:vAlign w:val="center"/>
-          </w:tcPr>
-          <w:p>
-            <w:pPr>
-              <w:spacing w:before="0" w:after="0"/>
-              <w:jc w:val="center"/>
-            </w:pPr>
-            <w:r>
-              <w:rPr>
-                <w:rFonts w:ascii="Arial" w:hAnsi="Arial"/>
-                <w:sz w:val="17"/>
-              </w:rPr>
-              <w:t>Site Engineer</w:t>
-            </w:r>
-          </w:p>
-        </w:tc>
-        <w:tc>
-          <w:tcPr>
-            <w:tcW w:type="dxa" w:w="1224"/>
-            <w:tcMar>
-              <w:top w:w="100" w:type="dxa"/>
-              <w:bottom w:w="100" w:type="dxa"/>
-              <w:left w:w="90" w:type="dxa"/>
-              <w:right w:w="90" w:type="dxa"/>
-            </w:tcMar>
-            <w:vAlign w:val="center"/>
-          </w:tcPr>
-          <w:p>
-            <w:pPr>
-              <w:spacing w:before="0" w:after="0"/>
-              <w:jc w:val="center"/>
-            </w:pPr>
-            <w:r>
-              <w:rPr>
-                <w:rFonts w:ascii="Arial" w:hAnsi="Arial"/>
-                <w:sz w:val="17"/>
-              </w:rPr>
-              <w:t>30/08/2026</w:t>
-            </w:r>
-          </w:p>
-        </w:tc>
-        <w:tc>
-          <w:tcPr>
-            <w:tcW w:type="dxa" w:w="936"/>
-            <w:tcMar>
-              <w:top w:w="100" w:type="dxa"/>
-              <w:bottom w:w="100" w:type="dxa"/>
-              <w:left w:w="90" w:type="dxa"/>
-              <w:right w:w="90" w:type="dxa"/>
-            </w:tcMar>
-            <w:vAlign w:val="center"/>
-          </w:tcPr>
-          <w:p>
-            <w:pPr>
-              <w:spacing w:before="0" w:after="0"/>
-              <w:jc w:val="center"/>
-            </w:pPr>
-            <w:r>
-              <w:rPr>
-                <w:rFonts w:ascii="Arial" w:hAnsi="Arial"/>
-                <w:sz w:val="17"/>
-              </w:rPr>
-              <w:t>Major</w:t>
-            </w:r>
-          </w:p>
-        </w:tc>
-        <w:tc>
-          <w:tcPr>
-            <w:tcW w:type="dxa" w:w="936"/>
-            <w:tcMar>
-              <w:top w:w="100" w:type="dxa"/>
-              <w:bottom w:w="100" w:type="dxa"/>
-              <w:left w:w="90" w:type="dxa"/>
-              <w:right w:w="90" w:type="dxa"/>
-            </w:tcMar>
-            <w:vAlign w:val="center"/>
-          </w:tcPr>
-          <w:p>
-            <w:pPr>
-              <w:spacing w:before="0" w:after="0"/>
-              <w:jc w:val="center"/>
-            </w:pPr>
-            <w:r>
-              <w:rPr>
-                <w:rFonts w:ascii="Arial" w:hAnsi="Arial"/>
-                <w:sz w:val="17"/>
-              </w:rPr>
-              <w:t>Closed</w:t>
-            </w:r>
-          </w:p>
-        </w:tc>
-      </w:tr>
-      <w:tr>
-        <w:trPr>
-          <w:cantSplit/>
-          <w:trHeight w:val="1360" w:hRule="atLeast"/>
-        </w:trPr>
-        <w:tc>
-          <w:tcPr>
-            <w:tcW w:type="dxa" w:w="792"/>
-            <w:tcMar>
-              <w:top w:w="100" w:type="dxa"/>
-              <w:bottom w:w="100" w:type="dxa"/>
-              <w:left w:w="90" w:type="dxa"/>
-              <w:right w:w="90" w:type="dxa"/>
-            </w:tcMar>
-            <w:vAlign w:val="center"/>
-          </w:tcPr>
-          <w:p>
-            <w:pPr>
-              <w:spacing w:before="0" w:after="0"/>
-              <w:jc w:val="center"/>
-            </w:pPr>
-            <w:r>
-              <w:rPr>
-                <w:rFonts w:ascii="Arial" w:hAnsi="Arial"/>
-                <w:sz w:val="17"/>
-              </w:rPr>
-              <w:t>17</w:t>
-            </w:r>
-          </w:p>
-        </w:tc>
-        <w:tc>
-          <w:tcPr>
-            <w:tcW w:type="dxa" w:w="1728"/>
-            <w:tcMar>
-              <w:top w:w="100" w:type="dxa"/>
-              <w:bottom w:w="100" w:type="dxa"/>
-              <w:left w:w="90" w:type="dxa"/>
-              <w:right w:w="90" w:type="dxa"/>
-            </w:tcMar>
-            <w:vAlign w:val="center"/>
-          </w:tcPr>
-          <w:p>
-            <w:pPr>
-              <w:spacing w:before="0" w:after="0"/>
-              <w:jc w:val="center"/>
-            </w:pPr>
-            <w:r>
-              <w:rPr>
-                <w:rFonts w:ascii="Arial" w:hAnsi="Arial"/>
-                <w:sz w:val="17"/>
-              </w:rPr>
-              <w:t>GOSP - 03</w:t>
-            </w:r>
-          </w:p>
-        </w:tc>
-        <w:tc>
-          <w:tcPr>
-            <w:tcW w:type="dxa" w:w="4104"/>
-            <w:tcMar>
-              <w:top w:w="100" w:type="dxa"/>
-              <w:bottom w:w="100" w:type="dxa"/>
-              <w:left w:w="90" w:type="dxa"/>
-              <w:right w:w="90" w:type="dxa"/>
-            </w:tcMar>
-            <w:vAlign w:val="center"/>
-          </w:tcPr>
-          <w:p>
-            <w:pPr>
-              <w:spacing w:before="0" w:after="0"/>
-              <w:jc w:val="left"/>
-            </w:pPr>
-            <w:r>
-              <w:rPr>
-                <w:rFonts w:ascii="Arial" w:hAnsi="Arial"/>
-                <w:sz w:val="17"/>
-              </w:rPr>
-              <w:t>An electrical cable was routed on the ground where a steel assembly was in progress, creating a damage risk.</w:t>
-            </w:r>
-          </w:p>
-        </w:tc>
-        <w:tc>
-          <w:tcPr>
-            <w:tcW w:type="dxa" w:w="4104"/>
-            <w:tcMar>
-              <w:top w:w="100" w:type="dxa"/>
-              <w:bottom w:w="100" w:type="dxa"/>
-              <w:left w:w="90" w:type="dxa"/>
-              <w:right w:w="90" w:type="dxa"/>
-            </w:tcMar>
-            <w:vAlign w:val="center"/>
-          </w:tcPr>
-          <w:p>
-            <w:pPr>
-              <w:spacing w:before="0" w:after="0"/>
-              <w:jc w:val="left"/>
-            </w:pPr>
-            <w:r>
-              <w:rPr>
-                <w:rFonts w:ascii="Arial" w:hAnsi="Arial"/>
-                <w:sz w:val="17"/>
-              </w:rPr>
-              <w:t>The electrical cable was relocated away from the work area to protect it from damage.</w:t>
-            </w:r>
-          </w:p>
-        </w:tc>
-        <w:tc>
-          <w:tcPr>
-            <w:tcW w:type="dxa" w:w="1656"/>
-            <w:tcMar>
-              <w:top w:w="100" w:type="dxa"/>
-              <w:bottom w:w="100" w:type="dxa"/>
-              <w:left w:w="90" w:type="dxa"/>
-              <w:right w:w="90" w:type="dxa"/>
-            </w:tcMar>
-            <w:vAlign w:val="center"/>
-          </w:tcPr>
-          <w:p>
-            <w:pPr>
-              <w:spacing w:before="0" w:after="0"/>
-              <w:jc w:val="center"/>
-            </w:pPr>
-            <w:r>
-              <w:rPr>
-                <w:rFonts w:ascii="Arial" w:hAnsi="Arial"/>
-                <w:sz w:val="17"/>
-              </w:rPr>
-              <w:t>Mechanical Engineer</w:t>
-            </w:r>
-          </w:p>
-        </w:tc>
-        <w:tc>
-          <w:tcPr>
-            <w:tcW w:type="dxa" w:w="1224"/>
-            <w:tcMar>
-              <w:top w:w="100" w:type="dxa"/>
-              <w:bottom w:w="100" w:type="dxa"/>
-              <w:left w:w="90" w:type="dxa"/>
-              <w:right w:w="90" w:type="dxa"/>
-            </w:tcMar>
-            <w:vAlign w:val="center"/>
-          </w:tcPr>
-          <w:p>
-            <w:pPr>
-              <w:spacing w:before="0" w:after="0"/>
-              <w:jc w:val="center"/>
-            </w:pPr>
-            <w:r>
-              <w:rPr>
-                <w:rFonts w:ascii="Arial" w:hAnsi="Arial"/>
-                <w:sz w:val="17"/>
-              </w:rPr>
-              <w:t>30/08/2026</w:t>
-            </w:r>
-          </w:p>
-        </w:tc>
-        <w:tc>
-          <w:tcPr>
-            <w:tcW w:type="dxa" w:w="936"/>
-            <w:tcMar>
-              <w:top w:w="100" w:type="dxa"/>
-              <w:bottom w:w="100" w:type="dxa"/>
-              <w:left w:w="90" w:type="dxa"/>
-              <w:right w:w="90" w:type="dxa"/>
-            </w:tcMar>
-            <w:vAlign w:val="center"/>
-          </w:tcPr>
-          <w:p>
-            <w:pPr>
-              <w:spacing w:before="0" w:after="0"/>
-              <w:jc w:val="center"/>
-            </w:pPr>
-            <w:r>
-              <w:rPr>
-                <w:rFonts w:ascii="Arial" w:hAnsi="Arial"/>
-                <w:sz w:val="17"/>
-              </w:rPr>
-              <w:t>Minor</w:t>
-            </w:r>
-          </w:p>
-        </w:tc>
-        <w:tc>
-          <w:tcPr>
-            <w:tcW w:type="dxa" w:w="936"/>
-            <w:tcMar>
-              <w:top w:w="100" w:type="dxa"/>
-              <w:bottom w:w="100" w:type="dxa"/>
-              <w:left w:w="90" w:type="dxa"/>
-              <w:right w:w="90" w:type="dxa"/>
-            </w:tcMar>
-            <w:vAlign w:val="center"/>
-          </w:tcPr>
-          <w:p>
-            <w:pPr>
-              <w:spacing w:before="0" w:after="0"/>
-              <w:jc w:val="center"/>
-            </w:pPr>
-            <w:r>
-              <w:rPr>
-                <w:rFonts w:ascii="Arial" w:hAnsi="Arial"/>
-                <w:sz w:val="17"/>
-              </w:rPr>
-              <w:t>Closed</w:t>
-            </w:r>
-          </w:p>
-        </w:tc>
-      </w:tr>
-      <w:tr>
-        <w:trPr>
-          <w:cantSplit/>
-          <w:trHeight w:val="1360" w:hRule="atLeast"/>
-        </w:trPr>
-        <w:tc>
-          <w:tcPr>
-            <w:tcW w:type="dxa" w:w="792"/>
-            <w:tcMar>
-              <w:top w:w="100" w:type="dxa"/>
-              <w:bottom w:w="100" w:type="dxa"/>
-              <w:left w:w="90" w:type="dxa"/>
-              <w:right w:w="90" w:type="dxa"/>
-            </w:tcMar>
-            <w:vAlign w:val="center"/>
-          </w:tcPr>
-          <w:p>
-            <w:pPr>
-              <w:spacing w:before="0" w:after="0"/>
-              <w:jc w:val="center"/>
-            </w:pPr>
-            <w:r>
-              <w:rPr>
-                <w:rFonts w:ascii="Arial" w:hAnsi="Arial"/>
-                <w:sz w:val="17"/>
-              </w:rPr>
-              <w:t>18</w:t>
-            </w:r>
-          </w:p>
-        </w:tc>
-        <w:tc>
-          <w:tcPr>
-            <w:tcW w:type="dxa" w:w="1728"/>
-            <w:tcMar>
-              <w:top w:w="100" w:type="dxa"/>
-              <w:bottom w:w="100" w:type="dxa"/>
-              <w:left w:w="90" w:type="dxa"/>
-              <w:right w:w="90" w:type="dxa"/>
-            </w:tcMar>
-            <w:vAlign w:val="center"/>
-          </w:tcPr>
-          <w:p>
-            <w:pPr>
-              <w:spacing w:before="0" w:after="0"/>
-              <w:jc w:val="center"/>
-            </w:pPr>
-            <w:r>
-              <w:rPr>
-                <w:rFonts w:ascii="Arial" w:hAnsi="Arial"/>
-                <w:sz w:val="17"/>
-              </w:rPr>
-              <w:t>GOSP - 03</w:t>
-            </w:r>
-          </w:p>
-        </w:tc>
-        <w:tc>
-          <w:tcPr>
-            <w:tcW w:type="dxa" w:w="4104"/>
-            <w:tcMar>
-              <w:top w:w="100" w:type="dxa"/>
-              <w:bottom w:w="100" w:type="dxa"/>
-              <w:left w:w="90" w:type="dxa"/>
-              <w:right w:w="90" w:type="dxa"/>
-            </w:tcMar>
-            <w:vAlign w:val="center"/>
-          </w:tcPr>
-          <w:p>
-            <w:pPr>
-              <w:spacing w:before="0" w:after="0"/>
-              <w:jc w:val="left"/>
-            </w:pPr>
-            <w:r>
-              <w:rPr>
-                <w:rFonts w:ascii="Arial" w:hAnsi="Arial"/>
-                <w:sz w:val="17"/>
-              </w:rPr>
-              <w:t>Excavation was proceeding with a blunt pickaxe, which is an inefficient and unsafe tool for the task.</w:t>
-            </w:r>
-          </w:p>
-        </w:tc>
-        <w:tc>
-          <w:tcPr>
-            <w:tcW w:type="dxa" w:w="4104"/>
-            <w:tcMar>
-              <w:top w:w="100" w:type="dxa"/>
-              <w:bottom w:w="100" w:type="dxa"/>
-              <w:left w:w="90" w:type="dxa"/>
-              <w:right w:w="90" w:type="dxa"/>
-            </w:tcMar>
-            <w:vAlign w:val="center"/>
-          </w:tcPr>
-          <w:p>
-            <w:pPr>
-              <w:spacing w:before="0" w:after="0"/>
-              <w:jc w:val="left"/>
-            </w:pPr>
-            <w:r>
-              <w:rPr>
-                <w:rFonts w:ascii="Arial" w:hAnsi="Arial"/>
-                <w:sz w:val="17"/>
-              </w:rPr>
-              <w:t>The blunt hand tool was replaced with a new, sharp pickaxe suitable for the work.</w:t>
-            </w:r>
-          </w:p>
-        </w:tc>
-        <w:tc>
-          <w:tcPr>
-            <w:tcW w:type="dxa" w:w="1656"/>
-            <w:tcMar>
-              <w:top w:w="100" w:type="dxa"/>
-              <w:bottom w:w="100" w:type="dxa"/>
-              <w:left w:w="90" w:type="dxa"/>
-              <w:right w:w="90" w:type="dxa"/>
-            </w:tcMar>
-            <w:vAlign w:val="center"/>
-          </w:tcPr>
-          <w:p>
-            <w:pPr>
-              <w:spacing w:before="0" w:after="0"/>
-              <w:jc w:val="center"/>
-            </w:pPr>
-            <w:r>
-              <w:rPr>
-                <w:rFonts w:ascii="Arial" w:hAnsi="Arial"/>
-                <w:sz w:val="17"/>
-              </w:rPr>
-              <w:t>Civil Engineer</w:t>
-            </w:r>
-          </w:p>
-        </w:tc>
-        <w:tc>
-          <w:tcPr>
-            <w:tcW w:type="dxa" w:w="1224"/>
-            <w:tcMar>
-              <w:top w:w="100" w:type="dxa"/>
-              <w:bottom w:w="100" w:type="dxa"/>
-              <w:left w:w="90" w:type="dxa"/>
-              <w:right w:w="90" w:type="dxa"/>
-            </w:tcMar>
-            <w:vAlign w:val="center"/>
-          </w:tcPr>
-          <w:p>
-            <w:pPr>
-              <w:spacing w:before="0" w:after="0"/>
-              <w:jc w:val="center"/>
-            </w:pPr>
-            <w:r>
-              <w:rPr>
-                <w:rFonts w:ascii="Arial" w:hAnsi="Arial"/>
-                <w:sz w:val="17"/>
-              </w:rPr>
-              <w:t>30/08/2026</w:t>
-            </w:r>
-          </w:p>
-        </w:tc>
-        <w:tc>
-          <w:tcPr>
-            <w:tcW w:type="dxa" w:w="936"/>
-            <w:tcMar>
-              <w:top w:w="100" w:type="dxa"/>
-              <w:bottom w:w="100" w:type="dxa"/>
-              <w:left w:w="90" w:type="dxa"/>
-              <w:right w:w="90" w:type="dxa"/>
-            </w:tcMar>
-            <w:vAlign w:val="center"/>
-          </w:tcPr>
-          <w:p>
-            <w:pPr>
-              <w:spacing w:before="0" w:after="0"/>
-              <w:jc w:val="center"/>
-            </w:pPr>
-            <w:r>
-              <w:rPr>
-                <w:rFonts w:ascii="Arial" w:hAnsi="Arial"/>
-                <w:sz w:val="17"/>
-              </w:rPr>
-              <w:t>Minor</w:t>
-            </w:r>
-          </w:p>
-        </w:tc>
-        <w:tc>
-          <w:tcPr>
-            <w:tcW w:type="dxa" w:w="936"/>
-            <w:tcMar>
-              <w:top w:w="100" w:type="dxa"/>
-              <w:bottom w:w="100" w:type="dxa"/>
-              <w:left w:w="90" w:type="dxa"/>
-              <w:right w:w="90" w:type="dxa"/>
-            </w:tcMar>
-            <w:vAlign w:val="center"/>
-          </w:tcPr>
-          <w:p>
-            <w:pPr>
-              <w:spacing w:before="0" w:after="0"/>
-              <w:jc w:val="center"/>
-            </w:pPr>
-            <w:r>
-              <w:rPr>
-                <w:rFonts w:ascii="Arial" w:hAnsi="Arial"/>
-                <w:sz w:val="17"/>
-              </w:rPr>
-              <w:t>Closed</w:t>
-            </w:r>
-          </w:p>
-        </w:tc>
-      </w:tr>
-    </w:tbl>
-    <w:p>
-      <w:pPr>
-        <w:spacing w:before="160" w:after="40"/>
-      </w:pPr>
-    </w:p>
-    <w:tbl>
-      <w:tblPr>
-        <w:tblW w:type="auto" w:w="0"/>
-        <w:jc w:val="center"/>
-        <w:tblLayout w:type="fixed"/>
-        <w:tblLook w:firstColumn="1" w:firstRow="1" w:lastColumn="0" w:lastRow="0" w:noHBand="0" w:noVBand="1" w:val="04A0"/>
-      </w:tblPr>
-      <w:tblGrid>
-        <w:gridCol w:w="5181"/>
-        <w:gridCol w:w="5181"/>
-        <w:gridCol w:w="5181"/>
-      </w:tblGrid>
-      <w:tr>
-        <w:tc>
-          <w:tcPr>
-            <w:tcW w:type="dxa" w:w="5256"/>
-          </w:tcPr>
-          <w:p>
-            <w:pPr>
-              <w:spacing w:before="0" w:after="40"/>
-            </w:pPr>
-            <w:r>
-              <w:rPr>
-                <w:b/>
-                <w:color w:val="000000"/>
-              </w:rPr>
-              <w:t>_____________________________</w:t>
-              <w:br/>
-            </w:r>
-            <w:r>
-              <w:rPr>
-                <w:b/>
-                <w:sz w:val="18"/>
-              </w:rPr>
-              <w:t>Observed By: Safety officer</w:t>
-              <w:br/>
-            </w:r>
-            <w:r>
-              <w:rPr>
-                <w:b/>
-                <w:sz w:val="18"/>
-              </w:rPr>
-              <w:t>Name: BILAL SAEED MUHAMM</w:t>
-              <w:br/>
-            </w:r>
-            <w:r>
-              <w:rPr>
-                <w:b/>
-                <w:sz w:val="18"/>
-              </w:rPr>
-              <w:t>Date: 30/08/2026</w:t>
-              <w:br/>
-              <w:br/>
-            </w:r>
-            <w:r>
-              <w:rPr>
-                <w:i/>
-                <w:sz w:val="16"/>
-              </w:rPr>
-              <w:t>*Note: Type  – Minor &amp; Major</w:t>
-              <w:br/>
-              <w:t xml:space="preserve">         Status – Open &amp; Closed</w:t>
-            </w:r>
-          </w:p>
-        </w:tc>
-        <w:tc>
-          <w:tcPr>
-            <w:tcW w:type="dxa" w:w="5112"/>
-          </w:tcPr>
-          <w:p>
-            <w:pPr>
-              <w:spacing w:before="0" w:after="40"/>
-            </w:pPr>
-            <w:r>
-              <w:rPr>
-                <w:b/>
-                <w:color w:val="000000"/>
-              </w:rPr>
-              <w:t>_____________________________</w:t>
-              <w:br/>
-            </w:r>
-            <w:r>
-              <w:rPr>
-                <w:b/>
-                <w:sz w:val="18"/>
-              </w:rPr>
-              <w:t>Status By: Engineer</w:t>
-              <w:br/>
-            </w:r>
-            <w:r>
-              <w:rPr>
-                <w:b/>
-                <w:sz w:val="18"/>
-              </w:rPr>
-              <w:t>Name: AAFAQ AHMAD</w:t>
-              <w:br/>
-            </w:r>
-            <w:r>
-              <w:rPr>
-                <w:b/>
-                <w:sz w:val="18"/>
-              </w:rPr>
-              <w:t>Date: 30/08/2026</w:t>
-            </w:r>
-          </w:p>
-        </w:tc>
-        <w:tc>
-          <w:tcPr>
-            <w:tcW w:type="dxa" w:w="5112"/>
-          </w:tcPr>
-          <w:p>
-            <w:pPr>
-              <w:spacing w:before="0" w:after="40"/>
-            </w:pPr>
-            <w:r>
-              <w:rPr>
-                <w:b/>
-                <w:color w:val="000000"/>
-              </w:rPr>
-              <w:t>_____________________________</w:t>
-              <w:br/>
-            </w:r>
-            <w:r>
-              <w:rPr>
-                <w:b/>
-                <w:sz w:val="18"/>
-              </w:rPr>
-              <w:t>Reviewed By: Project Manager</w:t>
-              <w:br/>
-            </w:r>
-            <w:r>
-              <w:rPr>
-                <w:b/>
-                <w:sz w:val="18"/>
-              </w:rPr>
-              <w:t>Name: AHMED GHALWASH</w:t>
-              <w:br/>
-            </w:r>
-            <w:r>
-              <w:rPr>
-                <w:b/>
-                <w:sz w:val="18"/>
-              </w:rPr>
-              <w:t>Date: 19/09/2026</w:t>
-            </w:r>
-          </w:p>
-        </w:tc>
-      </w:tr>
-    </w:tbl>
-    <w:p>
-      <w:pPr>
-        <w:spacing w:before="240" w:after="0"/>
-      </w:pPr>
-      <w:r>
-        <w:rPr>
-          <w:color w:val="505050"/>
-          <w:sz w:val="15"/>
-        </w:rPr>
-        <w:t>EWI 107 Att.2 Rev.1 04 Sep. 2019</w:t>
-      </w:r>
-    </w:p>
-    <w:p>
-      <w:r>
-        <w:br w:type="page"/>
-      </w:r>
-    </w:p>
-    <w:p>
-      <w:pPr>
-        <w:spacing w:before="0" w:after="40"/>
-      </w:pPr>
-      <w:r>
-        <w:rPr>
-          <w:rFonts w:ascii="Arial" w:hAnsi="Arial"/>
-          <w:b/>
-          <w:sz w:val="26"/>
-        </w:rPr>
-        <w:t>HEISCO</w:t>
-      </w:r>
-    </w:p>
-    <w:tbl>
-      <w:tblPr>
-        <w:tblW w:type="auto" w:w="0"/>
-        <w:jc w:val="center"/>
-        <w:tblLayout w:type="fixed"/>
-        <w:tblLook w:firstColumn="1" w:firstRow="1" w:lastColumn="0" w:lastRow="0" w:noHBand="0" w:noVBand="1" w:val="04A0"/>
-        <w:tblBorders>
-          <w:top w:val="single" w:sz="6" w:space="0" w:color="000000"/>
-          <w:bottom w:val="single" w:sz="6" w:space="0" w:color="000000"/>
-          <w:left w:val="single" w:sz="6" w:space="0" w:color="000000"/>
-          <w:right w:val="single" w:sz="6" w:space="0" w:color="000000"/>
-          <w:insideH w:val="single" w:sz="6" w:space="0" w:color="000000"/>
-          <w:insideV w:val="single" w:sz="6" w:space="0" w:color="000000"/>
-        </w:tblBorders>
-      </w:tblPr>
-      <w:tblGrid>
-        <w:gridCol w:w="15542"/>
-      </w:tblGrid>
-      <w:tr>
-        <w:tc>
-          <w:tcPr>
-            <w:tcW w:type="dxa" w:w="15480"/>
-            <w:shd w:fill="E2EFDA"/>
-            <w:tcMar>
-              <w:top w:w="60" w:type="dxa"/>
-              <w:bottom w:w="60" w:type="dxa"/>
-              <w:left w:w="100" w:type="dxa"/>
-              <w:right w:w="100" w:type="dxa"/>
-            </w:tcMar>
-          </w:tcPr>
-          <w:p>
-            <w:pPr>
-              <w:spacing w:before="40" w:after="40"/>
-              <w:jc w:val="center"/>
-            </w:pPr>
-            <w:r>
-              <w:rPr>
-                <w:rFonts w:ascii="Arial" w:hAnsi="Arial"/>
-                <w:b/>
-                <w:sz w:val="22"/>
-              </w:rPr>
-              <w:t>HSE OBSERVATION REGISTER</w:t>
-            </w:r>
-          </w:p>
-        </w:tc>
-      </w:tr>
-    </w:tbl>
-    <w:tbl>
-      <w:tblPr>
-        <w:tblW w:type="auto" w:w="0"/>
-        <w:jc w:val="center"/>
-        <w:tblLayout w:type="fixed"/>
-        <w:tblLook w:firstColumn="1" w:firstRow="1" w:lastColumn="0" w:lastRow="0" w:noHBand="0" w:noVBand="1" w:val="04A0"/>
-      </w:tblPr>
-      <w:tblGrid>
-        <w:gridCol w:w="7771"/>
-        <w:gridCol w:w="7771"/>
-      </w:tblGrid>
-      <w:tr>
-        <w:tc>
-          <w:tcPr>
-            <w:tcW w:type="dxa" w:w="10800"/>
-          </w:tcPr>
-          <w:p>
-            <w:pPr>
-              <w:spacing w:before="60" w:after="20"/>
-            </w:pPr>
-            <w:r>
-              <w:rPr>
-                <w:b/>
-                <w:sz w:val="19"/>
-              </w:rPr>
-              <w:t xml:space="preserve">Ref No: </w:t>
-            </w:r>
-            <w:r>
-              <w:rPr>
-                <w:b/>
-                <w:sz w:val="19"/>
-              </w:rPr>
-              <w:t>433001/HSE-OR/07/2026</w:t>
-            </w:r>
-          </w:p>
-        </w:tc>
-        <w:tc>
-          <w:tcPr>
-            <w:tcW w:type="dxa" w:w="4680"/>
-          </w:tcPr>
-          <w:p>
-            <w:pPr>
-              <w:spacing w:before="60" w:after="20"/>
-              <w:jc w:val="right"/>
-            </w:pPr>
-            <w:r>
-              <w:rPr>
-                <w:b/>
-                <w:sz w:val="19"/>
-              </w:rPr>
-              <w:t xml:space="preserve">Date: </w:t>
-            </w:r>
-            <w:r>
-              <w:rPr>
-                <w:b/>
-                <w:sz w:val="19"/>
-              </w:rPr>
-              <w:t>30/08/2026</w:t>
-            </w:r>
-          </w:p>
-        </w:tc>
-      </w:tr>
-      <w:tr>
-        <w:tc>
-          <w:tcPr>
-            <w:tcW w:type="dxa" w:w="15542"/>
-            <w:gridSpan w:val="2"/>
-          </w:tcPr>
-          <w:p>
-            <w:pPr>
-              <w:spacing w:before="20" w:after="80"/>
-            </w:pPr>
-            <w:r>
-              <w:rPr>
-                <w:b/>
-                <w:sz w:val="19"/>
-              </w:rPr>
-              <w:t xml:space="preserve">CC Name: </w:t>
-            </w:r>
-            <w:r>
-              <w:rPr>
-                <w:b/>
-                <w:sz w:val="19"/>
-              </w:rPr>
-              <w:t>DEBOTTLENECK PRODUCTION FACILITIES ABQAIQ BI NO. 10-10303</w:t>
-            </w:r>
-          </w:p>
-        </w:tc>
-      </w:tr>
-    </w:tbl>
-    <w:tbl>
-      <w:tblPr>
-        <w:tblW w:type="auto" w:w="0"/>
-        <w:jc w:val="center"/>
-        <w:tblLayout w:type="fixed"/>
-        <w:tblLook w:firstColumn="1" w:firstRow="1" w:lastColumn="0" w:lastRow="0" w:noHBand="0" w:noVBand="1" w:val="04A0"/>
-        <w:tblBorders>
-          <w:top w:val="single" w:sz="4" w:space="0" w:color="000000"/>
-          <w:bottom w:val="single" w:sz="4" w:space="0" w:color="000000"/>
-          <w:left w:val="single" w:sz="4" w:space="0" w:color="000000"/>
-          <w:right w:val="single" w:sz="4" w:space="0" w:color="000000"/>
-          <w:insideH w:val="single" w:sz="4" w:space="0" w:color="000000"/>
-          <w:insideV w:val="single" w:sz="4" w:space="0" w:color="000000"/>
-        </w:tblBorders>
-      </w:tblPr>
-      <w:tblGrid>
-        <w:gridCol w:w="1943"/>
-        <w:gridCol w:w="1943"/>
-        <w:gridCol w:w="1943"/>
-        <w:gridCol w:w="1943"/>
-        <w:gridCol w:w="1943"/>
-        <w:gridCol w:w="1943"/>
-        <w:gridCol w:w="1943"/>
-        <w:gridCol w:w="1943"/>
-      </w:tblGrid>
-      <w:tr>
-        <w:trPr>
-          <w:cantSplit/>
-          <w:trHeight w:val="480" w:hRule="atLeast"/>
-        </w:trPr>
-        <w:tc>
-          <w:tcPr>
-            <w:tcW w:type="dxa" w:w="792"/>
-            <w:shd w:fill="E2EFDA"/>
-            <w:tcMar>
-              <w:top w:w="80" w:type="dxa"/>
-              <w:bottom w:w="80" w:type="dxa"/>
-              <w:left w:w="60" w:type="dxa"/>
-              <w:right w:w="60" w:type="dxa"/>
-            </w:tcMar>
-            <w:vAlign w:val="center"/>
-          </w:tcPr>
-          <w:p>
-            <w:pPr>
-              <w:spacing w:before="0" w:after="0"/>
-              <w:jc w:val="center"/>
-            </w:pPr>
-            <w:r>
-              <w:rPr>
-                <w:rFonts w:ascii="Arial" w:hAnsi="Arial"/>
-                <w:b/>
-                <w:sz w:val="17"/>
-              </w:rPr>
-              <w:t>NO:</w:t>
-            </w:r>
-          </w:p>
-        </w:tc>
-        <w:tc>
-          <w:tcPr>
-            <w:tcW w:type="dxa" w:w="1728"/>
-            <w:shd w:fill="E2EFDA"/>
-            <w:tcMar>
-              <w:top w:w="80" w:type="dxa"/>
-              <w:bottom w:w="80" w:type="dxa"/>
-              <w:left w:w="60" w:type="dxa"/>
-              <w:right w:w="60" w:type="dxa"/>
-            </w:tcMar>
-            <w:vAlign w:val="center"/>
-          </w:tcPr>
-          <w:p>
-            <w:pPr>
-              <w:spacing w:before="0" w:after="0"/>
-              <w:jc w:val="center"/>
-            </w:pPr>
-            <w:r>
-              <w:rPr>
-                <w:rFonts w:ascii="Arial" w:hAnsi="Arial"/>
-                <w:b/>
-                <w:sz w:val="17"/>
-              </w:rPr>
-              <w:t>LOCATION</w:t>
-            </w:r>
-          </w:p>
-        </w:tc>
-        <w:tc>
-          <w:tcPr>
-            <w:tcW w:type="dxa" w:w="4104"/>
-            <w:shd w:fill="E2EFDA"/>
-            <w:tcMar>
-              <w:top w:w="80" w:type="dxa"/>
-              <w:bottom w:w="80" w:type="dxa"/>
-              <w:left w:w="60" w:type="dxa"/>
-              <w:right w:w="60" w:type="dxa"/>
-            </w:tcMar>
-            <w:vAlign w:val="center"/>
-          </w:tcPr>
-          <w:p>
-            <w:pPr>
-              <w:spacing w:before="0" w:after="0"/>
-              <w:jc w:val="center"/>
-            </w:pPr>
-            <w:r>
-              <w:rPr>
-                <w:rFonts w:ascii="Arial" w:hAnsi="Arial"/>
-                <w:b/>
-                <w:sz w:val="17"/>
-              </w:rPr>
-              <w:t>OBSERVATION</w:t>
-            </w:r>
-          </w:p>
-        </w:tc>
-        <w:tc>
-          <w:tcPr>
-            <w:tcW w:type="dxa" w:w="4104"/>
-            <w:shd w:fill="E2EFDA"/>
-            <w:tcMar>
-              <w:top w:w="80" w:type="dxa"/>
-              <w:bottom w:w="80" w:type="dxa"/>
-              <w:left w:w="60" w:type="dxa"/>
-              <w:right w:w="60" w:type="dxa"/>
-            </w:tcMar>
-            <w:vAlign w:val="center"/>
-          </w:tcPr>
-          <w:p>
-            <w:pPr>
-              <w:spacing w:before="0" w:after="0"/>
-              <w:jc w:val="center"/>
-            </w:pPr>
-            <w:r>
-              <w:rPr>
-                <w:rFonts w:ascii="Arial" w:hAnsi="Arial"/>
-                <w:b/>
-                <w:sz w:val="17"/>
-              </w:rPr>
-              <w:t>RECOMMENDATION</w:t>
-            </w:r>
-          </w:p>
-        </w:tc>
-        <w:tc>
-          <w:tcPr>
-            <w:tcW w:type="dxa" w:w="1656"/>
-            <w:shd w:fill="E2EFDA"/>
-            <w:tcMar>
-              <w:top w:w="80" w:type="dxa"/>
-              <w:bottom w:w="80" w:type="dxa"/>
-              <w:left w:w="60" w:type="dxa"/>
-              <w:right w:w="60" w:type="dxa"/>
-            </w:tcMar>
-            <w:vAlign w:val="center"/>
-          </w:tcPr>
-          <w:p>
-            <w:pPr>
-              <w:spacing w:before="0" w:after="0"/>
-              <w:jc w:val="center"/>
-            </w:pPr>
-            <w:r>
-              <w:rPr>
-                <w:rFonts w:ascii="Arial" w:hAnsi="Arial"/>
-                <w:b/>
-                <w:sz w:val="17"/>
-              </w:rPr>
-              <w:t>RESPONSIBLE</w:t>
-              <w:br/>
-              <w:t>ENTITY</w:t>
-            </w:r>
-          </w:p>
-        </w:tc>
-        <w:tc>
-          <w:tcPr>
-            <w:tcW w:type="dxa" w:w="1224"/>
-            <w:shd w:fill="E2EFDA"/>
-            <w:tcMar>
-              <w:top w:w="80" w:type="dxa"/>
-              <w:bottom w:w="80" w:type="dxa"/>
-              <w:left w:w="60" w:type="dxa"/>
-              <w:right w:w="60" w:type="dxa"/>
-            </w:tcMar>
-            <w:vAlign w:val="center"/>
-          </w:tcPr>
-          <w:p>
-            <w:pPr>
-              <w:spacing w:before="0" w:after="0"/>
-              <w:jc w:val="center"/>
-            </w:pPr>
-            <w:r>
-              <w:rPr>
-                <w:rFonts w:ascii="Arial" w:hAnsi="Arial"/>
-                <w:b/>
-                <w:sz w:val="17"/>
-              </w:rPr>
-              <w:t>DUE DATE</w:t>
-            </w:r>
-          </w:p>
-        </w:tc>
-        <w:tc>
-          <w:tcPr>
-            <w:tcW w:type="dxa" w:w="936"/>
-            <w:shd w:fill="E2EFDA"/>
-            <w:tcMar>
-              <w:top w:w="80" w:type="dxa"/>
-              <w:bottom w:w="80" w:type="dxa"/>
-              <w:left w:w="60" w:type="dxa"/>
-              <w:right w:w="60" w:type="dxa"/>
-            </w:tcMar>
-            <w:vAlign w:val="center"/>
-          </w:tcPr>
-          <w:p>
-            <w:pPr>
-              <w:spacing w:before="0" w:after="0"/>
-              <w:jc w:val="center"/>
-            </w:pPr>
-            <w:r>
-              <w:rPr>
-                <w:rFonts w:ascii="Arial" w:hAnsi="Arial"/>
-                <w:b/>
-                <w:sz w:val="17"/>
-              </w:rPr>
-              <w:t>TYPE</w:t>
-            </w:r>
-          </w:p>
-        </w:tc>
-        <w:tc>
-          <w:tcPr>
-            <w:tcW w:type="dxa" w:w="936"/>
-            <w:shd w:fill="E2EFDA"/>
-            <w:tcMar>
-              <w:top w:w="80" w:type="dxa"/>
-              <w:bottom w:w="80" w:type="dxa"/>
-              <w:left w:w="60" w:type="dxa"/>
-              <w:right w:w="60" w:type="dxa"/>
-            </w:tcMar>
-            <w:vAlign w:val="center"/>
-          </w:tcPr>
-          <w:p>
-            <w:pPr>
-              <w:spacing w:before="0" w:after="0"/>
-              <w:jc w:val="center"/>
-            </w:pPr>
-            <w:r>
-              <w:rPr>
-                <w:rFonts w:ascii="Arial" w:hAnsi="Arial"/>
-                <w:b/>
-                <w:sz w:val="17"/>
-              </w:rPr>
-              <w:t>STATUS</w:t>
-            </w:r>
-          </w:p>
-        </w:tc>
-      </w:tr>
-      <w:tr>
-        <w:trPr>
-          <w:cantSplit/>
-          <w:trHeight w:val="1360" w:hRule="atLeast"/>
-        </w:trPr>
-        <w:tc>
-          <w:tcPr>
-            <w:tcW w:type="dxa" w:w="792"/>
-            <w:tcMar>
-              <w:top w:w="100" w:type="dxa"/>
-              <w:bottom w:w="100" w:type="dxa"/>
-              <w:left w:w="90" w:type="dxa"/>
-              <w:right w:w="90" w:type="dxa"/>
-            </w:tcMar>
-            <w:vAlign w:val="center"/>
-          </w:tcPr>
-          <w:p>
-            <w:pPr>
-              <w:spacing w:before="0" w:after="0"/>
-              <w:jc w:val="center"/>
-            </w:pPr>
-            <w:r>
-              <w:rPr>
-                <w:rFonts w:ascii="Arial" w:hAnsi="Arial"/>
-                <w:sz w:val="17"/>
-              </w:rPr>
-              <w:t>19</w:t>
-            </w:r>
-          </w:p>
-        </w:tc>
-        <w:tc>
-          <w:tcPr>
-            <w:tcW w:type="dxa" w:w="1728"/>
-            <w:tcMar>
-              <w:top w:w="100" w:type="dxa"/>
-              <w:bottom w:w="100" w:type="dxa"/>
-              <w:left w:w="90" w:type="dxa"/>
-              <w:right w:w="90" w:type="dxa"/>
-            </w:tcMar>
-            <w:vAlign w:val="center"/>
-          </w:tcPr>
-          <w:p>
-            <w:pPr>
-              <w:spacing w:before="0" w:after="0"/>
-              <w:jc w:val="center"/>
-            </w:pPr>
-            <w:r>
-              <w:rPr>
-                <w:rFonts w:ascii="Arial" w:hAnsi="Arial"/>
-                <w:sz w:val="17"/>
-              </w:rPr>
-              <w:t>GOSP - 03</w:t>
-            </w:r>
-          </w:p>
-        </w:tc>
-        <w:tc>
-          <w:tcPr>
-            <w:tcW w:type="dxa" w:w="4104"/>
-            <w:tcMar>
-              <w:top w:w="100" w:type="dxa"/>
-              <w:bottom w:w="100" w:type="dxa"/>
-              <w:left w:w="90" w:type="dxa"/>
-              <w:right w:w="90" w:type="dxa"/>
-            </w:tcMar>
-            <w:vAlign w:val="center"/>
-          </w:tcPr>
-          <w:p>
-            <w:pPr>
-              <w:spacing w:before="0" w:after="0"/>
-              <w:jc w:val="left"/>
-            </w:pPr>
-            <w:r>
-              <w:rPr>
-                <w:rFonts w:ascii="Arial" w:hAnsi="Arial"/>
-                <w:sz w:val="17"/>
-              </w:rPr>
-              <w:t>High Heat Stress Index (Category IV) was observed, but work continued.</w:t>
-            </w:r>
-          </w:p>
-        </w:tc>
-        <w:tc>
-          <w:tcPr>
-            <w:tcW w:type="dxa" w:w="4104"/>
-            <w:tcMar>
-              <w:top w:w="100" w:type="dxa"/>
-              <w:bottom w:w="100" w:type="dxa"/>
-              <w:left w:w="90" w:type="dxa"/>
-              <w:right w:w="90" w:type="dxa"/>
-            </w:tcMar>
-            <w:vAlign w:val="center"/>
-          </w:tcPr>
-          <w:p>
-            <w:pPr>
-              <w:spacing w:before="0" w:after="0"/>
-              <w:jc w:val="left"/>
-            </w:pPr>
-            <w:r>
-              <w:rPr>
-                <w:rFonts w:ascii="Arial" w:hAnsi="Arial"/>
-                <w:sz w:val="17"/>
-              </w:rPr>
-              <w:t>The job was immediately stopped until the heat stress category returned to a safe level.</w:t>
-            </w:r>
-          </w:p>
-        </w:tc>
-        <w:tc>
-          <w:tcPr>
-            <w:tcW w:type="dxa" w:w="1656"/>
-            <w:tcMar>
-              <w:top w:w="100" w:type="dxa"/>
-              <w:bottom w:w="100" w:type="dxa"/>
-              <w:left w:w="90" w:type="dxa"/>
-              <w:right w:w="90" w:type="dxa"/>
-            </w:tcMar>
-            <w:vAlign w:val="center"/>
-          </w:tcPr>
-          <w:p>
-            <w:pPr>
-              <w:spacing w:before="0" w:after="0"/>
-              <w:jc w:val="center"/>
-            </w:pPr>
-            <w:r>
-              <w:rPr>
-                <w:rFonts w:ascii="Arial" w:hAnsi="Arial"/>
-                <w:sz w:val="17"/>
-              </w:rPr>
-              <w:t>WPR/Foreman</w:t>
-            </w:r>
-          </w:p>
-        </w:tc>
-        <w:tc>
-          <w:tcPr>
-            <w:tcW w:type="dxa" w:w="1224"/>
-            <w:tcMar>
-              <w:top w:w="100" w:type="dxa"/>
-              <w:bottom w:w="100" w:type="dxa"/>
-              <w:left w:w="90" w:type="dxa"/>
-              <w:right w:w="90" w:type="dxa"/>
-            </w:tcMar>
-            <w:vAlign w:val="center"/>
-          </w:tcPr>
-          <w:p>
-            <w:pPr>
-              <w:spacing w:before="0" w:after="0"/>
-              <w:jc w:val="center"/>
-            </w:pPr>
-            <w:r>
-              <w:rPr>
-                <w:rFonts w:ascii="Arial" w:hAnsi="Arial"/>
-                <w:sz w:val="17"/>
-              </w:rPr>
-              <w:t>30/08/2026</w:t>
-            </w:r>
-          </w:p>
-        </w:tc>
-        <w:tc>
-          <w:tcPr>
-            <w:tcW w:type="dxa" w:w="936"/>
-            <w:tcMar>
-              <w:top w:w="100" w:type="dxa"/>
-              <w:bottom w:w="100" w:type="dxa"/>
-              <w:left w:w="90" w:type="dxa"/>
-              <w:right w:w="90" w:type="dxa"/>
-            </w:tcMar>
-            <w:vAlign w:val="center"/>
-          </w:tcPr>
-          <w:p>
-            <w:pPr>
-              <w:spacing w:before="0" w:after="0"/>
-              <w:jc w:val="center"/>
-            </w:pPr>
-            <w:r>
-              <w:rPr>
-                <w:rFonts w:ascii="Arial" w:hAnsi="Arial"/>
-                <w:sz w:val="17"/>
-              </w:rPr>
-              <w:t>Major</w:t>
-            </w:r>
-          </w:p>
-        </w:tc>
-        <w:tc>
-          <w:tcPr>
-            <w:tcW w:type="dxa" w:w="936"/>
-            <w:tcMar>
-              <w:top w:w="100" w:type="dxa"/>
-              <w:bottom w:w="100" w:type="dxa"/>
-              <w:left w:w="90" w:type="dxa"/>
-              <w:right w:w="90" w:type="dxa"/>
-            </w:tcMar>
-            <w:vAlign w:val="center"/>
-          </w:tcPr>
-          <w:p>
-            <w:pPr>
-              <w:spacing w:before="0" w:after="0"/>
-              <w:jc w:val="center"/>
-            </w:pPr>
-            <w:r>
-              <w:rPr>
-                <w:rFonts w:ascii="Arial" w:hAnsi="Arial"/>
-                <w:sz w:val="17"/>
-              </w:rPr>
-              <w:t>Closed</w:t>
-            </w:r>
-          </w:p>
-        </w:tc>
-      </w:tr>
-      <w:tr>
-        <w:trPr>
-          <w:cantSplit/>
-          <w:trHeight w:val="1360" w:hRule="atLeast"/>
-        </w:trPr>
-        <w:tc>
-          <w:tcPr>
-            <w:tcW w:type="dxa" w:w="792"/>
-            <w:tcMar>
-              <w:top w:w="100" w:type="dxa"/>
-              <w:bottom w:w="100" w:type="dxa"/>
-              <w:left w:w="90" w:type="dxa"/>
-              <w:right w:w="90" w:type="dxa"/>
-            </w:tcMar>
-            <w:vAlign w:val="center"/>
-          </w:tcPr>
-          <w:p>
-            <w:pPr>
-              <w:spacing w:before="0" w:after="0"/>
-              <w:jc w:val="center"/>
-            </w:pPr>
-            <w:r>
-              <w:rPr>
-                <w:rFonts w:ascii="Arial" w:hAnsi="Arial"/>
-                <w:sz w:val="17"/>
-              </w:rPr>
-              <w:t>20</w:t>
-            </w:r>
-          </w:p>
-        </w:tc>
-        <w:tc>
-          <w:tcPr>
-            <w:tcW w:type="dxa" w:w="1728"/>
-            <w:tcMar>
-              <w:top w:w="100" w:type="dxa"/>
-              <w:bottom w:w="100" w:type="dxa"/>
-              <w:left w:w="90" w:type="dxa"/>
-              <w:right w:w="90" w:type="dxa"/>
-            </w:tcMar>
-            <w:vAlign w:val="center"/>
-          </w:tcPr>
-          <w:p>
-            <w:pPr>
-              <w:spacing w:before="0" w:after="0"/>
-              <w:jc w:val="center"/>
-            </w:pPr>
-            <w:r>
-              <w:rPr>
-                <w:rFonts w:ascii="Arial" w:hAnsi="Arial"/>
-                <w:sz w:val="17"/>
-              </w:rPr>
-              <w:t>GOSP - 03</w:t>
-            </w:r>
-          </w:p>
-        </w:tc>
-        <w:tc>
-          <w:tcPr>
-            <w:tcW w:type="dxa" w:w="4104"/>
-            <w:tcMar>
-              <w:top w:w="100" w:type="dxa"/>
-              <w:bottom w:w="100" w:type="dxa"/>
-              <w:left w:w="90" w:type="dxa"/>
-              <w:right w:w="90" w:type="dxa"/>
-            </w:tcMar>
-            <w:vAlign w:val="center"/>
-          </w:tcPr>
-          <w:p>
-            <w:pPr>
-              <w:spacing w:before="0" w:after="0"/>
-              <w:jc w:val="left"/>
-            </w:pPr>
-            <w:r>
-              <w:rPr>
-                <w:rFonts w:ascii="Arial" w:hAnsi="Arial"/>
-                <w:sz w:val="17"/>
-              </w:rPr>
-              <w:t>Backfill material was unloaded less than 0.6 meters from the edge of an excavation.</w:t>
-            </w:r>
-          </w:p>
-        </w:tc>
-        <w:tc>
-          <w:tcPr>
-            <w:tcW w:type="dxa" w:w="4104"/>
-            <w:tcMar>
-              <w:top w:w="100" w:type="dxa"/>
-              <w:bottom w:w="100" w:type="dxa"/>
-              <w:left w:w="90" w:type="dxa"/>
-              <w:right w:w="90" w:type="dxa"/>
-            </w:tcMar>
-            <w:vAlign w:val="center"/>
-          </w:tcPr>
-          <w:p>
-            <w:pPr>
-              <w:spacing w:before="0" w:after="0"/>
-              <w:jc w:val="left"/>
-            </w:pPr>
-            <w:r>
-              <w:rPr>
-                <w:rFonts w:ascii="Arial" w:hAnsi="Arial"/>
-                <w:sz w:val="17"/>
-              </w:rPr>
-              <w:t>The operator was instructed to always maintain a minimum distance of 0.6 meters from the excavation edge when placing spoil or materials.</w:t>
-            </w:r>
-          </w:p>
-        </w:tc>
-        <w:tc>
-          <w:tcPr>
-            <w:tcW w:type="dxa" w:w="1656"/>
-            <w:tcMar>
-              <w:top w:w="100" w:type="dxa"/>
-              <w:bottom w:w="100" w:type="dxa"/>
-              <w:left w:w="90" w:type="dxa"/>
-              <w:right w:w="90" w:type="dxa"/>
-            </w:tcMar>
-            <w:vAlign w:val="center"/>
-          </w:tcPr>
-          <w:p>
-            <w:pPr>
-              <w:spacing w:before="0" w:after="0"/>
-              <w:jc w:val="center"/>
-            </w:pPr>
-            <w:r>
-              <w:rPr>
-                <w:rFonts w:ascii="Arial" w:hAnsi="Arial"/>
-                <w:sz w:val="17"/>
-              </w:rPr>
-              <w:t>Site Supervisor</w:t>
-            </w:r>
-          </w:p>
-        </w:tc>
-        <w:tc>
-          <w:tcPr>
-            <w:tcW w:type="dxa" w:w="1224"/>
-            <w:tcMar>
-              <w:top w:w="100" w:type="dxa"/>
-              <w:bottom w:w="100" w:type="dxa"/>
-              <w:left w:w="90" w:type="dxa"/>
-              <w:right w:w="90" w:type="dxa"/>
-            </w:tcMar>
-            <w:vAlign w:val="center"/>
-          </w:tcPr>
-          <w:p>
-            <w:pPr>
-              <w:spacing w:before="0" w:after="0"/>
-              <w:jc w:val="center"/>
-            </w:pPr>
-            <w:r>
-              <w:rPr>
-                <w:rFonts w:ascii="Arial" w:hAnsi="Arial"/>
-                <w:sz w:val="17"/>
-              </w:rPr>
-              <w:t>30/08/2026</w:t>
-            </w:r>
-          </w:p>
-        </w:tc>
-        <w:tc>
-          <w:tcPr>
-            <w:tcW w:type="dxa" w:w="936"/>
-            <w:tcMar>
-              <w:top w:w="100" w:type="dxa"/>
-              <w:bottom w:w="100" w:type="dxa"/>
-              <w:left w:w="90" w:type="dxa"/>
-              <w:right w:w="90" w:type="dxa"/>
-            </w:tcMar>
-            <w:vAlign w:val="center"/>
-          </w:tcPr>
-          <w:p>
-            <w:pPr>
-              <w:spacing w:before="0" w:after="0"/>
-              <w:jc w:val="center"/>
-            </w:pPr>
-            <w:r>
-              <w:rPr>
-                <w:rFonts w:ascii="Arial" w:hAnsi="Arial"/>
-                <w:sz w:val="17"/>
-              </w:rPr>
-              <w:t>Major</w:t>
-            </w:r>
-          </w:p>
-        </w:tc>
-        <w:tc>
-          <w:tcPr>
-            <w:tcW w:type="dxa" w:w="936"/>
-            <w:tcMar>
-              <w:top w:w="100" w:type="dxa"/>
-              <w:bottom w:w="100" w:type="dxa"/>
-              <w:left w:w="90" w:type="dxa"/>
-              <w:right w:w="90" w:type="dxa"/>
-            </w:tcMar>
-            <w:vAlign w:val="center"/>
-          </w:tcPr>
-          <w:p>
-            <w:pPr>
-              <w:spacing w:before="0" w:after="0"/>
-              <w:jc w:val="center"/>
-            </w:pPr>
-            <w:r>
-              <w:rPr>
-                <w:rFonts w:ascii="Arial" w:hAnsi="Arial"/>
-                <w:sz w:val="17"/>
-              </w:rPr>
-              <w:t>Closed</w:t>
-            </w:r>
-          </w:p>
-        </w:tc>
-      </w:tr>
-      <w:tr>
-        <w:trPr>
-          <w:cantSplit/>
-          <w:trHeight w:val="1360" w:hRule="atLeast"/>
-        </w:trPr>
-        <w:tc>
-          <w:tcPr>
-            <w:tcW w:type="dxa" w:w="792"/>
-            <w:tcMar>
-              <w:top w:w="100" w:type="dxa"/>
-              <w:bottom w:w="100" w:type="dxa"/>
-              <w:left w:w="90" w:type="dxa"/>
-              <w:right w:w="90" w:type="dxa"/>
-            </w:tcMar>
-            <w:vAlign w:val="center"/>
-          </w:tcPr>
-          <w:p>
-            <w:pPr>
-              <w:spacing w:before="0" w:after="0"/>
-              <w:jc w:val="center"/>
-            </w:pPr>
-            <w:r>
-              <w:rPr>
-                <w:rFonts w:ascii="Arial" w:hAnsi="Arial"/>
-                <w:sz w:val="17"/>
-              </w:rPr>
-              <w:t>21</w:t>
-            </w:r>
-          </w:p>
-        </w:tc>
-        <w:tc>
-          <w:tcPr>
-            <w:tcW w:type="dxa" w:w="1728"/>
-            <w:tcMar>
-              <w:top w:w="100" w:type="dxa"/>
-              <w:bottom w:w="100" w:type="dxa"/>
-              <w:left w:w="90" w:type="dxa"/>
-              <w:right w:w="90" w:type="dxa"/>
-            </w:tcMar>
-            <w:vAlign w:val="center"/>
-          </w:tcPr>
-          <w:p>
-            <w:pPr>
-              <w:spacing w:before="0" w:after="0"/>
-              <w:jc w:val="center"/>
-            </w:pPr>
-            <w:r>
-              <w:rPr>
-                <w:rFonts w:ascii="Arial" w:hAnsi="Arial"/>
-                <w:sz w:val="17"/>
-              </w:rPr>
-              <w:t>GOSP - 03</w:t>
-            </w:r>
-          </w:p>
-        </w:tc>
-        <w:tc>
-          <w:tcPr>
-            <w:tcW w:type="dxa" w:w="4104"/>
-            <w:tcMar>
-              <w:top w:w="100" w:type="dxa"/>
-              <w:bottom w:w="100" w:type="dxa"/>
-              <w:left w:w="90" w:type="dxa"/>
-              <w:right w:w="90" w:type="dxa"/>
-            </w:tcMar>
-            <w:vAlign w:val="center"/>
-          </w:tcPr>
-          <w:p>
-            <w:pPr>
-              <w:spacing w:before="0" w:after="0"/>
-              <w:jc w:val="left"/>
-            </w:pPr>
-            <w:r>
-              <w:rPr>
-                <w:rFonts w:ascii="Arial" w:hAnsi="Arial"/>
-                <w:sz w:val="17"/>
-              </w:rPr>
-              <w:t>The location mentioned on a cable locating sketch for a cutting permit was incorrect.</w:t>
-            </w:r>
-          </w:p>
-        </w:tc>
-        <w:tc>
-          <w:tcPr>
-            <w:tcW w:type="dxa" w:w="4104"/>
-            <w:tcMar>
-              <w:top w:w="100" w:type="dxa"/>
-              <w:bottom w:w="100" w:type="dxa"/>
-              <w:left w:w="90" w:type="dxa"/>
-              <w:right w:w="90" w:type="dxa"/>
-            </w:tcMar>
-            <w:vAlign w:val="center"/>
-          </w:tcPr>
-          <w:p>
-            <w:pPr>
-              <w:spacing w:before="0" w:after="0"/>
-              <w:jc w:val="left"/>
-            </w:pPr>
-            <w:r>
-              <w:rPr>
-                <w:rFonts w:ascii="Arial" w:hAnsi="Arial"/>
-                <w:sz w:val="17"/>
-              </w:rPr>
-              <w:t>The permit was rescinded. The excavation point was re-scanned, and a new, correct sketch was made before work was re-authorized.</w:t>
-            </w:r>
-          </w:p>
-        </w:tc>
-        <w:tc>
-          <w:tcPr>
-            <w:tcW w:type="dxa" w:w="1656"/>
-            <w:tcMar>
-              <w:top w:w="100" w:type="dxa"/>
-              <w:bottom w:w="100" w:type="dxa"/>
-              <w:left w:w="90" w:type="dxa"/>
-              <w:right w:w="90" w:type="dxa"/>
-            </w:tcMar>
-            <w:vAlign w:val="center"/>
-          </w:tcPr>
-          <w:p>
-            <w:pPr>
-              <w:spacing w:before="0" w:after="0"/>
-              <w:jc w:val="center"/>
-            </w:pPr>
-            <w:r>
-              <w:rPr>
-                <w:rFonts w:ascii="Arial" w:hAnsi="Arial"/>
-                <w:sz w:val="17"/>
-              </w:rPr>
-              <w:t>Electrician</w:t>
-            </w:r>
-          </w:p>
-        </w:tc>
-        <w:tc>
-          <w:tcPr>
-            <w:tcW w:type="dxa" w:w="1224"/>
-            <w:tcMar>
-              <w:top w:w="100" w:type="dxa"/>
-              <w:bottom w:w="100" w:type="dxa"/>
-              <w:left w:w="90" w:type="dxa"/>
-              <w:right w:w="90" w:type="dxa"/>
-            </w:tcMar>
-            <w:vAlign w:val="center"/>
-          </w:tcPr>
-          <w:p>
-            <w:pPr>
-              <w:spacing w:before="0" w:after="0"/>
-              <w:jc w:val="center"/>
-            </w:pPr>
-            <w:r>
-              <w:rPr>
-                <w:rFonts w:ascii="Arial" w:hAnsi="Arial"/>
-                <w:sz w:val="17"/>
-              </w:rPr>
-              <w:t>30/08/2026</w:t>
-            </w:r>
-          </w:p>
-        </w:tc>
-        <w:tc>
-          <w:tcPr>
-            <w:tcW w:type="dxa" w:w="936"/>
-            <w:tcMar>
-              <w:top w:w="100" w:type="dxa"/>
-              <w:bottom w:w="100" w:type="dxa"/>
-              <w:left w:w="90" w:type="dxa"/>
-              <w:right w:w="90" w:type="dxa"/>
-            </w:tcMar>
-            <w:vAlign w:val="center"/>
-          </w:tcPr>
-          <w:p>
-            <w:pPr>
-              <w:spacing w:before="0" w:after="0"/>
-              <w:jc w:val="center"/>
-            </w:pPr>
-            <w:r>
-              <w:rPr>
-                <w:rFonts w:ascii="Arial" w:hAnsi="Arial"/>
-                <w:sz w:val="17"/>
-              </w:rPr>
-              <w:t>Major</w:t>
-            </w:r>
-          </w:p>
-        </w:tc>
-        <w:tc>
-          <w:tcPr>
-            <w:tcW w:type="dxa" w:w="936"/>
-            <w:tcMar>
-              <w:top w:w="100" w:type="dxa"/>
-              <w:bottom w:w="100" w:type="dxa"/>
-              <w:left w:w="90" w:type="dxa"/>
-              <w:right w:w="90" w:type="dxa"/>
-            </w:tcMar>
-            <w:vAlign w:val="center"/>
-          </w:tcPr>
-          <w:p>
-            <w:pPr>
-              <w:spacing w:before="0" w:after="0"/>
-              <w:jc w:val="center"/>
-            </w:pPr>
-            <w:r>
-              <w:rPr>
-                <w:rFonts w:ascii="Arial" w:hAnsi="Arial"/>
-                <w:sz w:val="17"/>
-              </w:rPr>
-              <w:t>Closed</w:t>
-            </w:r>
-          </w:p>
-        </w:tc>
-      </w:tr>
-    </w:tbl>
-    <w:p>
-      <w:pPr>
-        <w:spacing w:before="160" w:after="40"/>
-      </w:pPr>
-    </w:p>
-    <w:tbl>
-      <w:tblPr>
-        <w:tblW w:type="auto" w:w="0"/>
-        <w:jc w:val="center"/>
-        <w:tblLayout w:type="fixed"/>
-        <w:tblLook w:firstColumn="1" w:firstRow="1" w:lastColumn="0" w:lastRow="0" w:noHBand="0" w:noVBand="1" w:val="04A0"/>
-      </w:tblPr>
-      <w:tblGrid>
-        <w:gridCol w:w="5181"/>
-        <w:gridCol w:w="5181"/>
-        <w:gridCol w:w="5181"/>
-      </w:tblGrid>
-      <w:tr>
-        <w:tc>
-          <w:tcPr>
-            <w:tcW w:type="dxa" w:w="5256"/>
-          </w:tcPr>
-          <w:p>
-            <w:pPr>
-              <w:spacing w:before="0" w:after="40"/>
-            </w:pPr>
-            <w:r>
-              <w:rPr>
-                <w:b/>
-                <w:color w:val="000000"/>
-              </w:rPr>
-              <w:t>_____________________________</w:t>
-              <w:br/>
-            </w:r>
-            <w:r>
-              <w:rPr>
-                <w:b/>
-                <w:sz w:val="18"/>
-              </w:rPr>
-              <w:t>Observed By: Safety officer</w:t>
-              <w:br/>
-            </w:r>
-            <w:r>
-              <w:rPr>
-                <w:b/>
-                <w:sz w:val="18"/>
-              </w:rPr>
-              <w:t>Name: BILAL SAEED MUHAMM</w:t>
-              <w:br/>
-            </w:r>
-            <w:r>
-              <w:rPr>
-                <w:b/>
-                <w:sz w:val="18"/>
-              </w:rPr>
-              <w:t>Date: 30/08/2026</w:t>
-              <w:br/>
-              <w:br/>
-            </w:r>
-            <w:r>
-              <w:rPr>
-                <w:i/>
-                <w:sz w:val="16"/>
-              </w:rPr>
-              <w:t>*Note: Type  – Minor &amp; Major</w:t>
-              <w:br/>
-              <w:t xml:space="preserve">         Status – Open &amp; Closed</w:t>
-            </w:r>
-          </w:p>
-        </w:tc>
-        <w:tc>
-          <w:tcPr>
-            <w:tcW w:type="dxa" w:w="5112"/>
-          </w:tcPr>
-          <w:p>
-            <w:pPr>
-              <w:spacing w:before="0" w:after="40"/>
-            </w:pPr>
-            <w:r>
-              <w:rPr>
-                <w:b/>
-                <w:color w:val="000000"/>
-              </w:rPr>
-              <w:t>_____________________________</w:t>
-              <w:br/>
-            </w:r>
-            <w:r>
-              <w:rPr>
-                <w:b/>
-                <w:sz w:val="18"/>
-              </w:rPr>
-              <w:t>Status By: Engineer</w:t>
-              <w:br/>
-            </w:r>
-            <w:r>
-              <w:rPr>
-                <w:b/>
-                <w:sz w:val="18"/>
-              </w:rPr>
-              <w:t>Name: AAFAQ AHMAD</w:t>
-              <w:br/>
-            </w:r>
-            <w:r>
-              <w:rPr>
-                <w:b/>
-                <w:sz w:val="18"/>
-              </w:rPr>
-              <w:t>Date: 30/08/2026</w:t>
-            </w:r>
-          </w:p>
-        </w:tc>
-        <w:tc>
-          <w:tcPr>
-            <w:tcW w:type="dxa" w:w="5112"/>
-          </w:tcPr>
-          <w:p>
-            <w:pPr>
-              <w:spacing w:before="0" w:after="40"/>
-            </w:pPr>
-            <w:r>
-              <w:rPr>
-                <w:b/>
-                <w:color w:val="000000"/>
-              </w:rPr>
-              <w:t>_____________________________</w:t>
-              <w:br/>
-            </w:r>
-            <w:r>
-              <w:rPr>
-                <w:b/>
-                <w:sz w:val="18"/>
-              </w:rPr>
-              <w:t>Reviewed By: Project Manager</w:t>
-              <w:br/>
-            </w:r>
-            <w:r>
-              <w:rPr>
-                <w:b/>
-                <w:sz w:val="18"/>
-              </w:rPr>
-              <w:t>Name: AHMED GHALWASH</w:t>
-              <w:br/>
-            </w:r>
-            <w:r>
-              <w:rPr>
-                <w:b/>
-                <w:sz w:val="18"/>
-              </w:rPr>
-              <w:t>Date: 19/09/2026</w:t>
-            </w:r>
-          </w:p>
-        </w:tc>
-      </w:tr>
-    </w:tbl>
-    <w:p>
-      <w:pPr>
-        <w:spacing w:before="240" w:after="0"/>
-      </w:pPr>
-      <w:r>
-        <w:rPr>
-          <w:color w:val="505050"/>
-          <w:sz w:val="15"/>
-        </w:rPr>
-        <w:t>EWI 107 Att.2 Rev.1 04 Sep. 2019</w:t>
-      </w:r>
-    </w:p>
-    <w:p>
-      <w:r>
-        <w:br w:type="page"/>
-      </w:r>
-    </w:p>
-    <w:p>
-      <w:pPr>
-        <w:spacing w:before="0" w:after="40"/>
-      </w:pPr>
-      <w:r>
-        <w:rPr>
-          <w:rFonts w:ascii="Arial" w:hAnsi="Arial"/>
-          <w:b/>
-          <w:sz w:val="26"/>
-        </w:rPr>
-        <w:t>HEISCO</w:t>
-      </w:r>
-    </w:p>
-    <w:tbl>
-      <w:tblPr>
-        <w:tblW w:type="auto" w:w="0"/>
-        <w:jc w:val="center"/>
-        <w:tblLayout w:type="fixed"/>
-        <w:tblLook w:firstColumn="1" w:firstRow="1" w:lastColumn="0" w:lastRow="0" w:noHBand="0" w:noVBand="1" w:val="04A0"/>
-        <w:tblBorders>
-          <w:top w:val="single" w:sz="6" w:space="0" w:color="000000"/>
-          <w:bottom w:val="single" w:sz="6" w:space="0" w:color="000000"/>
-          <w:left w:val="single" w:sz="6" w:space="0" w:color="000000"/>
-          <w:right w:val="single" w:sz="6" w:space="0" w:color="000000"/>
-          <w:insideH w:val="single" w:sz="6" w:space="0" w:color="000000"/>
-          <w:insideV w:val="single" w:sz="6" w:space="0" w:color="000000"/>
-        </w:tblBorders>
-      </w:tblPr>
-      <w:tblGrid>
-        <w:gridCol w:w="15542"/>
-      </w:tblGrid>
-      <w:tr>
-        <w:tc>
-          <w:tcPr>
-            <w:tcW w:type="dxa" w:w="15480"/>
-            <w:shd w:fill="E2EFDA"/>
-            <w:tcMar>
-              <w:top w:w="60" w:type="dxa"/>
-              <w:bottom w:w="60" w:type="dxa"/>
-              <w:left w:w="100" w:type="dxa"/>
-              <w:right w:w="100" w:type="dxa"/>
-            </w:tcMar>
-          </w:tcPr>
-          <w:p>
-            <w:pPr>
-              <w:spacing w:before="40" w:after="40"/>
-              <w:jc w:val="center"/>
-            </w:pPr>
-            <w:r>
-              <w:rPr>
-                <w:rFonts w:ascii="Arial" w:hAnsi="Arial"/>
-                <w:b/>
-                <w:sz w:val="22"/>
-              </w:rPr>
-              <w:t>HSE OBSERVATION REGISTER</w:t>
-            </w:r>
-          </w:p>
-        </w:tc>
-      </w:tr>
-    </w:tbl>
-    <w:tbl>
-      <w:tblPr>
-        <w:tblW w:type="auto" w:w="0"/>
-        <w:jc w:val="center"/>
-        <w:tblLayout w:type="fixed"/>
-        <w:tblLook w:firstColumn="1" w:firstRow="1" w:lastColumn="0" w:lastRow="0" w:noHBand="0" w:noVBand="1" w:val="04A0"/>
-      </w:tblPr>
-      <w:tblGrid>
-        <w:gridCol w:w="7771"/>
-        <w:gridCol w:w="7771"/>
-      </w:tblGrid>
-      <w:tr>
-        <w:tc>
-          <w:tcPr>
-            <w:tcW w:type="dxa" w:w="10800"/>
-          </w:tcPr>
-          <w:p>
-            <w:pPr>
-              <w:spacing w:before="60" w:after="20"/>
-            </w:pPr>
-            <w:r>
-              <w:rPr>
-                <w:b/>
-                <w:sz w:val="19"/>
-              </w:rPr>
-              <w:t xml:space="preserve">Ref No: </w:t>
-            </w:r>
-            <w:r>
-              <w:rPr>
-                <w:b/>
-                <w:sz w:val="19"/>
-              </w:rPr>
-              <w:t>433001/HSE-OR/08/2026</w:t>
-            </w:r>
-          </w:p>
-        </w:tc>
-        <w:tc>
-          <w:tcPr>
-            <w:tcW w:type="dxa" w:w="4680"/>
-          </w:tcPr>
-          <w:p>
-            <w:pPr>
-              <w:spacing w:before="60" w:after="20"/>
-              <w:jc w:val="right"/>
-            </w:pPr>
-            <w:r>
-              <w:rPr>
-                <w:b/>
-                <w:sz w:val="19"/>
-              </w:rPr>
-              <w:t xml:space="preserve">Date: </w:t>
-            </w:r>
-            <w:r>
-              <w:rPr>
-                <w:b/>
-                <w:sz w:val="19"/>
-              </w:rPr>
-              <w:t>30/08/2026</w:t>
-            </w:r>
-          </w:p>
-        </w:tc>
-      </w:tr>
-      <w:tr>
-        <w:tc>
-          <w:tcPr>
-            <w:tcW w:type="dxa" w:w="15542"/>
-            <w:gridSpan w:val="2"/>
-          </w:tcPr>
-          <w:p>
-            <w:pPr>
-              <w:spacing w:before="20" w:after="80"/>
-            </w:pPr>
-            <w:r>
-              <w:rPr>
-                <w:b/>
-                <w:sz w:val="19"/>
-              </w:rPr>
-              <w:t xml:space="preserve">CC Name: </w:t>
-            </w:r>
-            <w:r>
-              <w:rPr>
-                <w:b/>
-                <w:sz w:val="19"/>
-              </w:rPr>
-              <w:t>DEBOTTLENECK PRODUCTION FACILITIES ABQAIQ BI NO. 10-10303</w:t>
-            </w:r>
-          </w:p>
-        </w:tc>
-      </w:tr>
-    </w:tbl>
-    <w:tbl>
-      <w:tblPr>
-        <w:tblW w:type="auto" w:w="0"/>
-        <w:jc w:val="center"/>
-        <w:tblLayout w:type="fixed"/>
-        <w:tblLook w:firstColumn="1" w:firstRow="1" w:lastColumn="0" w:lastRow="0" w:noHBand="0" w:noVBand="1" w:val="04A0"/>
-        <w:tblBorders>
-          <w:top w:val="single" w:sz="4" w:space="0" w:color="000000"/>
-          <w:bottom w:val="single" w:sz="4" w:space="0" w:color="000000"/>
-          <w:left w:val="single" w:sz="4" w:space="0" w:color="000000"/>
-          <w:right w:val="single" w:sz="4" w:space="0" w:color="000000"/>
-          <w:insideH w:val="single" w:sz="4" w:space="0" w:color="000000"/>
-          <w:insideV w:val="single" w:sz="4" w:space="0" w:color="000000"/>
-        </w:tblBorders>
-      </w:tblPr>
-      <w:tblGrid>
-        <w:gridCol w:w="1943"/>
-        <w:gridCol w:w="1943"/>
-        <w:gridCol w:w="1943"/>
-        <w:gridCol w:w="1943"/>
-        <w:gridCol w:w="1943"/>
-        <w:gridCol w:w="1943"/>
-        <w:gridCol w:w="1943"/>
-        <w:gridCol w:w="1943"/>
-      </w:tblGrid>
-      <w:tr>
-        <w:trPr>
-          <w:cantSplit/>
-          <w:trHeight w:val="480" w:hRule="atLeast"/>
-        </w:trPr>
-        <w:tc>
-          <w:tcPr>
-            <w:tcW w:type="dxa" w:w="792"/>
-            <w:shd w:fill="E2EFDA"/>
-            <w:tcMar>
-              <w:top w:w="80" w:type="dxa"/>
-              <w:bottom w:w="80" w:type="dxa"/>
-              <w:left w:w="60" w:type="dxa"/>
-              <w:right w:w="60" w:type="dxa"/>
-            </w:tcMar>
-            <w:vAlign w:val="center"/>
-          </w:tcPr>
-          <w:p>
-            <w:pPr>
-              <w:spacing w:before="0" w:after="0"/>
-              <w:jc w:val="center"/>
-            </w:pPr>
-            <w:r>
-              <w:rPr>
-                <w:rFonts w:ascii="Arial" w:hAnsi="Arial"/>
-                <w:b/>
-                <w:sz w:val="17"/>
-              </w:rPr>
-              <w:t>NO:</w:t>
-            </w:r>
-          </w:p>
-        </w:tc>
-        <w:tc>
-          <w:tcPr>
-            <w:tcW w:type="dxa" w:w="1728"/>
-            <w:shd w:fill="E2EFDA"/>
-            <w:tcMar>
-              <w:top w:w="80" w:type="dxa"/>
-              <w:bottom w:w="80" w:type="dxa"/>
-              <w:left w:w="60" w:type="dxa"/>
-              <w:right w:w="60" w:type="dxa"/>
-            </w:tcMar>
-            <w:vAlign w:val="center"/>
-          </w:tcPr>
-          <w:p>
-            <w:pPr>
-              <w:spacing w:before="0" w:after="0"/>
-              <w:jc w:val="center"/>
-            </w:pPr>
-            <w:r>
-              <w:rPr>
-                <w:rFonts w:ascii="Arial" w:hAnsi="Arial"/>
-                <w:b/>
-                <w:sz w:val="17"/>
-              </w:rPr>
-              <w:t>LOCATION</w:t>
-            </w:r>
-          </w:p>
-        </w:tc>
-        <w:tc>
-          <w:tcPr>
-            <w:tcW w:type="dxa" w:w="4104"/>
-            <w:shd w:fill="E2EFDA"/>
-            <w:tcMar>
-              <w:top w:w="80" w:type="dxa"/>
-              <w:bottom w:w="80" w:type="dxa"/>
-              <w:left w:w="60" w:type="dxa"/>
-              <w:right w:w="60" w:type="dxa"/>
-            </w:tcMar>
-            <w:vAlign w:val="center"/>
-          </w:tcPr>
-          <w:p>
-            <w:pPr>
-              <w:spacing w:before="0" w:after="0"/>
-              <w:jc w:val="center"/>
-            </w:pPr>
-            <w:r>
-              <w:rPr>
-                <w:rFonts w:ascii="Arial" w:hAnsi="Arial"/>
-                <w:b/>
-                <w:sz w:val="17"/>
-              </w:rPr>
-              <w:t>OBSERVATION</w:t>
-            </w:r>
-          </w:p>
-        </w:tc>
-        <w:tc>
-          <w:tcPr>
-            <w:tcW w:type="dxa" w:w="4104"/>
-            <w:shd w:fill="E2EFDA"/>
-            <w:tcMar>
-              <w:top w:w="80" w:type="dxa"/>
-              <w:bottom w:w="80" w:type="dxa"/>
-              <w:left w:w="60" w:type="dxa"/>
-              <w:right w:w="60" w:type="dxa"/>
-            </w:tcMar>
-            <w:vAlign w:val="center"/>
-          </w:tcPr>
-          <w:p>
-            <w:pPr>
-              <w:spacing w:before="0" w:after="0"/>
-              <w:jc w:val="center"/>
-            </w:pPr>
-            <w:r>
-              <w:rPr>
-                <w:rFonts w:ascii="Arial" w:hAnsi="Arial"/>
-                <w:b/>
-                <w:sz w:val="17"/>
-              </w:rPr>
-              <w:t>RECOMMENDATION</w:t>
-            </w:r>
-          </w:p>
-        </w:tc>
-        <w:tc>
-          <w:tcPr>
-            <w:tcW w:type="dxa" w:w="1656"/>
-            <w:shd w:fill="E2EFDA"/>
-            <w:tcMar>
-              <w:top w:w="80" w:type="dxa"/>
-              <w:bottom w:w="80" w:type="dxa"/>
-              <w:left w:w="60" w:type="dxa"/>
-              <w:right w:w="60" w:type="dxa"/>
-            </w:tcMar>
-            <w:vAlign w:val="center"/>
-          </w:tcPr>
-          <w:p>
-            <w:pPr>
-              <w:spacing w:before="0" w:after="0"/>
-              <w:jc w:val="center"/>
-            </w:pPr>
-            <w:r>
-              <w:rPr>
-                <w:rFonts w:ascii="Arial" w:hAnsi="Arial"/>
-                <w:b/>
-                <w:sz w:val="17"/>
-              </w:rPr>
-              <w:t>RESPONSIBLE</w:t>
-              <w:br/>
-              <w:t>ENTITY</w:t>
-            </w:r>
-          </w:p>
-        </w:tc>
-        <w:tc>
-          <w:tcPr>
-            <w:tcW w:type="dxa" w:w="1224"/>
-            <w:shd w:fill="E2EFDA"/>
-            <w:tcMar>
-              <w:top w:w="80" w:type="dxa"/>
-              <w:bottom w:w="80" w:type="dxa"/>
-              <w:left w:w="60" w:type="dxa"/>
-              <w:right w:w="60" w:type="dxa"/>
-            </w:tcMar>
-            <w:vAlign w:val="center"/>
-          </w:tcPr>
-          <w:p>
-            <w:pPr>
-              <w:spacing w:before="0" w:after="0"/>
-              <w:jc w:val="center"/>
-            </w:pPr>
-            <w:r>
-              <w:rPr>
-                <w:rFonts w:ascii="Arial" w:hAnsi="Arial"/>
-                <w:b/>
-                <w:sz w:val="17"/>
-              </w:rPr>
-              <w:t>DUE DATE</w:t>
-            </w:r>
-          </w:p>
-        </w:tc>
-        <w:tc>
-          <w:tcPr>
-            <w:tcW w:type="dxa" w:w="936"/>
-            <w:shd w:fill="E2EFDA"/>
-            <w:tcMar>
-              <w:top w:w="80" w:type="dxa"/>
-              <w:bottom w:w="80" w:type="dxa"/>
-              <w:left w:w="60" w:type="dxa"/>
-              <w:right w:w="60" w:type="dxa"/>
-            </w:tcMar>
-            <w:vAlign w:val="center"/>
-          </w:tcPr>
-          <w:p>
-            <w:pPr>
-              <w:spacing w:before="0" w:after="0"/>
-              <w:jc w:val="center"/>
-            </w:pPr>
-            <w:r>
-              <w:rPr>
-                <w:rFonts w:ascii="Arial" w:hAnsi="Arial"/>
-                <w:b/>
-                <w:sz w:val="17"/>
-              </w:rPr>
-              <w:t>TYPE</w:t>
-            </w:r>
-          </w:p>
-        </w:tc>
-        <w:tc>
-          <w:tcPr>
-            <w:tcW w:type="dxa" w:w="936"/>
-            <w:shd w:fill="E2EFDA"/>
-            <w:tcMar>
-              <w:top w:w="80" w:type="dxa"/>
-              <w:bottom w:w="80" w:type="dxa"/>
-              <w:left w:w="60" w:type="dxa"/>
-              <w:right w:w="60" w:type="dxa"/>
-            </w:tcMar>
-            <w:vAlign w:val="center"/>
-          </w:tcPr>
-          <w:p>
-            <w:pPr>
-              <w:spacing w:before="0" w:after="0"/>
-              <w:jc w:val="center"/>
-            </w:pPr>
-            <w:r>
-              <w:rPr>
-                <w:rFonts w:ascii="Arial" w:hAnsi="Arial"/>
-                <w:b/>
-                <w:sz w:val="17"/>
-              </w:rPr>
-              <w:t>STATUS</w:t>
-            </w:r>
-          </w:p>
-        </w:tc>
-      </w:tr>
-      <w:tr>
-        <w:trPr>
-          <w:cantSplit/>
-          <w:trHeight w:val="1360" w:hRule="atLeast"/>
-        </w:trPr>
-        <w:tc>
-          <w:tcPr>
-            <w:tcW w:type="dxa" w:w="792"/>
-            <w:tcMar>
-              <w:top w:w="100" w:type="dxa"/>
-              <w:bottom w:w="100" w:type="dxa"/>
-              <w:left w:w="90" w:type="dxa"/>
-              <w:right w:w="90" w:type="dxa"/>
-            </w:tcMar>
-            <w:vAlign w:val="center"/>
-          </w:tcPr>
-          <w:p>
-            <w:pPr>
-              <w:spacing w:before="0" w:after="0"/>
-              <w:jc w:val="center"/>
-            </w:pPr>
-            <w:r>
-              <w:rPr>
-                <w:rFonts w:ascii="Arial" w:hAnsi="Arial"/>
-                <w:sz w:val="17"/>
-              </w:rPr>
-              <w:t>22</w:t>
-            </w:r>
-          </w:p>
-        </w:tc>
-        <w:tc>
-          <w:tcPr>
-            <w:tcW w:type="dxa" w:w="1728"/>
-            <w:tcMar>
-              <w:top w:w="100" w:type="dxa"/>
-              <w:bottom w:w="100" w:type="dxa"/>
-              <w:left w:w="90" w:type="dxa"/>
-              <w:right w:w="90" w:type="dxa"/>
-            </w:tcMar>
-            <w:vAlign w:val="center"/>
-          </w:tcPr>
-          <w:p>
-            <w:pPr>
-              <w:spacing w:before="0" w:after="0"/>
-              <w:jc w:val="center"/>
-            </w:pPr>
-            <w:r>
-              <w:rPr>
-                <w:rFonts w:ascii="Arial" w:hAnsi="Arial"/>
-                <w:sz w:val="17"/>
-              </w:rPr>
-              <w:t>GOSP - 03</w:t>
-            </w:r>
-          </w:p>
-        </w:tc>
-        <w:tc>
-          <w:tcPr>
-            <w:tcW w:type="dxa" w:w="4104"/>
-            <w:tcMar>
-              <w:top w:w="100" w:type="dxa"/>
-              <w:bottom w:w="100" w:type="dxa"/>
-              <w:left w:w="90" w:type="dxa"/>
-              <w:right w:w="90" w:type="dxa"/>
-            </w:tcMar>
-            <w:vAlign w:val="center"/>
-          </w:tcPr>
-          <w:p>
-            <w:pPr>
-              <w:spacing w:before="0" w:after="0"/>
-              <w:jc w:val="left"/>
-            </w:pPr>
-            <w:r>
-              <w:rPr>
-                <w:rFonts w:ascii="Arial" w:hAnsi="Arial"/>
-                <w:sz w:val="17"/>
-              </w:rPr>
-              <w:t>No emergency eyewash station was available in the saltwater work area.</w:t>
-            </w:r>
-          </w:p>
-        </w:tc>
-        <w:tc>
-          <w:tcPr>
-            <w:tcW w:type="dxa" w:w="4104"/>
-            <w:tcMar>
-              <w:top w:w="100" w:type="dxa"/>
-              <w:bottom w:w="100" w:type="dxa"/>
-              <w:left w:w="90" w:type="dxa"/>
-              <w:right w:w="90" w:type="dxa"/>
-            </w:tcMar>
-            <w:vAlign w:val="center"/>
-          </w:tcPr>
-          <w:p>
-            <w:pPr>
-              <w:spacing w:before="0" w:after="0"/>
-              <w:jc w:val="left"/>
-            </w:pPr>
-            <w:r>
-              <w:rPr>
-                <w:rFonts w:ascii="Arial" w:hAnsi="Arial"/>
-                <w:sz w:val="17"/>
-              </w:rPr>
-              <w:t>A portable, shaded eyewash station was installed in a clearly marked, accessible location.</w:t>
-            </w:r>
-          </w:p>
-        </w:tc>
-        <w:tc>
-          <w:tcPr>
-            <w:tcW w:type="dxa" w:w="1656"/>
-            <w:tcMar>
-              <w:top w:w="100" w:type="dxa"/>
-              <w:bottom w:w="100" w:type="dxa"/>
-              <w:left w:w="90" w:type="dxa"/>
-              <w:right w:w="90" w:type="dxa"/>
-            </w:tcMar>
-            <w:vAlign w:val="center"/>
-          </w:tcPr>
-          <w:p>
-            <w:pPr>
-              <w:spacing w:before="0" w:after="0"/>
-              <w:jc w:val="center"/>
-            </w:pPr>
-            <w:r>
-              <w:rPr>
-                <w:rFonts w:ascii="Arial" w:hAnsi="Arial"/>
-                <w:sz w:val="17"/>
-              </w:rPr>
-              <w:t>Civil Supervisor</w:t>
-            </w:r>
-          </w:p>
-        </w:tc>
-        <w:tc>
-          <w:tcPr>
-            <w:tcW w:type="dxa" w:w="1224"/>
-            <w:tcMar>
-              <w:top w:w="100" w:type="dxa"/>
-              <w:bottom w:w="100" w:type="dxa"/>
-              <w:left w:w="90" w:type="dxa"/>
-              <w:right w:w="90" w:type="dxa"/>
-            </w:tcMar>
-            <w:vAlign w:val="center"/>
-          </w:tcPr>
-          <w:p>
-            <w:pPr>
-              <w:spacing w:before="0" w:after="0"/>
-              <w:jc w:val="center"/>
-            </w:pPr>
-            <w:r>
-              <w:rPr>
-                <w:rFonts w:ascii="Arial" w:hAnsi="Arial"/>
-                <w:sz w:val="17"/>
-              </w:rPr>
-              <w:t>30/08/2026</w:t>
-            </w:r>
-          </w:p>
-        </w:tc>
-        <w:tc>
-          <w:tcPr>
-            <w:tcW w:type="dxa" w:w="936"/>
-            <w:tcMar>
-              <w:top w:w="100" w:type="dxa"/>
-              <w:bottom w:w="100" w:type="dxa"/>
-              <w:left w:w="90" w:type="dxa"/>
-              <w:right w:w="90" w:type="dxa"/>
-            </w:tcMar>
-            <w:vAlign w:val="center"/>
-          </w:tcPr>
-          <w:p>
-            <w:pPr>
-              <w:spacing w:before="0" w:after="0"/>
-              <w:jc w:val="center"/>
-            </w:pPr>
-            <w:r>
-              <w:rPr>
-                <w:rFonts w:ascii="Arial" w:hAnsi="Arial"/>
-                <w:sz w:val="17"/>
-              </w:rPr>
-              <w:t>Major</w:t>
-            </w:r>
-          </w:p>
-        </w:tc>
-        <w:tc>
-          <w:tcPr>
-            <w:tcW w:type="dxa" w:w="936"/>
-            <w:tcMar>
-              <w:top w:w="100" w:type="dxa"/>
-              <w:bottom w:w="100" w:type="dxa"/>
-              <w:left w:w="90" w:type="dxa"/>
-              <w:right w:w="90" w:type="dxa"/>
-            </w:tcMar>
-            <w:vAlign w:val="center"/>
-          </w:tcPr>
-          <w:p>
-            <w:pPr>
-              <w:spacing w:before="0" w:after="0"/>
-              <w:jc w:val="center"/>
-            </w:pPr>
-            <w:r>
-              <w:rPr>
-                <w:rFonts w:ascii="Arial" w:hAnsi="Arial"/>
-                <w:sz w:val="17"/>
-              </w:rPr>
-              <w:t>Closed</w:t>
-            </w:r>
-          </w:p>
-        </w:tc>
-      </w:tr>
-      <w:tr>
-        <w:trPr>
-          <w:cantSplit/>
-          <w:trHeight w:val="1360" w:hRule="atLeast"/>
-        </w:trPr>
-        <w:tc>
-          <w:tcPr>
-            <w:tcW w:type="dxa" w:w="792"/>
-            <w:tcMar>
-              <w:top w:w="100" w:type="dxa"/>
-              <w:bottom w:w="100" w:type="dxa"/>
-              <w:left w:w="90" w:type="dxa"/>
-              <w:right w:w="90" w:type="dxa"/>
-            </w:tcMar>
-            <w:vAlign w:val="center"/>
-          </w:tcPr>
-          <w:p>
-            <w:pPr>
-              <w:spacing w:before="0" w:after="0"/>
-              <w:jc w:val="center"/>
-            </w:pPr>
-            <w:r>
-              <w:rPr>
-                <w:rFonts w:ascii="Arial" w:hAnsi="Arial"/>
-                <w:sz w:val="17"/>
-              </w:rPr>
-              <w:t>23</w:t>
-            </w:r>
-          </w:p>
-        </w:tc>
-        <w:tc>
-          <w:tcPr>
-            <w:tcW w:type="dxa" w:w="1728"/>
-            <w:tcMar>
-              <w:top w:w="100" w:type="dxa"/>
-              <w:bottom w:w="100" w:type="dxa"/>
-              <w:left w:w="90" w:type="dxa"/>
-              <w:right w:w="90" w:type="dxa"/>
-            </w:tcMar>
-            <w:vAlign w:val="center"/>
-          </w:tcPr>
-          <w:p>
-            <w:pPr>
-              <w:spacing w:before="0" w:after="0"/>
-              <w:jc w:val="center"/>
-            </w:pPr>
-            <w:r>
-              <w:rPr>
-                <w:rFonts w:ascii="Arial" w:hAnsi="Arial"/>
-                <w:sz w:val="17"/>
-              </w:rPr>
-              <w:t>LAYDOWN</w:t>
-            </w:r>
-          </w:p>
-        </w:tc>
-        <w:tc>
-          <w:tcPr>
-            <w:tcW w:type="dxa" w:w="4104"/>
-            <w:tcMar>
-              <w:top w:w="100" w:type="dxa"/>
-              <w:bottom w:w="100" w:type="dxa"/>
-              <w:left w:w="90" w:type="dxa"/>
-              <w:right w:w="90" w:type="dxa"/>
-            </w:tcMar>
-            <w:vAlign w:val="center"/>
-          </w:tcPr>
-          <w:p>
-            <w:pPr>
-              <w:spacing w:before="0" w:after="0"/>
-              <w:jc w:val="left"/>
-            </w:pPr>
-            <w:r>
-              <w:rPr>
-                <w:rFonts w:ascii="Arial" w:hAnsi="Arial"/>
-                <w:sz w:val="17"/>
-              </w:rPr>
-              <w:t>Scaffolding material was stored at the edge of an excavation, creating a surcharge load.</w:t>
-            </w:r>
-          </w:p>
-        </w:tc>
-        <w:tc>
-          <w:tcPr>
-            <w:tcW w:type="dxa" w:w="4104"/>
-            <w:tcMar>
-              <w:top w:w="100" w:type="dxa"/>
-              <w:bottom w:w="100" w:type="dxa"/>
-              <w:left w:w="90" w:type="dxa"/>
-              <w:right w:w="90" w:type="dxa"/>
-            </w:tcMar>
-            <w:vAlign w:val="center"/>
-          </w:tcPr>
-          <w:p>
-            <w:pPr>
-              <w:spacing w:before="0" w:after="0"/>
-              <w:jc w:val="left"/>
-            </w:pPr>
-            <w:r>
-              <w:rPr>
-                <w:rFonts w:ascii="Arial" w:hAnsi="Arial"/>
-                <w:sz w:val="17"/>
-              </w:rPr>
-              <w:t>All materials were removed from the edge of the excavation to a designated storage area.</w:t>
-            </w:r>
-          </w:p>
-        </w:tc>
-        <w:tc>
-          <w:tcPr>
-            <w:tcW w:type="dxa" w:w="1656"/>
-            <w:tcMar>
-              <w:top w:w="100" w:type="dxa"/>
-              <w:bottom w:w="100" w:type="dxa"/>
-              <w:left w:w="90" w:type="dxa"/>
-              <w:right w:w="90" w:type="dxa"/>
-            </w:tcMar>
-            <w:vAlign w:val="center"/>
-          </w:tcPr>
-          <w:p>
-            <w:pPr>
-              <w:spacing w:before="0" w:after="0"/>
-              <w:jc w:val="center"/>
-            </w:pPr>
-            <w:r>
-              <w:rPr>
-                <w:rFonts w:ascii="Arial" w:hAnsi="Arial"/>
-                <w:sz w:val="17"/>
-              </w:rPr>
-              <w:t>Scaffolding Supervisor</w:t>
-            </w:r>
-          </w:p>
-        </w:tc>
-        <w:tc>
-          <w:tcPr>
-            <w:tcW w:type="dxa" w:w="1224"/>
-            <w:tcMar>
-              <w:top w:w="100" w:type="dxa"/>
-              <w:bottom w:w="100" w:type="dxa"/>
-              <w:left w:w="90" w:type="dxa"/>
-              <w:right w:w="90" w:type="dxa"/>
-            </w:tcMar>
-            <w:vAlign w:val="center"/>
-          </w:tcPr>
-          <w:p>
-            <w:pPr>
-              <w:spacing w:before="0" w:after="0"/>
-              <w:jc w:val="center"/>
-            </w:pPr>
-            <w:r>
-              <w:rPr>
-                <w:rFonts w:ascii="Arial" w:hAnsi="Arial"/>
-                <w:sz w:val="17"/>
-              </w:rPr>
-              <w:t>03/09/2026</w:t>
-            </w:r>
-          </w:p>
-        </w:tc>
-        <w:tc>
-          <w:tcPr>
-            <w:tcW w:type="dxa" w:w="936"/>
-            <w:tcMar>
-              <w:top w:w="100" w:type="dxa"/>
-              <w:bottom w:w="100" w:type="dxa"/>
-              <w:left w:w="90" w:type="dxa"/>
-              <w:right w:w="90" w:type="dxa"/>
-            </w:tcMar>
-            <w:vAlign w:val="center"/>
-          </w:tcPr>
-          <w:p>
-            <w:pPr>
-              <w:spacing w:before="0" w:after="0"/>
-              <w:jc w:val="center"/>
-            </w:pPr>
-            <w:r>
-              <w:rPr>
-                <w:rFonts w:ascii="Arial" w:hAnsi="Arial"/>
-                <w:sz w:val="17"/>
-              </w:rPr>
-              <w:t>Major</w:t>
-            </w:r>
-          </w:p>
-        </w:tc>
-        <w:tc>
-          <w:tcPr>
-            <w:tcW w:type="dxa" w:w="936"/>
-            <w:tcMar>
-              <w:top w:w="100" w:type="dxa"/>
-              <w:bottom w:w="100" w:type="dxa"/>
-              <w:left w:w="90" w:type="dxa"/>
-              <w:right w:w="90" w:type="dxa"/>
-            </w:tcMar>
-            <w:vAlign w:val="center"/>
-          </w:tcPr>
-          <w:p>
-            <w:pPr>
-              <w:spacing w:before="0" w:after="0"/>
-              <w:jc w:val="center"/>
-            </w:pPr>
-            <w:r>
-              <w:rPr>
-                <w:rFonts w:ascii="Arial" w:hAnsi="Arial"/>
-                <w:sz w:val="17"/>
-              </w:rPr>
-              <w:t>Closed</w:t>
-            </w:r>
-          </w:p>
-        </w:tc>
-      </w:tr>
-      <w:tr>
-        <w:trPr>
-          <w:cantSplit/>
-          <w:trHeight w:val="1360" w:hRule="atLeast"/>
-        </w:trPr>
-        <w:tc>
-          <w:tcPr>
-            <w:tcW w:type="dxa" w:w="792"/>
-            <w:tcMar>
-              <w:top w:w="100" w:type="dxa"/>
-              <w:bottom w:w="100" w:type="dxa"/>
-              <w:left w:w="90" w:type="dxa"/>
-              <w:right w:w="90" w:type="dxa"/>
-            </w:tcMar>
-            <w:vAlign w:val="center"/>
-          </w:tcPr>
-          <w:p>
-            <w:pPr>
-              <w:spacing w:before="0" w:after="0"/>
-              <w:jc w:val="center"/>
-            </w:pPr>
-            <w:r>
-              <w:rPr>
-                <w:rFonts w:ascii="Arial" w:hAnsi="Arial"/>
-                <w:sz w:val="17"/>
-              </w:rPr>
-              <w:t>24</w:t>
-            </w:r>
-          </w:p>
-        </w:tc>
-        <w:tc>
-          <w:tcPr>
-            <w:tcW w:type="dxa" w:w="1728"/>
-            <w:tcMar>
-              <w:top w:w="100" w:type="dxa"/>
-              <w:bottom w:w="100" w:type="dxa"/>
-              <w:left w:w="90" w:type="dxa"/>
-              <w:right w:w="90" w:type="dxa"/>
-            </w:tcMar>
-            <w:vAlign w:val="center"/>
-          </w:tcPr>
-          <w:p>
-            <w:pPr>
-              <w:spacing w:before="0" w:after="0"/>
-              <w:jc w:val="center"/>
-            </w:pPr>
-            <w:r>
-              <w:rPr>
-                <w:rFonts w:ascii="Arial" w:hAnsi="Arial"/>
-                <w:sz w:val="17"/>
-              </w:rPr>
-              <w:t>LAYDOWN</w:t>
-            </w:r>
-          </w:p>
-        </w:tc>
-        <w:tc>
-          <w:tcPr>
-            <w:tcW w:type="dxa" w:w="4104"/>
-            <w:tcMar>
-              <w:top w:w="100" w:type="dxa"/>
-              <w:bottom w:w="100" w:type="dxa"/>
-              <w:left w:w="90" w:type="dxa"/>
-              <w:right w:w="90" w:type="dxa"/>
-            </w:tcMar>
-            <w:vAlign w:val="center"/>
-          </w:tcPr>
-          <w:p>
-            <w:pPr>
-              <w:spacing w:before="0" w:after="0"/>
-              <w:jc w:val="left"/>
-            </w:pPr>
-            <w:r>
-              <w:rPr>
-                <w:rFonts w:ascii="Arial" w:hAnsi="Arial"/>
-                <w:sz w:val="17"/>
-              </w:rPr>
-              <w:t>Wooden planks with protruding nails were found in the work area.</w:t>
-            </w:r>
-          </w:p>
-        </w:tc>
-        <w:tc>
-          <w:tcPr>
-            <w:tcW w:type="dxa" w:w="4104"/>
-            <w:tcMar>
-              <w:top w:w="100" w:type="dxa"/>
-              <w:bottom w:w="100" w:type="dxa"/>
-              <w:left w:w="90" w:type="dxa"/>
-              <w:right w:w="90" w:type="dxa"/>
-            </w:tcMar>
-            <w:vAlign w:val="center"/>
-          </w:tcPr>
-          <w:p>
-            <w:pPr>
-              <w:spacing w:before="0" w:after="0"/>
-              <w:jc w:val="left"/>
-            </w:pPr>
-            <w:r>
-              <w:rPr>
-                <w:rFonts w:ascii="Arial" w:hAnsi="Arial"/>
-                <w:sz w:val="17"/>
-              </w:rPr>
-              <w:t>All wood with protruding nails was collected, and the nails were removed or bent over.</w:t>
-            </w:r>
-          </w:p>
-        </w:tc>
-        <w:tc>
-          <w:tcPr>
-            <w:tcW w:type="dxa" w:w="1656"/>
-            <w:tcMar>
-              <w:top w:w="100" w:type="dxa"/>
-              <w:bottom w:w="100" w:type="dxa"/>
-              <w:left w:w="90" w:type="dxa"/>
-              <w:right w:w="90" w:type="dxa"/>
-            </w:tcMar>
-            <w:vAlign w:val="center"/>
-          </w:tcPr>
-          <w:p>
-            <w:pPr>
-              <w:spacing w:before="0" w:after="0"/>
-              <w:jc w:val="center"/>
-            </w:pPr>
-            <w:r>
-              <w:rPr>
-                <w:rFonts w:ascii="Arial" w:hAnsi="Arial"/>
-                <w:sz w:val="17"/>
-              </w:rPr>
-              <w:t>Rigger 3</w:t>
-            </w:r>
-          </w:p>
-        </w:tc>
-        <w:tc>
-          <w:tcPr>
-            <w:tcW w:type="dxa" w:w="1224"/>
-            <w:tcMar>
-              <w:top w:w="100" w:type="dxa"/>
-              <w:bottom w:w="100" w:type="dxa"/>
-              <w:left w:w="90" w:type="dxa"/>
-              <w:right w:w="90" w:type="dxa"/>
-            </w:tcMar>
-            <w:vAlign w:val="center"/>
-          </w:tcPr>
-          <w:p>
-            <w:pPr>
-              <w:spacing w:before="0" w:after="0"/>
-              <w:jc w:val="center"/>
-            </w:pPr>
-            <w:r>
-              <w:rPr>
-                <w:rFonts w:ascii="Arial" w:hAnsi="Arial"/>
-                <w:sz w:val="17"/>
-              </w:rPr>
-              <w:t>03/09/2026</w:t>
-            </w:r>
-          </w:p>
-        </w:tc>
-        <w:tc>
-          <w:tcPr>
-            <w:tcW w:type="dxa" w:w="936"/>
-            <w:tcMar>
-              <w:top w:w="100" w:type="dxa"/>
-              <w:bottom w:w="100" w:type="dxa"/>
-              <w:left w:w="90" w:type="dxa"/>
-              <w:right w:w="90" w:type="dxa"/>
-            </w:tcMar>
-            <w:vAlign w:val="center"/>
-          </w:tcPr>
-          <w:p>
-            <w:pPr>
-              <w:spacing w:before="0" w:after="0"/>
-              <w:jc w:val="center"/>
-            </w:pPr>
-            <w:r>
-              <w:rPr>
-                <w:rFonts w:ascii="Arial" w:hAnsi="Arial"/>
-                <w:sz w:val="17"/>
-              </w:rPr>
-              <w:t>Minor</w:t>
-            </w:r>
-          </w:p>
-        </w:tc>
-        <w:tc>
-          <w:tcPr>
-            <w:tcW w:type="dxa" w:w="936"/>
-            <w:tcMar>
-              <w:top w:w="100" w:type="dxa"/>
-              <w:bottom w:w="100" w:type="dxa"/>
-              <w:left w:w="90" w:type="dxa"/>
-              <w:right w:w="90" w:type="dxa"/>
-            </w:tcMar>
-            <w:vAlign w:val="center"/>
-          </w:tcPr>
-          <w:p>
-            <w:pPr>
-              <w:spacing w:before="0" w:after="0"/>
-              <w:jc w:val="center"/>
-            </w:pPr>
-            <w:r>
-              <w:rPr>
-                <w:rFonts w:ascii="Arial" w:hAnsi="Arial"/>
-                <w:sz w:val="17"/>
-              </w:rPr>
-              <w:t>Closed</w:t>
-            </w:r>
-          </w:p>
-        </w:tc>
-      </w:tr>
-    </w:tbl>
-    <w:p>
-      <w:pPr>
-        <w:spacing w:before="160" w:after="40"/>
-      </w:pPr>
-    </w:p>
-    <w:tbl>
-      <w:tblPr>
-        <w:tblW w:type="auto" w:w="0"/>
-        <w:jc w:val="center"/>
-        <w:tblLayout w:type="fixed"/>
-        <w:tblLook w:firstColumn="1" w:firstRow="1" w:lastColumn="0" w:lastRow="0" w:noHBand="0" w:noVBand="1" w:val="04A0"/>
-      </w:tblPr>
-      <w:tblGrid>
-        <w:gridCol w:w="5181"/>
-        <w:gridCol w:w="5181"/>
-        <w:gridCol w:w="5181"/>
-      </w:tblGrid>
-      <w:tr>
-        <w:tc>
-          <w:tcPr>
-            <w:tcW w:type="dxa" w:w="5256"/>
-          </w:tcPr>
-          <w:p>
-            <w:pPr>
-              <w:spacing w:before="0" w:after="40"/>
-            </w:pPr>
-            <w:r>
-              <w:rPr>
-                <w:b/>
-                <w:color w:val="000000"/>
-              </w:rPr>
-              <w:t>_____________________________</w:t>
-              <w:br/>
-            </w:r>
-            <w:r>
-              <w:rPr>
-                <w:b/>
-                <w:sz w:val="18"/>
-              </w:rPr>
-              <w:t>Observed By: Safety officer</w:t>
-              <w:br/>
-            </w:r>
-            <w:r>
-              <w:rPr>
-                <w:b/>
-                <w:sz w:val="18"/>
-              </w:rPr>
-              <w:t>Name: BILAL SAEED MUHAMM</w:t>
-              <w:br/>
-            </w:r>
-            <w:r>
-              <w:rPr>
-                <w:b/>
-                <w:sz w:val="18"/>
-              </w:rPr>
-              <w:t>Date: 30/08/2026</w:t>
-              <w:br/>
-              <w:br/>
-            </w:r>
-            <w:r>
-              <w:rPr>
-                <w:i/>
-                <w:sz w:val="16"/>
-              </w:rPr>
-              <w:t>*Note: Type  – Minor &amp; Major</w:t>
-              <w:br/>
-              <w:t xml:space="preserve">         Status – Open &amp; Closed</w:t>
-            </w:r>
-          </w:p>
-        </w:tc>
-        <w:tc>
-          <w:tcPr>
-            <w:tcW w:type="dxa" w:w="5112"/>
-          </w:tcPr>
-          <w:p>
-            <w:pPr>
-              <w:spacing w:before="0" w:after="40"/>
-            </w:pPr>
-            <w:r>
-              <w:rPr>
-                <w:b/>
-                <w:color w:val="000000"/>
-              </w:rPr>
-              <w:t>_____________________________</w:t>
-              <w:br/>
-            </w:r>
-            <w:r>
-              <w:rPr>
-                <w:b/>
-                <w:sz w:val="18"/>
-              </w:rPr>
-              <w:t>Status By: Engineer</w:t>
-              <w:br/>
-            </w:r>
-            <w:r>
-              <w:rPr>
-                <w:b/>
-                <w:sz w:val="18"/>
-              </w:rPr>
-              <w:t>Name: AAFAQ AHMAD</w:t>
-              <w:br/>
-            </w:r>
-            <w:r>
-              <w:rPr>
-                <w:b/>
-                <w:sz w:val="18"/>
-              </w:rPr>
-              <w:t>Date: 30/08/2026</w:t>
+              <w:t>Date: 18/09/2026</w:t>
             </w:r>
           </w:p>
         </w:tc>

--- a/output/HSE_Observation_Register.docx
+++ b/output/HSE_Observation_Register.docx
@@ -119,7 +119,7 @@
                 <w:b/>
                 <w:sz w:val="19"/>
               </w:rPr>
-              <w:t>15/09/2026</w:t>
+              <w:t>01/09/2026</w:t>
             </w:r>
           </w:p>
         </w:tc>
@@ -427,7 +427,6 @@
                 <w:rFonts w:ascii="Arial" w:hAnsi="Arial"/>
                 <w:sz w:val="17"/>
               </w:rPr>
-              <w:t>1</w:t>
             </w:r>
           </w:p>
         </w:tc>
@@ -452,7 +451,7 @@
                 <w:rFonts w:ascii="Arial" w:hAnsi="Arial"/>
                 <w:sz w:val="17"/>
               </w:rPr>
-              <w:t>Substation 1</w:t>
+              <w:t>Area A</w:t>
             </w:r>
           </w:p>
         </w:tc>
@@ -477,7 +476,7 @@
                 <w:rFonts w:ascii="Arial" w:hAnsi="Arial"/>
                 <w:sz w:val="17"/>
               </w:rPr>
-              <w:t>Damaged electrical cable</w:t>
+              <w:t>Obs 1</w:t>
             </w:r>
           </w:p>
         </w:tc>
@@ -502,7 +501,7 @@
                 <w:rFonts w:ascii="Arial" w:hAnsi="Arial"/>
                 <w:sz w:val="17"/>
               </w:rPr>
-              <w:t>Replace cable immediately</w:t>
+              <w:t>Rec 1</w:t>
             </w:r>
           </w:p>
         </w:tc>
@@ -527,7 +526,7 @@
                 <w:rFonts w:ascii="Arial" w:hAnsi="Arial"/>
                 <w:sz w:val="17"/>
               </w:rPr>
-              <w:t>John Doe</w:t>
+              <w:t>Worker 1</w:t>
             </w:r>
           </w:p>
         </w:tc>
@@ -552,7 +551,7 @@
                 <w:rFonts w:ascii="Arial" w:hAnsi="Arial"/>
                 <w:sz w:val="17"/>
               </w:rPr>
-              <w:t>15/09/2026</w:t>
+              <w:t>01/09/2026</w:t>
             </w:r>
           </w:p>
         </w:tc>
@@ -633,7 +632,6 @@
                 <w:rFonts w:ascii="Arial" w:hAnsi="Arial"/>
                 <w:sz w:val="17"/>
               </w:rPr>
-              <w:t>2</w:t>
             </w:r>
           </w:p>
         </w:tc>
@@ -658,7 +656,7 @@
                 <w:rFonts w:ascii="Arial" w:hAnsi="Arial"/>
                 <w:sz w:val="17"/>
               </w:rPr>
-              <w:t>Storage Yard</w:t>
+              <w:t>Area B</w:t>
             </w:r>
           </w:p>
         </w:tc>
@@ -683,7 +681,7 @@
                 <w:rFonts w:ascii="Arial" w:hAnsi="Arial"/>
                 <w:sz w:val="17"/>
               </w:rPr>
-              <w:t>Missing fire extinguisher tag</w:t>
+              <w:t>Obs 2</w:t>
             </w:r>
           </w:p>
         </w:tc>
@@ -708,7 +706,7 @@
                 <w:rFonts w:ascii="Arial" w:hAnsi="Arial"/>
                 <w:sz w:val="17"/>
               </w:rPr>
-              <w:t>Inspect and tag extinguisher</w:t>
+              <w:t>Rec 2</w:t>
             </w:r>
           </w:p>
         </w:tc>
@@ -733,7 +731,7 @@
                 <w:rFonts w:ascii="Arial" w:hAnsi="Arial"/>
                 <w:sz w:val="17"/>
               </w:rPr>
-              <w:t>Jane Smith</w:t>
+              <w:t>Worker 2</w:t>
             </w:r>
           </w:p>
         </w:tc>
@@ -758,7 +756,7 @@
                 <w:rFonts w:ascii="Arial" w:hAnsi="Arial"/>
                 <w:sz w:val="17"/>
               </w:rPr>
-              <w:t>16/09/2026</w:t>
+              <w:t>02/09/2026</w:t>
             </w:r>
           </w:p>
         </w:tc>
@@ -839,7 +837,6 @@
                 <w:rFonts w:ascii="Arial" w:hAnsi="Arial"/>
                 <w:sz w:val="17"/>
               </w:rPr>
-              <w:t>3</w:t>
             </w:r>
           </w:p>
         </w:tc>
@@ -864,7 +861,7 @@
                 <w:rFonts w:ascii="Arial" w:hAnsi="Arial"/>
                 <w:sz w:val="17"/>
               </w:rPr>
-              <w:t>Pump House</w:t>
+              <w:t>Area C</w:t>
             </w:r>
           </w:p>
         </w:tc>
@@ -889,7 +886,7 @@
                 <w:rFonts w:ascii="Arial" w:hAnsi="Arial"/>
                 <w:sz w:val="17"/>
               </w:rPr>
-              <w:t>Uncovered trench</w:t>
+              <w:t>Obs 3</w:t>
             </w:r>
           </w:p>
         </w:tc>
@@ -914,7 +911,7 @@
                 <w:rFonts w:ascii="Arial" w:hAnsi="Arial"/>
                 <w:sz w:val="17"/>
               </w:rPr>
-              <w:t>Install barricade and cover</w:t>
+              <w:t>Rec 3</w:t>
             </w:r>
           </w:p>
         </w:tc>
@@ -939,7 +936,7 @@
                 <w:rFonts w:ascii="Arial" w:hAnsi="Arial"/>
                 <w:sz w:val="17"/>
               </w:rPr>
-              <w:t>Bob Wilson</w:t>
+              <w:t>Worker 3</w:t>
             </w:r>
           </w:p>
         </w:tc>
@@ -964,7 +961,7 @@
                 <w:rFonts w:ascii="Arial" w:hAnsi="Arial"/>
                 <w:sz w:val="17"/>
               </w:rPr>
-              <w:t>17/09/2026</w:t>
+              <w:t>03/09/2026</w:t>
             </w:r>
           </w:p>
         </w:tc>
@@ -1067,7 +1064,7 @@
                 <w:b/>
                 <w:sz w:val="18"/>
               </w:rPr>
-              <w:t>Name: Officer Mike</w:t>
+              <w:t>Name: Safety A</w:t>
               <w:br/>
             </w:r>
             <w:r>
@@ -1075,7 +1072,7 @@
                 <w:b/>
                 <w:sz w:val="18"/>
               </w:rPr>
-              <w:t>Date: 15/09/2026</w:t>
+              <w:t>Date: 01/09/2026</w:t>
               <w:br/>
               <w:br/>
             </w:r>
@@ -1119,7 +1116,7 @@
                 <w:b/>
                 <w:sz w:val="18"/>
               </w:rPr>
-              <w:t>Name: John Doe</w:t>
+              <w:t>Name: Worker 1</w:t>
               <w:br/>
             </w:r>
             <w:r>
@@ -1127,7 +1124,7 @@
                 <w:b/>
                 <w:sz w:val="18"/>
               </w:rPr>
-              <w:t>Date: 15/09/2026</w:t>
+              <w:t>Date: 01/09/2026</w:t>
             </w:r>
           </w:p>
         </w:tc>
@@ -1308,7 +1305,7 @@
                 <w:b/>
                 <w:sz w:val="19"/>
               </w:rPr>
-              <w:t>18/09/2026</w:t>
+              <w:t>04/09/2026</w:t>
             </w:r>
           </w:p>
         </w:tc>
@@ -1616,7 +1613,6 @@
                 <w:rFonts w:ascii="Arial" w:hAnsi="Arial"/>
                 <w:sz w:val="17"/>
               </w:rPr>
-              <w:t>4</w:t>
             </w:r>
           </w:p>
         </w:tc>
@@ -1641,7 +1637,7 @@
                 <w:rFonts w:ascii="Arial" w:hAnsi="Arial"/>
                 <w:sz w:val="17"/>
               </w:rPr>
-              <w:t>Gate 2</w:t>
+              <w:t>Area D</w:t>
             </w:r>
           </w:p>
         </w:tc>
@@ -1666,7 +1662,7 @@
                 <w:rFonts w:ascii="Arial" w:hAnsi="Arial"/>
                 <w:sz w:val="17"/>
               </w:rPr>
-              <w:t>No safety helmet</w:t>
+              <w:t>Obs 4</w:t>
             </w:r>
           </w:p>
         </w:tc>
@@ -1691,7 +1687,7 @@
                 <w:rFonts w:ascii="Arial" w:hAnsi="Arial"/>
                 <w:sz w:val="17"/>
               </w:rPr>
-              <w:t>Provide PPE</w:t>
+              <w:t>Rec 4</w:t>
             </w:r>
           </w:p>
         </w:tc>
@@ -1716,7 +1712,7 @@
                 <w:rFonts w:ascii="Arial" w:hAnsi="Arial"/>
                 <w:sz w:val="17"/>
               </w:rPr>
-              <w:t>Alice Brown</w:t>
+              <w:t>Worker 4</w:t>
             </w:r>
           </w:p>
         </w:tc>
@@ -1741,7 +1737,7 @@
                 <w:rFonts w:ascii="Arial" w:hAnsi="Arial"/>
                 <w:sz w:val="17"/>
               </w:rPr>
-              <w:t>18/09/2026</w:t>
+              <w:t>04/09/2026</w:t>
             </w:r>
           </w:p>
         </w:tc>
@@ -1796,6 +1792,211 @@
           </w:p>
         </w:tc>
       </w:tr>
+      <w:tr>
+        <w:trPr>
+          <w:cantSplit/>
+          <w:trHeight w:val="1360" w:hRule="atLeast"/>
+        </w:trPr>
+        <w:tc>
+          <w:tcPr>
+            <w:tcW w:type="dxa" w:w="792"/>
+            <w:tcMar>
+              <w:top w:w="100" w:type="dxa"/>
+              <w:bottom w:w="100" w:type="dxa"/>
+              <w:left w:w="90" w:type="dxa"/>
+              <w:right w:w="90" w:type="dxa"/>
+            </w:tcMar>
+            <w:vAlign w:val="center"/>
+          </w:tcPr>
+          <w:p>
+            <w:pPr>
+              <w:spacing w:before="0" w:after="0"/>
+              <w:jc w:val="center"/>
+            </w:pPr>
+            <w:r>
+              <w:rPr>
+                <w:rFonts w:ascii="Arial" w:hAnsi="Arial"/>
+                <w:sz w:val="17"/>
+              </w:rPr>
+            </w:r>
+          </w:p>
+        </w:tc>
+        <w:tc>
+          <w:tcPr>
+            <w:tcW w:type="dxa" w:w="1728"/>
+            <w:tcMar>
+              <w:top w:w="100" w:type="dxa"/>
+              <w:bottom w:w="100" w:type="dxa"/>
+              <w:left w:w="90" w:type="dxa"/>
+              <w:right w:w="90" w:type="dxa"/>
+            </w:tcMar>
+            <w:vAlign w:val="center"/>
+          </w:tcPr>
+          <w:p>
+            <w:pPr>
+              <w:spacing w:before="0" w:after="0"/>
+              <w:jc w:val="center"/>
+            </w:pPr>
+            <w:r>
+              <w:rPr>
+                <w:rFonts w:ascii="Arial" w:hAnsi="Arial"/>
+                <w:sz w:val="17"/>
+              </w:rPr>
+              <w:t>Area E</w:t>
+            </w:r>
+          </w:p>
+        </w:tc>
+        <w:tc>
+          <w:tcPr>
+            <w:tcW w:type="dxa" w:w="4104"/>
+            <w:tcMar>
+              <w:top w:w="100" w:type="dxa"/>
+              <w:bottom w:w="100" w:type="dxa"/>
+              <w:left w:w="90" w:type="dxa"/>
+              <w:right w:w="90" w:type="dxa"/>
+            </w:tcMar>
+            <w:vAlign w:val="center"/>
+          </w:tcPr>
+          <w:p>
+            <w:pPr>
+              <w:spacing w:before="0" w:after="0"/>
+              <w:jc w:val="left"/>
+            </w:pPr>
+            <w:r>
+              <w:rPr>
+                <w:rFonts w:ascii="Arial" w:hAnsi="Arial"/>
+                <w:sz w:val="17"/>
+              </w:rPr>
+              <w:t>Obs 5</w:t>
+            </w:r>
+          </w:p>
+        </w:tc>
+        <w:tc>
+          <w:tcPr>
+            <w:tcW w:type="dxa" w:w="4104"/>
+            <w:tcMar>
+              <w:top w:w="100" w:type="dxa"/>
+              <w:bottom w:w="100" w:type="dxa"/>
+              <w:left w:w="90" w:type="dxa"/>
+              <w:right w:w="90" w:type="dxa"/>
+            </w:tcMar>
+            <w:vAlign w:val="center"/>
+          </w:tcPr>
+          <w:p>
+            <w:pPr>
+              <w:spacing w:before="0" w:after="0"/>
+              <w:jc w:val="left"/>
+            </w:pPr>
+            <w:r>
+              <w:rPr>
+                <w:rFonts w:ascii="Arial" w:hAnsi="Arial"/>
+                <w:sz w:val="17"/>
+              </w:rPr>
+              <w:t>Rec 5</w:t>
+            </w:r>
+          </w:p>
+        </w:tc>
+        <w:tc>
+          <w:tcPr>
+            <w:tcW w:type="dxa" w:w="1656"/>
+            <w:tcMar>
+              <w:top w:w="100" w:type="dxa"/>
+              <w:bottom w:w="100" w:type="dxa"/>
+              <w:left w:w="90" w:type="dxa"/>
+              <w:right w:w="90" w:type="dxa"/>
+            </w:tcMar>
+            <w:vAlign w:val="center"/>
+          </w:tcPr>
+          <w:p>
+            <w:pPr>
+              <w:spacing w:before="0" w:after="0"/>
+              <w:jc w:val="center"/>
+            </w:pPr>
+            <w:r>
+              <w:rPr>
+                <w:rFonts w:ascii="Arial" w:hAnsi="Arial"/>
+                <w:sz w:val="17"/>
+              </w:rPr>
+              <w:t>Worker 5</w:t>
+            </w:r>
+          </w:p>
+        </w:tc>
+        <w:tc>
+          <w:tcPr>
+            <w:tcW w:type="dxa" w:w="1224"/>
+            <w:tcMar>
+              <w:top w:w="100" w:type="dxa"/>
+              <w:bottom w:w="100" w:type="dxa"/>
+              <w:left w:w="90" w:type="dxa"/>
+              <w:right w:w="90" w:type="dxa"/>
+            </w:tcMar>
+            <w:vAlign w:val="center"/>
+          </w:tcPr>
+          <w:p>
+            <w:pPr>
+              <w:spacing w:before="0" w:after="0"/>
+              <w:jc w:val="center"/>
+            </w:pPr>
+            <w:r>
+              <w:rPr>
+                <w:rFonts w:ascii="Arial" w:hAnsi="Arial"/>
+                <w:sz w:val="17"/>
+              </w:rPr>
+              <w:t>05/09/2026</w:t>
+            </w:r>
+          </w:p>
+        </w:tc>
+        <w:tc>
+          <w:tcPr>
+            <w:tcW w:type="dxa" w:w="936"/>
+            <w:tcMar>
+              <w:top w:w="100" w:type="dxa"/>
+              <w:bottom w:w="100" w:type="dxa"/>
+              <w:left w:w="90" w:type="dxa"/>
+              <w:right w:w="90" w:type="dxa"/>
+            </w:tcMar>
+            <w:vAlign w:val="center"/>
+          </w:tcPr>
+          <w:p>
+            <w:pPr>
+              <w:spacing w:before="0" w:after="0"/>
+              <w:jc w:val="center"/>
+            </w:pPr>
+            <w:r>
+              <w:rPr>
+                <w:rFonts w:ascii="Arial" w:hAnsi="Arial"/>
+                <w:sz w:val="17"/>
+              </w:rPr>
+              <w:t>Major</w:t>
+            </w:r>
+          </w:p>
+        </w:tc>
+        <w:tc>
+          <w:tcPr>
+            <w:tcW w:type="dxa" w:w="936"/>
+            <w:tcMar>
+              <w:top w:w="100" w:type="dxa"/>
+              <w:bottom w:w="100" w:type="dxa"/>
+              <w:left w:w="90" w:type="dxa"/>
+              <w:right w:w="90" w:type="dxa"/>
+            </w:tcMar>
+            <w:vAlign w:val="center"/>
+          </w:tcPr>
+          <w:p>
+            <w:pPr>
+              <w:spacing w:before="0" w:after="0"/>
+              <w:jc w:val="center"/>
+            </w:pPr>
+            <w:r>
+              <w:rPr>
+                <w:rFonts w:ascii="Arial" w:hAnsi="Arial"/>
+                <w:sz w:val="17"/>
+              </w:rPr>
+              <w:t>Open</w:t>
+            </w:r>
+          </w:p>
+        </w:tc>
+      </w:tr>
     </w:tbl>
     <w:p>
       <w:pPr>
@@ -1844,7 +2045,7 @@
                 <w:b/>
                 <w:sz w:val="18"/>
               </w:rPr>
-              <w:t>Name: Officer Sarah</w:t>
+              <w:t>Name: Safety A</w:t>
               <w:br/>
             </w:r>
             <w:r>
@@ -1852,7 +2053,7 @@
                 <w:b/>
                 <w:sz w:val="18"/>
               </w:rPr>
-              <w:t>Date: 18/09/2026</w:t>
+              <w:t>Date: 04/09/2026</w:t>
               <w:br/>
               <w:br/>
             </w:r>
@@ -1896,7 +2097,7 @@
                 <w:b/>
                 <w:sz w:val="18"/>
               </w:rPr>
-              <w:t>Name: Alice Brown</w:t>
+              <w:t>Name: Worker 1</w:t>
               <w:br/>
             </w:r>
             <w:r>
@@ -1904,7 +2105,7 @@
                 <w:b/>
                 <w:sz w:val="18"/>
               </w:rPr>
-              <w:t>Date: 18/09/2026</w:t>
+              <w:t>Date: 04/09/2026</w:t>
             </w:r>
           </w:p>
         </w:tc>

--- a/output/HSE_Observation_Register.docx
+++ b/output/HSE_Observation_Register.docx
@@ -119,7 +119,7 @@
                 <w:b/>
                 <w:sz w:val="19"/>
               </w:rPr>
-              <w:t>01/09/2026</w:t>
+              <w:t>10/09/2026</w:t>
             </w:r>
           </w:p>
         </w:tc>
@@ -451,7 +451,7 @@
                 <w:rFonts w:ascii="Arial" w:hAnsi="Arial"/>
                 <w:sz w:val="17"/>
               </w:rPr>
-              <w:t>Area A</w:t>
+              <w:t>Area 1</w:t>
             </w:r>
           </w:p>
         </w:tc>
@@ -476,7 +476,7 @@
                 <w:rFonts w:ascii="Arial" w:hAnsi="Arial"/>
                 <w:sz w:val="17"/>
               </w:rPr>
-              <w:t>Obs 1</w:t>
+              <w:t>Finding A</w:t>
             </w:r>
           </w:p>
         </w:tc>
@@ -501,7 +501,7 @@
                 <w:rFonts w:ascii="Arial" w:hAnsi="Arial"/>
                 <w:sz w:val="17"/>
               </w:rPr>
-              <w:t>Rec 1</w:t>
+              <w:t>Action A</w:t>
             </w:r>
           </w:p>
         </w:tc>
@@ -526,7 +526,7 @@
                 <w:rFonts w:ascii="Arial" w:hAnsi="Arial"/>
                 <w:sz w:val="17"/>
               </w:rPr>
-              <w:t>Worker 1</w:t>
+              <w:t>User A</w:t>
             </w:r>
           </w:p>
         </w:tc>
@@ -551,7 +551,7 @@
                 <w:rFonts w:ascii="Arial" w:hAnsi="Arial"/>
                 <w:sz w:val="17"/>
               </w:rPr>
-              <w:t>01/09/2026</w:t>
+              <w:t>10/09/2026</w:t>
             </w:r>
           </w:p>
         </w:tc>
@@ -656,7 +656,7 @@
                 <w:rFonts w:ascii="Arial" w:hAnsi="Arial"/>
                 <w:sz w:val="17"/>
               </w:rPr>
-              <w:t>Area B</w:t>
+              <w:t>Area 2</w:t>
             </w:r>
           </w:p>
         </w:tc>
@@ -681,7 +681,7 @@
                 <w:rFonts w:ascii="Arial" w:hAnsi="Arial"/>
                 <w:sz w:val="17"/>
               </w:rPr>
-              <w:t>Obs 2</w:t>
+              <w:t>Finding B</w:t>
             </w:r>
           </w:p>
         </w:tc>
@@ -706,7 +706,7 @@
                 <w:rFonts w:ascii="Arial" w:hAnsi="Arial"/>
                 <w:sz w:val="17"/>
               </w:rPr>
-              <w:t>Rec 2</w:t>
+              <w:t>Action B</w:t>
             </w:r>
           </w:p>
         </w:tc>
@@ -731,7 +731,7 @@
                 <w:rFonts w:ascii="Arial" w:hAnsi="Arial"/>
                 <w:sz w:val="17"/>
               </w:rPr>
-              <w:t>Worker 2</w:t>
+              <w:t>User B</w:t>
             </w:r>
           </w:p>
         </w:tc>
@@ -756,7 +756,7 @@
                 <w:rFonts w:ascii="Arial" w:hAnsi="Arial"/>
                 <w:sz w:val="17"/>
               </w:rPr>
-              <w:t>02/09/2026</w:t>
+              <w:t>11/09/2026</w:t>
             </w:r>
           </w:p>
         </w:tc>
@@ -861,7 +861,7 @@
                 <w:rFonts w:ascii="Arial" w:hAnsi="Arial"/>
                 <w:sz w:val="17"/>
               </w:rPr>
-              <w:t>Area C</w:t>
+              <w:t>Area 3</w:t>
             </w:r>
           </w:p>
         </w:tc>
@@ -886,7 +886,7 @@
                 <w:rFonts w:ascii="Arial" w:hAnsi="Arial"/>
                 <w:sz w:val="17"/>
               </w:rPr>
-              <w:t>Obs 3</w:t>
+              <w:t>Finding C</w:t>
             </w:r>
           </w:p>
         </w:tc>
@@ -911,7 +911,7 @@
                 <w:rFonts w:ascii="Arial" w:hAnsi="Arial"/>
                 <w:sz w:val="17"/>
               </w:rPr>
-              <w:t>Rec 3</w:t>
+              <w:t>Action C</w:t>
             </w:r>
           </w:p>
         </w:tc>
@@ -936,7 +936,7 @@
                 <w:rFonts w:ascii="Arial" w:hAnsi="Arial"/>
                 <w:sz w:val="17"/>
               </w:rPr>
-              <w:t>Worker 3</w:t>
+              <w:t>User C</w:t>
             </w:r>
           </w:p>
         </w:tc>
@@ -961,7 +961,7 @@
                 <w:rFonts w:ascii="Arial" w:hAnsi="Arial"/>
                 <w:sz w:val="17"/>
               </w:rPr>
-              <w:t>03/09/2026</w:t>
+              <w:t>12/09/2026</w:t>
             </w:r>
           </w:p>
         </w:tc>
@@ -1064,7 +1064,7 @@
                 <w:b/>
                 <w:sz w:val="18"/>
               </w:rPr>
-              <w:t>Name: Safety A</w:t>
+              <w:t>Name: Officer 1</w:t>
               <w:br/>
             </w:r>
             <w:r>
@@ -1072,7 +1072,7 @@
                 <w:b/>
                 <w:sz w:val="18"/>
               </w:rPr>
-              <w:t>Date: 01/09/2026</w:t>
+              <w:t>Date: 10/09/2026</w:t>
               <w:br/>
               <w:br/>
             </w:r>
@@ -1116,7 +1116,7 @@
                 <w:b/>
                 <w:sz w:val="18"/>
               </w:rPr>
-              <w:t>Name: Worker 1</w:t>
+              <w:t>Name: User A</w:t>
               <w:br/>
             </w:r>
             <w:r>
@@ -1124,7 +1124,7 @@
                 <w:b/>
                 <w:sz w:val="18"/>
               </w:rPr>
-              <w:t>Date: 01/09/2026</w:t>
+              <w:t>Date: 10/09/2026</w:t>
             </w:r>
           </w:p>
         </w:tc>
@@ -1305,7 +1305,7 @@
                 <w:b/>
                 <w:sz w:val="19"/>
               </w:rPr>
-              <w:t>04/09/2026</w:t>
+              <w:t>13/09/2026</w:t>
             </w:r>
           </w:p>
         </w:tc>
@@ -1637,7 +1637,7 @@
                 <w:rFonts w:ascii="Arial" w:hAnsi="Arial"/>
                 <w:sz w:val="17"/>
               </w:rPr>
-              <w:t>Area D</w:t>
+              <w:t>Area 4</w:t>
             </w:r>
           </w:p>
         </w:tc>
@@ -1662,7 +1662,7 @@
                 <w:rFonts w:ascii="Arial" w:hAnsi="Arial"/>
                 <w:sz w:val="17"/>
               </w:rPr>
-              <w:t>Obs 4</w:t>
+              <w:t>Finding D</w:t>
             </w:r>
           </w:p>
         </w:tc>
@@ -1687,7 +1687,7 @@
                 <w:rFonts w:ascii="Arial" w:hAnsi="Arial"/>
                 <w:sz w:val="17"/>
               </w:rPr>
-              <w:t>Rec 4</w:t>
+              <w:t>Action D</w:t>
             </w:r>
           </w:p>
         </w:tc>
@@ -1712,7 +1712,7 @@
                 <w:rFonts w:ascii="Arial" w:hAnsi="Arial"/>
                 <w:sz w:val="17"/>
               </w:rPr>
-              <w:t>Worker 4</w:t>
+              <w:t>User D</w:t>
             </w:r>
           </w:p>
         </w:tc>
@@ -1737,7 +1737,7 @@
                 <w:rFonts w:ascii="Arial" w:hAnsi="Arial"/>
                 <w:sz w:val="17"/>
               </w:rPr>
-              <w:t>04/09/2026</w:t>
+              <w:t>13/09/2026</w:t>
             </w:r>
           </w:p>
         </w:tc>
@@ -1792,211 +1792,6 @@
           </w:p>
         </w:tc>
       </w:tr>
-      <w:tr>
-        <w:trPr>
-          <w:cantSplit/>
-          <w:trHeight w:val="1360" w:hRule="atLeast"/>
-        </w:trPr>
-        <w:tc>
-          <w:tcPr>
-            <w:tcW w:type="dxa" w:w="792"/>
-            <w:tcMar>
-              <w:top w:w="100" w:type="dxa"/>
-              <w:bottom w:w="100" w:type="dxa"/>
-              <w:left w:w="90" w:type="dxa"/>
-              <w:right w:w="90" w:type="dxa"/>
-            </w:tcMar>
-            <w:vAlign w:val="center"/>
-          </w:tcPr>
-          <w:p>
-            <w:pPr>
-              <w:spacing w:before="0" w:after="0"/>
-              <w:jc w:val="center"/>
-            </w:pPr>
-            <w:r>
-              <w:rPr>
-                <w:rFonts w:ascii="Arial" w:hAnsi="Arial"/>
-                <w:sz w:val="17"/>
-              </w:rPr>
-            </w:r>
-          </w:p>
-        </w:tc>
-        <w:tc>
-          <w:tcPr>
-            <w:tcW w:type="dxa" w:w="1728"/>
-            <w:tcMar>
-              <w:top w:w="100" w:type="dxa"/>
-              <w:bottom w:w="100" w:type="dxa"/>
-              <w:left w:w="90" w:type="dxa"/>
-              <w:right w:w="90" w:type="dxa"/>
-            </w:tcMar>
-            <w:vAlign w:val="center"/>
-          </w:tcPr>
-          <w:p>
-            <w:pPr>
-              <w:spacing w:before="0" w:after="0"/>
-              <w:jc w:val="center"/>
-            </w:pPr>
-            <w:r>
-              <w:rPr>
-                <w:rFonts w:ascii="Arial" w:hAnsi="Arial"/>
-                <w:sz w:val="17"/>
-              </w:rPr>
-              <w:t>Area E</w:t>
-            </w:r>
-          </w:p>
-        </w:tc>
-        <w:tc>
-          <w:tcPr>
-            <w:tcW w:type="dxa" w:w="4104"/>
-            <w:tcMar>
-              <w:top w:w="100" w:type="dxa"/>
-              <w:bottom w:w="100" w:type="dxa"/>
-              <w:left w:w="90" w:type="dxa"/>
-              <w:right w:w="90" w:type="dxa"/>
-            </w:tcMar>
-            <w:vAlign w:val="center"/>
-          </w:tcPr>
-          <w:p>
-            <w:pPr>
-              <w:spacing w:before="0" w:after="0"/>
-              <w:jc w:val="left"/>
-            </w:pPr>
-            <w:r>
-              <w:rPr>
-                <w:rFonts w:ascii="Arial" w:hAnsi="Arial"/>
-                <w:sz w:val="17"/>
-              </w:rPr>
-              <w:t>Obs 5</w:t>
-            </w:r>
-          </w:p>
-        </w:tc>
-        <w:tc>
-          <w:tcPr>
-            <w:tcW w:type="dxa" w:w="4104"/>
-            <w:tcMar>
-              <w:top w:w="100" w:type="dxa"/>
-              <w:bottom w:w="100" w:type="dxa"/>
-              <w:left w:w="90" w:type="dxa"/>
-              <w:right w:w="90" w:type="dxa"/>
-            </w:tcMar>
-            <w:vAlign w:val="center"/>
-          </w:tcPr>
-          <w:p>
-            <w:pPr>
-              <w:spacing w:before="0" w:after="0"/>
-              <w:jc w:val="left"/>
-            </w:pPr>
-            <w:r>
-              <w:rPr>
-                <w:rFonts w:ascii="Arial" w:hAnsi="Arial"/>
-                <w:sz w:val="17"/>
-              </w:rPr>
-              <w:t>Rec 5</w:t>
-            </w:r>
-          </w:p>
-        </w:tc>
-        <w:tc>
-          <w:tcPr>
-            <w:tcW w:type="dxa" w:w="1656"/>
-            <w:tcMar>
-              <w:top w:w="100" w:type="dxa"/>
-              <w:bottom w:w="100" w:type="dxa"/>
-              <w:left w:w="90" w:type="dxa"/>
-              <w:right w:w="90" w:type="dxa"/>
-            </w:tcMar>
-            <w:vAlign w:val="center"/>
-          </w:tcPr>
-          <w:p>
-            <w:pPr>
-              <w:spacing w:before="0" w:after="0"/>
-              <w:jc w:val="center"/>
-            </w:pPr>
-            <w:r>
-              <w:rPr>
-                <w:rFonts w:ascii="Arial" w:hAnsi="Arial"/>
-                <w:sz w:val="17"/>
-              </w:rPr>
-              <w:t>Worker 5</w:t>
-            </w:r>
-          </w:p>
-        </w:tc>
-        <w:tc>
-          <w:tcPr>
-            <w:tcW w:type="dxa" w:w="1224"/>
-            <w:tcMar>
-              <w:top w:w="100" w:type="dxa"/>
-              <w:bottom w:w="100" w:type="dxa"/>
-              <w:left w:w="90" w:type="dxa"/>
-              <w:right w:w="90" w:type="dxa"/>
-            </w:tcMar>
-            <w:vAlign w:val="center"/>
-          </w:tcPr>
-          <w:p>
-            <w:pPr>
-              <w:spacing w:before="0" w:after="0"/>
-              <w:jc w:val="center"/>
-            </w:pPr>
-            <w:r>
-              <w:rPr>
-                <w:rFonts w:ascii="Arial" w:hAnsi="Arial"/>
-                <w:sz w:val="17"/>
-              </w:rPr>
-              <w:t>05/09/2026</w:t>
-            </w:r>
-          </w:p>
-        </w:tc>
-        <w:tc>
-          <w:tcPr>
-            <w:tcW w:type="dxa" w:w="936"/>
-            <w:tcMar>
-              <w:top w:w="100" w:type="dxa"/>
-              <w:bottom w:w="100" w:type="dxa"/>
-              <w:left w:w="90" w:type="dxa"/>
-              <w:right w:w="90" w:type="dxa"/>
-            </w:tcMar>
-            <w:vAlign w:val="center"/>
-          </w:tcPr>
-          <w:p>
-            <w:pPr>
-              <w:spacing w:before="0" w:after="0"/>
-              <w:jc w:val="center"/>
-            </w:pPr>
-            <w:r>
-              <w:rPr>
-                <w:rFonts w:ascii="Arial" w:hAnsi="Arial"/>
-                <w:sz w:val="17"/>
-              </w:rPr>
-              <w:t>Major</w:t>
-            </w:r>
-          </w:p>
-        </w:tc>
-        <w:tc>
-          <w:tcPr>
-            <w:tcW w:type="dxa" w:w="936"/>
-            <w:tcMar>
-              <w:top w:w="100" w:type="dxa"/>
-              <w:bottom w:w="100" w:type="dxa"/>
-              <w:left w:w="90" w:type="dxa"/>
-              <w:right w:w="90" w:type="dxa"/>
-            </w:tcMar>
-            <w:vAlign w:val="center"/>
-          </w:tcPr>
-          <w:p>
-            <w:pPr>
-              <w:spacing w:before="0" w:after="0"/>
-              <w:jc w:val="center"/>
-            </w:pPr>
-            <w:r>
-              <w:rPr>
-                <w:rFonts w:ascii="Arial" w:hAnsi="Arial"/>
-                <w:sz w:val="17"/>
-              </w:rPr>
-              <w:t>Open</w:t>
-            </w:r>
-          </w:p>
-        </w:tc>
-      </w:tr>
     </w:tbl>
     <w:p>
       <w:pPr>
@@ -2045,7 +1840,7 @@
                 <w:b/>
                 <w:sz w:val="18"/>
               </w:rPr>
-              <w:t>Name: Safety A</w:t>
+              <w:t>Name: Officer 1</w:t>
               <w:br/>
             </w:r>
             <w:r>
@@ -2053,7 +1848,7 @@
                 <w:b/>
                 <w:sz w:val="18"/>
               </w:rPr>
-              <w:t>Date: 04/09/2026</w:t>
+              <w:t>Date: 13/09/2026</w:t>
               <w:br/>
               <w:br/>
             </w:r>
@@ -2097,7 +1892,7 @@
                 <w:b/>
                 <w:sz w:val="18"/>
               </w:rPr>
-              <w:t>Name: Worker 1</w:t>
+              <w:t>Name: User A</w:t>
               <w:br/>
             </w:r>
             <w:r>
@@ -2105,7 +1900,7 @@
                 <w:b/>
                 <w:sz w:val="18"/>
               </w:rPr>
-              <w:t>Date: 04/09/2026</w:t>
+              <w:t>Date: 13/09/2026</w:t>
             </w:r>
           </w:p>
         </w:tc>
